--- a/docs/project_plan_review_2026-08-25.docx
+++ b/docs/project_plan_review_2026-08-25.docx
@@ -103,7 +103,7 @@
                 <w:sz w:val="19"/>
                 <w:szCs w:val="19"/>
               </w:rPr>
-              <w:t xml:space="preserve">2026-08-25</w:t>
+              <w:t xml:space="preserve">2026-08-25 · rev.2</w:t>
             </w:r>
           </w:p>
         </w:tc>
@@ -146,7 +146,7 @@
                 <w:sz w:val="19"/>
                 <w:szCs w:val="19"/>
               </w:rPr>
-              <w:t xml:space="preserve">develop @ 3f358c6</w:t>
+              <w:t xml:space="preserve">develop @ 689ede6</w:t>
             </w:r>
           </w:p>
         </w:tc>
@@ -189,7 +189,7 @@
                 <w:sz w:val="19"/>
                 <w:szCs w:val="19"/>
               </w:rPr>
-              <w:t xml:space="preserve">post-M6, pre-M7</w:t>
+              <w:t xml:space="preserve">post-M7, pre-M8</w:t>
             </w:r>
           </w:p>
         </w:tc>
@@ -232,7 +232,7 @@
                 <w:sz w:val="19"/>
                 <w:szCs w:val="19"/>
               </w:rPr>
-              <w:t xml:space="preserve">14 doc .md + 12 issue</w:t>
+              <w:t xml:space="preserve">16 doc .md + PR #31</w:t>
             </w:r>
           </w:p>
         </w:tc>
@@ -254,7 +254,7 @@
           <w:sz w:val="22"/>
           <w:szCs w:val="22"/>
         </w:rPr>
-        <w:t xml:space="preserve">Il progetto ha attraversato, in quattro giorni, l'intero ciclo che si era proposto: una review tecnica critica ha trovato tre difetti bloccanti su giunture mai esercitate, un piano di recupero (M5–M8) li ha attaccati in ordine di costo, e la milestone M6 ha prodotto la prima esecuzione end-to-end reale della storia del progetto — 9 casi di test su 9, con generazione, verifica e collaudo Go/No-Go tutti dal vivo. La disciplina di processo dichiarata (rosso prima di verde, harvest verde prima di spegnere, verifica indipendente ai gate) è stata rispettata con poche eccezioni, anche quando ha significato ammettere un incidente operativo per iscritto.</w:t>
+        <w:t xml:space="preserve">Da questa mattina il progetto ha chiuso anche M7: la topologia Docker reale, sulla workstation privata dell'utente (RTX 3090, 32 core), ha trovato altri sei bug reali su giunture mai esercitate — stesso pattern di M6, stessa disciplina rosso→verde — e ha prodotto il primo G-code della storia del progetto. Con M7 chiuso, sei milestone su otto hanno ora un criterio di accettazione soddisfatto, e la coppia RunPod↔Docker ha esercitato dal vivo sedici casi di test end-to-end in due topologie diverse.</w:t>
       </w:r>
     </w:p>
     <w:p>
@@ -268,9 +268,211 @@
           <w:sz w:val="21"/>
           <w:szCs w:val="21"/>
         </w:rPr>
-        <w:t xml:space="preserve">Quello che segue non è una nuova revisione tecnica del codice — c'è già, in docs/review_tecnica.md — ma una lettura dello stato di piano e processo a valle di M6: cosa è davvero chiuso, cosa è dichiarato chiuso ma non lo è ancora su GitHub, cosa è pronto a partire e non è partito, e cosa resta genuinamente aperto prima di M7/M8.</w:t>
-      </w:r>
-    </w:p>
+        <w:t xml:space="preserve">Quello che segue non è una nuova revisione tecnica del codice — c'è già, in docs/review_tecnica.md e in docs/logbook_fase7.md — ma l'aggiornamento della lettura di stato di piano e processo pubblicata questa mattina: cosa è cambiato nel frattempo, cosa resta lo stesso gap non ancora chiuso, e cosa emerge di nuovo ora che anche M7 è passata dal vivo.</w:t>
+      </w:r>
+    </w:p>
+    <w:p>
+      <w:pPr>
+        <w:spacing w:after="200" w:before="160"/>
+      </w:pPr>
+    </w:p>
+    <w:tbl>
+      <w:tblPr>
+        <w:tblW w:type="dxa" w:w="9360"/>
+        <w:tblBorders>
+          <w:top w:val="single" w:color="auto" w:sz="4"/>
+          <w:left w:val="single" w:color="auto" w:sz="4"/>
+          <w:bottom w:val="single" w:color="auto" w:sz="4"/>
+          <w:right w:val="single" w:color="auto" w:sz="4"/>
+          <w:insideH w:val="single" w:color="auto" w:sz="4"/>
+          <w:insideV w:val="single" w:color="auto" w:sz="4"/>
+        </w:tblBorders>
+      </w:tblPr>
+      <w:tblGrid>
+        <w:gridCol w:w="9360"/>
+      </w:tblGrid>
+      <w:tr>
+        <w:tc>
+          <w:tcPr>
+            <w:tcW w:type="dxa" w:w="9360"/>
+            <w:tcBorders>
+              <w:top w:val="single" w:color="CBD6D3" w:sz="4"/>
+              <w:left w:val="single" w:color="CBD6D3" w:sz="4"/>
+              <w:bottom w:val="single" w:color="CBD6D3" w:sz="4"/>
+              <w:right w:val="single" w:color="CBD6D3" w:sz="4"/>
+            </w:tcBorders>
+            <w:shd w:fill="DCEBEA" w:val="clear"/>
+            <w:tcMar>
+              <w:top w:type="dxa" w:w="100"/>
+              <w:left w:type="dxa" w:w="120"/>
+              <w:bottom w:type="dxa" w:w="100"/>
+              <w:right w:type="dxa" w:w="120"/>
+            </w:tcMar>
+            <w:vAlign w:val="top"/>
+          </w:tcPr>
+          <w:p>
+            <w:pPr>
+              <w:spacing w:after="100"/>
+            </w:pPr>
+            <w:r>
+              <w:rPr>
+                <w:rFonts w:ascii="Consolas" w:cs="Consolas" w:eastAsia="Consolas" w:hAnsi="Consolas"/>
+                <w:b/>
+                <w:bCs/>
+                <w:color w:val="0E4A4F"/>
+                <w:sz w:val="15"/>
+                <w:szCs w:val="15"/>
+              </w:rPr>
+              <w:t xml:space="preserve">DALL'ULTIMA VERSIONE DI QUESTA REVIEW (25/08, MATTINA)</w:t>
+            </w:r>
+          </w:p>
+          <w:p>
+            <w:pPr>
+              <w:spacing w:after="90"/>
+            </w:pPr>
+            <w:r>
+              <w:rPr>
+                <w:rFonts w:ascii="Consolas" w:cs="Consolas" w:eastAsia="Consolas" w:hAnsi="Consolas"/>
+                <w:b/>
+                <w:bCs/>
+                <w:color w:val="2E7D4F"/>
+                <w:sz w:val="19"/>
+                <w:szCs w:val="19"/>
+              </w:rPr>
+              <w:t xml:space="preserve">✓  </w:t>
+            </w:r>
+            <w:r>
+              <w:rPr>
+                <w:rFonts w:ascii="Georgia" w:cs="Georgia" w:eastAsia="Georgia" w:hAnsi="Georgia"/>
+                <w:b/>
+                <w:bCs/>
+                <w:color w:val="17262A"/>
+                <w:sz w:val="19"/>
+                <w:szCs w:val="19"/>
+              </w:rPr>
+              <w:t xml:space="preserve">M7 eseguita e accettata — </w:t>
+            </w:r>
+            <w:r>
+              <w:rPr>
+                <w:rFonts w:ascii="Georgia" w:cs="Georgia" w:eastAsia="Georgia" w:hAnsi="Georgia"/>
+                <w:color w:val="17262A"/>
+                <w:sz w:val="19"/>
+                <w:szCs w:val="19"/>
+              </w:rPr>
+              <w:t xml:space="preserve">PR #31 mergiata dall'utente lo stesso giorno del gate: TC-E2E-1..7 verdi, 3 verifiche di isolamento attive, primo G-code prodotto.</w:t>
+            </w:r>
+          </w:p>
+          <w:p>
+            <w:pPr>
+              <w:spacing w:after="90"/>
+            </w:pPr>
+            <w:r>
+              <w:rPr>
+                <w:rFonts w:ascii="Consolas" w:cs="Consolas" w:eastAsia="Consolas" w:hAnsi="Consolas"/>
+                <w:b/>
+                <w:bCs/>
+                <w:color w:val="2E7D4F"/>
+                <w:sz w:val="19"/>
+                <w:szCs w:val="19"/>
+              </w:rPr>
+              <w:t xml:space="preserve">✓  </w:t>
+            </w:r>
+            <w:r>
+              <w:rPr>
+                <w:rFonts w:ascii="Georgia" w:cs="Georgia" w:eastAsia="Georgia" w:hAnsi="Georgia"/>
+                <w:b/>
+                <w:bCs/>
+                <w:color w:val="17262A"/>
+                <w:sz w:val="19"/>
+                <w:szCs w:val="19"/>
+              </w:rPr>
+              <w:t xml:space="preserve">Le 5 riserve runtime di M6-run1 confermate propagate — </w:t>
+            </w:r>
+            <w:r>
+              <w:rPr>
+                <w:rFonts w:ascii="Georgia" w:cs="Georgia" w:eastAsia="Georgia" w:hAnsi="Georgia"/>
+                <w:color w:val="17262A"/>
+                <w:sz w:val="19"/>
+                <w:szCs w:val="19"/>
+              </w:rPr>
+              <w:t xml:space="preserve">docs/checklist_post_riavvio_run1.md lo dichiara esplicitamente: “tutte in PR #25”. Il finding sulla propagazione non serve più.</w:t>
+            </w:r>
+          </w:p>
+          <w:p>
+            <w:pPr>
+              <w:spacing w:after="90"/>
+            </w:pPr>
+            <w:r>
+              <w:rPr>
+                <w:rFonts w:ascii="Consolas" w:cs="Consolas" w:eastAsia="Consolas" w:hAnsi="Consolas"/>
+                <w:b/>
+                <w:bCs/>
+                <w:color w:val="93650E"/>
+                <w:sz w:val="19"/>
+                <w:szCs w:val="19"/>
+              </w:rPr>
+              <w:t xml:space="preserve">→  </w:t>
+            </w:r>
+            <w:r>
+              <w:rPr>
+                <w:rFonts w:ascii="Georgia" w:cs="Georgia" w:eastAsia="Georgia" w:hAnsi="Georgia"/>
+                <w:b/>
+                <w:bCs/>
+                <w:color w:val="17262A"/>
+                <w:sz w:val="19"/>
+                <w:szCs w:val="19"/>
+              </w:rPr>
+              <w:t xml:space="preserve">Il gap sul tracker si è ripetuto una terza volta — </w:t>
+            </w:r>
+            <w:r>
+              <w:rPr>
+                <w:rFonts w:ascii="Georgia" w:cs="Georgia" w:eastAsia="Georgia" w:hAnsi="Georgia"/>
+                <w:color w:val="17262A"/>
+                <w:sz w:val="19"/>
+                <w:szCs w:val="19"/>
+              </w:rPr>
+              <w:t xml:space="preserve">ora sono 4 le issue chiuse nei fatti e aperte su GitHub, non più 3. Vedi §03.</w:t>
+            </w:r>
+          </w:p>
+          <w:p>
+            <w:pPr>
+              <w:spacing w:after="90"/>
+            </w:pPr>
+            <w:r>
+              <w:rPr>
+                <w:rFonts w:ascii="Consolas" w:cs="Consolas" w:eastAsia="Consolas" w:hAnsi="Consolas"/>
+                <w:b/>
+                <w:bCs/>
+                <w:color w:val="93650E"/>
+                <w:sz w:val="19"/>
+                <w:szCs w:val="19"/>
+              </w:rPr>
+              <w:t xml:space="preserve">→  </w:t>
+            </w:r>
+            <w:r>
+              <w:rPr>
+                <w:rFonts w:ascii="Georgia" w:cs="Georgia" w:eastAsia="Georgia" w:hAnsi="Georgia"/>
+                <w:b/>
+                <w:bCs/>
+                <w:color w:val="17262A"/>
+                <w:sz w:val="19"/>
+                <w:szCs w:val="19"/>
+              </w:rPr>
+              <w:t xml:space="preserve">Nuovo sintomo dello stesso problema — </w:t>
+            </w:r>
+            <w:r>
+              <w:rPr>
+                <w:rFonts w:ascii="Georgia" w:cs="Georgia" w:eastAsia="Georgia" w:hAnsi="Georgia"/>
+                <w:color w:val="17262A"/>
+                <w:sz w:val="19"/>
+                <w:szCs w:val="19"/>
+              </w:rPr>
+              <w:t xml:space="preserve">anche CLAUDE.md, il documento introdotto proprio oggi per curare l'amnesia tra sessioni, è già disallineato poche ore dopo la propria creazione.</w:t>
+            </w:r>
+          </w:p>
+        </w:tc>
+      </w:tr>
+    </w:tbl>
     <w:p>
       <w:pPr>
         <w:spacing w:after="200" w:before="200"/>
@@ -326,7 +528,7 @@
                 <w:sz w:val="30"/>
                 <w:szCs w:val="30"/>
               </w:rPr>
-              <w:t xml:space="preserve">5/8</w:t>
+              <w:t xml:space="preserve">6/8</w:t>
             </w:r>
           </w:p>
           <w:p>
@@ -337,7 +539,7 @@
                 <w:sz w:val="15"/>
                 <w:szCs w:val="15"/>
               </w:rPr>
-              <w:t xml:space="preserve">milestone con criterio di accettazione raggiunto (M1, M2, M4, M5, M6)</w:t>
+              <w:t xml:space="preserve">milestone con criterio di accettazione raggiunto (M1, M2, M4, M5, M6, M7)</w:t>
             </w:r>
           </w:p>
         </w:tc>
@@ -372,7 +574,7 @@
                 <w:sz w:val="30"/>
                 <w:szCs w:val="30"/>
               </w:rPr>
-              <w:t xml:space="preserve">9/9</w:t>
+              <w:t xml:space="preserve">16/16</w:t>
             </w:r>
           </w:p>
           <w:p>
@@ -383,7 +585,7 @@
                 <w:sz w:val="15"/>
                 <w:szCs w:val="15"/>
               </w:rPr>
-              <w:t xml:space="preserve">TC-E2E eseguiti dal vivo su RunPod in M6 — primo PASS reale del progetto</w:t>
+              <w:t xml:space="preserve">TC-E2E dal vivo su due topologie reali — RunPod nativo (9/9) + Docker/RTX 3090 (7/7)</w:t>
             </w:r>
           </w:p>
         </w:tc>
@@ -418,7 +620,7 @@
                 <w:sz w:val="30"/>
                 <w:szCs w:val="30"/>
               </w:rPr>
-              <w:t xml:space="preserve">3</w:t>
+              <w:t xml:space="preserve">4</w:t>
             </w:r>
           </w:p>
           <w:p>
@@ -429,7 +631,7 @@
                 <w:sz w:val="15"/>
                 <w:szCs w:val="15"/>
               </w:rPr>
-              <w:t xml:space="preserve">issue di milestone chiuse nei fatti (#15, #17, #18) ma ancora aperte su GitHub</w:t>
+              <w:t xml:space="preserve">issue di milestone chiuse nei fatti (#15, #17, #18, #19) ma ancora aperte su GitHub</w:t>
             </w:r>
           </w:p>
         </w:tc>
@@ -464,7 +666,7 @@
                 <w:sz w:val="30"/>
                 <w:szCs w:val="30"/>
               </w:rPr>
-              <w:t xml:space="preserve">3</w:t>
+              <w:t xml:space="preserve">2</w:t>
             </w:r>
           </w:p>
           <w:p>
@@ -475,7 +677,7 @@
                 <w:sz w:val="15"/>
                 <w:szCs w:val="15"/>
               </w:rPr>
-              <w:t xml:space="preserve">giorni di inattività su M7 nonostante il gate (RTX 3090 dal 24) già soddisfatto</w:t>
+              <w:t xml:space="preserve">milestone di scarto tra README.md e lo stato reale — fermo al post-M5, mancano M6 e M7</w:t>
             </w:r>
           </w:p>
         </w:tc>
@@ -730,7 +932,7 @@
             <w:vAlign w:val="top"/>
           </w:tcPr>
           <w:p>
-            <w:hyperlink w:history="1" r:id="rIdee0esxxdzw4h3gtmrxgla">
+            <w:hyperlink w:history="1" r:id="rIdaklvuhgxtjng8r1mb4ozq">
               <w:r>
                 <w:rPr>
                   <w:rFonts w:ascii="Consolas" w:cs="Consolas" w:eastAsia="Consolas" w:hAnsi="Consolas"/>
@@ -855,7 +1057,7 @@
             <w:vAlign w:val="top"/>
           </w:tcPr>
           <w:p>
-            <w:hyperlink w:history="1" r:id="rIdymai-9iypsr6crcc3cd2h">
+            <w:hyperlink w:history="1" r:id="rIddegtgxy76ztuxyikkec68">
               <w:r>
                 <w:rPr>
                   <w:rFonts w:ascii="Consolas" w:cs="Consolas" w:eastAsia="Consolas" w:hAnsi="Consolas"/>
@@ -980,7 +1182,7 @@
             <w:vAlign w:val="top"/>
           </w:tcPr>
           <w:p>
-            <w:hyperlink w:history="1" r:id="rIdxcqr0mh_5qwehdj_zzlxi">
+            <w:hyperlink w:history="1" r:id="rIdnrjgb6sgm4qn5vdxxiz4n">
               <w:r>
                 <w:rPr>
                   <w:rFonts w:ascii="Consolas" w:cs="Consolas" w:eastAsia="Consolas" w:hAnsi="Consolas"/>
@@ -1068,7 +1270,7 @@
                 <w:sz w:val="18"/>
                 <w:szCs w:val="18"/>
               </w:rPr>
-              <w:t xml:space="preserve"> la strategia di default — il criterio originale resta tecnicamente non soddisfatto. Vedi §04.</w:t>
+              <w:t xml:space="preserve"> la strategia di default, confermata sia in M6 sia in M7 — il criterio originale resta tecnicamente non soddisfatto. Vedi §03, finding 05.</w:t>
             </w:r>
           </w:p>
         </w:tc>
@@ -1123,7 +1325,7 @@
             <w:vAlign w:val="top"/>
           </w:tcPr>
           <w:p>
-            <w:hyperlink w:history="1" r:id="rIdv5louzcqev5-gekyeq2cb">
+            <w:hyperlink w:history="1" r:id="rIduezjpezf60bbxeyx2lfe8">
               <w:r>
                 <w:rPr>
                   <w:rFonts w:ascii="Consolas" w:cs="Consolas" w:eastAsia="Consolas" w:hAnsi="Consolas"/>
@@ -1248,7 +1450,7 @@
             <w:vAlign w:val="top"/>
           </w:tcPr>
           <w:p>
-            <w:hyperlink w:history="1" r:id="rIdzoympfnbkbhrjqopypnzl">
+            <w:hyperlink w:history="1" r:id="rIdae9ci6gjc5agi-0hfqw9c">
               <w:r>
                 <w:rPr>
                   <w:rFonts w:ascii="Consolas" w:cs="Consolas" w:eastAsia="Consolas" w:hAnsi="Consolas"/>
@@ -1373,7 +1575,7 @@
             <w:vAlign w:val="top"/>
           </w:tcPr>
           <w:p>
-            <w:hyperlink w:history="1" r:id="rId6tozwojuffdfcdmnn0koz">
+            <w:hyperlink w:history="1" r:id="rIdhrjrpa3bces3kjjtmxzy4">
               <w:r>
                 <w:rPr>
                   <w:rFonts w:ascii="Consolas" w:cs="Consolas" w:eastAsia="Consolas" w:hAnsi="Consolas"/>
@@ -1443,7 +1645,7 @@
                 <w:sz w:val="18"/>
                 <w:szCs w:val="18"/>
               </w:rPr>
-              <w:t xml:space="preserve">C1–C7, C10 chiusi in sandbox — 8 test rosso→verde, mergiata in develop. C8 rimandato esplicitamente a M6/M7.</w:t>
+              <w:t xml:space="preserve">C1–C7, C10 chiusi in sandbox — 8 test rosso→verde, mergiata in develop. C8 rimandato esplicitamente, poi chiuso in M6/M7.</w:t>
             </w:r>
           </w:p>
         </w:tc>
@@ -1498,7 +1700,7 @@
             <w:vAlign w:val="top"/>
           </w:tcPr>
           <w:p>
-            <w:hyperlink w:history="1" r:id="rIddoewtn1aeijl40d-c4vqw">
+            <w:hyperlink w:history="1" r:id="rIdyn18ugk5jwjgymbbkcg_y">
               <w:r>
                 <w:rPr>
                   <w:rFonts w:ascii="Consolas" w:cs="Consolas" w:eastAsia="Consolas" w:hAnsi="Consolas"/>
@@ -1623,7 +1825,7 @@
             <w:vAlign w:val="top"/>
           </w:tcPr>
           <w:p>
-            <w:hyperlink w:history="1" r:id="rIdd4a42ljl2avfdzlu7czrd">
+            <w:hyperlink w:history="1" r:id="rIde2nqgojdvb0d2mcqsl8ro">
               <w:r>
                 <w:rPr>
                   <w:rFonts w:ascii="Consolas" w:cs="Consolas" w:eastAsia="Consolas" w:hAnsi="Consolas"/>
@@ -1660,11 +1862,11 @@
                 <w:rFonts w:ascii="Consolas" w:cs="Consolas" w:eastAsia="Consolas" w:hAnsi="Consolas"/>
                 <w:b/>
                 <w:bCs/>
-                <w:color w:val="A63B2E"/>
+                <w:color w:val="93650E"/>
                 <w:sz w:val="16"/>
                 <w:szCs w:val="16"/>
               </w:rPr>
-              <w:t xml:space="preserve">NON INIZIATA</w:t>
+              <w:t xml:space="preserve">APERTA SU GH</w:t>
             </w:r>
           </w:p>
         </w:tc>
@@ -1693,7 +1895,25 @@
                 <w:sz w:val="18"/>
                 <w:szCs w:val="18"/>
               </w:rPr>
-              <w:t xml:space="preserve">Topologia Docker reale su RTX 3090. Gate (“dal 24”) soddisfatto da ieri — nessun branch, commit o commento da 3 giorni.</w:t>
+              <w:t xml:space="preserve">Topologia Docker reale sulla workstation dell'utente (RTX 3090, 32 core). Criterio soddisfatto: TC-E2E-1..7 verdi, 3 verifiche di isolamento attive, primo G-code prodotto (</w:t>
+            </w:r>
+            <w:r>
+              <w:rPr>
+                <w:rFonts w:ascii="Consolas" w:cs="Consolas" w:eastAsia="Consolas" w:hAnsi="Consolas"/>
+                <w:color w:val="17262A"/>
+                <w:sz w:val="17"/>
+                <w:szCs w:val="17"/>
+              </w:rPr>
+              <w:t xml:space="preserve">e2e2_thread_M6.gcode</w:t>
+            </w:r>
+            <w:r>
+              <w:rPr>
+                <w:rFonts w:ascii="Georgia" w:cs="Georgia" w:eastAsia="Georgia" w:hAnsi="Georgia"/>
+                <w:color w:val="4C5F60"/>
+                <w:sz w:val="18"/>
+                <w:szCs w:val="18"/>
+              </w:rPr>
+              <w:t xml:space="preserve">). 6 bug reali trovati e fissati — stesso pattern C9 di M6. PR #31 mergiata dall'utente lo stesso giorno del gate.</w:t>
             </w:r>
           </w:p>
         </w:tc>
@@ -1748,7 +1968,7 @@
             <w:vAlign w:val="top"/>
           </w:tcPr>
           <w:p>
-            <w:hyperlink w:history="1" r:id="rIdoubphkknzfwvqudyib690">
+            <w:hyperlink w:history="1" r:id="rIdkds8ogi37cqruslqdubxk">
               <w:r>
                 <w:rPr>
                   <w:rFonts w:ascii="Consolas" w:cs="Consolas" w:eastAsia="Consolas" w:hAnsi="Consolas"/>
@@ -1818,7 +2038,7 @@
                 <w:sz w:val="18"/>
                 <w:szCs w:val="18"/>
               </w:rPr>
-              <w:t xml:space="preserve">Bootstrap Livello 6 + primo loop fisico. Dichiarata parallelizzabile a M7 fin dall'inizio.</w:t>
+              <w:t xml:space="preserve">Bootstrap Livello 6 + primo loop fisico. Nessun gate residuo dichiarato ora che M7 è chiusa.</w:t>
             </w:r>
           </w:p>
         </w:tc>
@@ -1885,7 +2105,7 @@
           <w:sz w:val="20"/>
           <w:szCs w:val="20"/>
         </w:rPr>
-        <w:t xml:space="preserve">La review l'ha formulata (C9); M6 l'ha confermata due volte — sulle proprie giunture applicative e sul processo del supervisore stesso, registrato in una retrospettiva pubblica invece di essere insabbiato.</w:t>
+        <w:t xml:space="preserve">La review l'ha formulata (C9); M6 e M7 l'hanno confermata in modo indipendente — sulle proprie giunture applicative e sul processo del supervisore stesso, registrato in una retrospettiva pubblica invece di essere insabbiato.</w:t>
       </w:r>
     </w:p>
     <w:p>
@@ -1915,7 +2135,7 @@
           <w:sz w:val="20"/>
           <w:szCs w:val="20"/>
         </w:rPr>
-        <w:t xml:space="preserve">Ogni fix di M5 e M6 ha un output rosso documentato prima del fix minimale — compreso il fix dello schema tolerance_type in M6.</w:t>
+        <w:t xml:space="preserve">Ogni fix di M5, M6 e M7 ha un output rosso documentato prima del fix minimale — compreso il fix dello schema tolerance_type in M6 e i 6 bug di M7 (Flowise/connect-sqlite3, entrypoint prusaslicer, budget CPU, baseUrl Ollama...).</w:t>
       </w:r>
     </w:p>
     <w:p>
@@ -2005,7 +2225,37 @@
           <w:sz w:val="20"/>
           <w:szCs w:val="20"/>
         </w:rPr>
-        <w:t xml:space="preserve">Il budget CPU del gauge-check è stato ricalibrato tre volte in tre ambienti diversi (100s → 400s → 140s) invece di essere copiato dall'ultimo valore noto.</w:t>
+        <w:t xml:space="preserve">Il budget CPU del gauge-check è stato ricalibrato quattro volte in quattro ambienti diversi (sandbox 100s, CI 400s, pod RunPod 140s, Docker/32-core 405s) invece di essere copiato dall'ultimo valore noto.</w:t>
+      </w:r>
+    </w:p>
+    <w:p>
+      <w:pPr>
+        <w:pStyle w:val="ListParagraph"/>
+        <w:numPr>
+          <w:ilvl w:val="0"/>
+          <w:numId w:val="2"/>
+        </w:numPr>
+        <w:spacing w:after="120"/>
+      </w:pPr>
+      <w:r>
+        <w:rPr>
+          <w:rFonts w:ascii="Georgia" w:cs="Georgia" w:eastAsia="Georgia" w:hAnsi="Georgia"/>
+          <w:b/>
+          <w:bCs/>
+          <w:color w:val="17262A"/>
+          <w:sz w:val="20"/>
+          <w:szCs w:val="20"/>
+        </w:rPr>
+        <w:t xml:space="preserve">M7 ha confermato la regola #3 una seconda volta, in modo indipendente. </w:t>
+      </w:r>
+      <w:r>
+        <w:rPr>
+          <w:rFonts w:ascii="Georgia" w:cs="Georgia" w:eastAsia="Georgia" w:hAnsi="Georgia"/>
+          <w:color w:val="17262A"/>
+          <w:sz w:val="20"/>
+          <w:szCs w:val="20"/>
+        </w:rPr>
+        <w:t xml:space="preserve">Sulla stessa identica geometria (E2E-2), passare da un pod RunPod a un host bare-metal a 32 core reali ha richiesto ricalibrare gli stessi tre parametri con budget diversi — non un errore di M6, ma la conferma che ogni ambiente reale è per definizione diverso dal precedente.</w:t>
       </w:r>
     </w:p>
     <w:p>
@@ -2053,7 +2303,7 @@
           <w:sz w:val="19"/>
           <w:szCs w:val="19"/>
         </w:rPr>
-        <w:t xml:space="preserve">Nessuna di queste è una criticità tecnica sul codice — quella l'ha già fatta review_tecnica.md. Sono gap tra ciò che i documenti dicono e ciò che il tracker/i file pubblici mostrano, esattamente il tipo di scarto che il progetto si è impegnato a non tollerare nel proprio codice. Applicare lo stesso standard alla gestione del progetto, non solo al verificatore, è il punto di questa review.</w:t>
+        <w:t xml:space="preserve">Nessuna di queste è una criticità tecnica sul codice — quella l'ha già fatta review_tecnica.md. Sono gap tra ciò che i documenti dicono e ciò che il tracker/i file pubblici mostrano, esattamente il tipo di scarto che il progetto si è impegnato a non tollerare nel proprio codice.</w:t>
       </w:r>
     </w:p>
     <w:p>
@@ -2080,7 +2330,7 @@
           <w:sz w:val="20"/>
           <w:szCs w:val="20"/>
         </w:rPr>
-        <w:t xml:space="preserve">Tre issue di milestone sono chiuse nei fatti ma aperte su GitHub</w:t>
+        <w:t xml:space="preserve">Il pattern si è ripetuto una terza volta: quattro issue di milestone chiuse nei fatti restano aperte su GitHub</w:t>
       </w:r>
     </w:p>
     <w:p>
@@ -2095,7 +2345,7 @@
           <w:sz w:val="19"/>
           <w:szCs w:val="19"/>
         </w:rPr>
-        <w:t xml:space="preserve">#15 (review), #17 (M5) e #18 (M6) hanno tutte un deliverable completo, un commento di chiusura pubblicato e — per M5/M6 — i PR di merge referenziati. Nessuna delle tre è stata chiusa come issue. Il backlog visibile su GitHub oggi mostra 8 issue aperte quando quelle realmente attive sono 2 (#19, #20) più 3 a bassa priorità (#1, #4, #10).</w:t>
+        <w:t xml:space="preserve">#15 (review), #17 (M5), #18 (M6) — e ora anche #19 (M7) — hanno tutte un deliverable completo o una PR mergiata con criterio dichiarato soddisfatto. Nessuna delle quattro è stata chiusa come issue. Il backlog visibile su GitHub oggi mostra 8 issue aperte quando quella realmente attiva è una sola (#20, M8) più 3 a bassa priorità (#1, #4, #10). Non è più un incidente isolato: è la terza milestone di fila che si chiude nei fatti senza che il tracker lo registri.</w:t>
       </w:r>
     </w:p>
     <w:p>
@@ -2122,7 +2372,7 @@
           <w:sz w:val="20"/>
           <w:szCs w:val="20"/>
         </w:rPr>
-        <w:t xml:space="preserve">README.md e index.html sono fermi allo stato post-M5</w:t>
+        <w:t xml:space="preserve">README.md e index.html sono ora due milestone indietro, non una</w:t>
       </w:r>
     </w:p>
     <w:p>
@@ -2137,7 +2387,7 @@
           <w:sz w:val="19"/>
           <w:szCs w:val="19"/>
         </w:rPr>
-        <w:t xml:space="preserve">L'ultimo commit che li tocca (748ce9e, “allinea README e index.html allo stato post-review/M5”) precede l'intero ciclo M6. Il progetto ha una regola di processo esplicita per questo, rispettata per M1–M5 — M6 è la prima a non averla ancora chiusa. Chi legge il README oggi non sa che esiste un PASS end-to-end reale.</w:t>
+        <w:t xml:space="preserve">L'ultimo commit che li tocca (748ce9e, “allinea README e index.html allo stato post-review/M5”) precede sia M6 sia M7. Il progetto ha una regola di processo esplicita per questo, rispettata per M1–M5 — da M6 in poi non è più stata chiusa. Chi legge il README oggi non sa che esiste un PASS end-to-end reale, né che la topologia Docker è stata validata e ha prodotto il primo G-code del progetto.</w:t>
       </w:r>
     </w:p>
     <w:p>
@@ -2164,7 +2414,7 @@
           <w:sz w:val="20"/>
           <w:szCs w:val="20"/>
         </w:rPr>
-        <w:t xml:space="preserve">M7 è sbloccata da ieri, ferma da tre giorni</w:t>
+        <w:t xml:space="preserve">Anche CLAUDE.md — il documento nato oggi per risolvere esattamente questo problema — è già disallineato</w:t>
       </w:r>
     </w:p>
     <w:p>
@@ -2179,7 +2429,7 @@
           <w:sz w:val="19"/>
           <w:szCs w:val="19"/>
         </w:rPr>
-        <w:t xml:space="preserve">Il piano condiziona M7 alla disponibilità della RTX 3090 privata “dal 24” — oggi è il 25. Non esiste alcun branch, commit o commento successivo al 22/08. M7 e M8 erano dichiarati parallelizzabili tra loro fin dall'inizio: nessuno dei due è partito, e M8.1–M8.2 (schema Livello 6 + validatore) non avevano mai una dipendenza tecnica da attendere.</w:t>
+        <w:t xml:space="preserve">Introdotto poche ore prima di M7 (PR #29, stesso giorno) per “curare l'amnesia delle sessioni senza memoria storica”, dichiara ancora “M1–M6 CHIUSE” ed elenca M7 tra le “Prossime” — mentre M7 è già stata eseguita e accettata. È la controprova più diretta del finding 02: anche lo strumento pensato per prevenire lo scarto tra stato dichiarato e stato reale ne è già vittima.</w:t>
       </w:r>
     </w:p>
     <w:p>
@@ -2206,7 +2456,7 @@
           <w:sz w:val="20"/>
           <w:szCs w:val="20"/>
         </w:rPr>
-        <w:t xml:space="preserve">Cinque fix runtime di M6-run1 restano fuori dal repo, con stato di propagazione da riconciliare</w:t>
+        <w:t xml:space="preserve">docs/logbook.md — la cronistoria ufficiale — non riflette M7 ed è testualmente sbagliata su M5/M6</w:t>
       </w:r>
     </w:p>
     <w:p>
@@ -2221,7 +2471,7 @@
           <w:sz w:val="19"/>
           <w:szCs w:val="19"/>
         </w:rPr>
-        <w:t xml:space="preserve">Il commento di chiusura di run1 elenca 5 riserve applicate solo a caldo sul pod (password Flowise, SSRF, taskset+limiti dell'executor, budget 140s, RETRY_LOG_PATH). Il commento successivo del supervisore le dichiara “già tutte coperte” da PR #25 — ma quel PR risulta aperto prima della chiusura di run1 nella sequenza dei commenti. Vale la pena una verifica riga per riga alla prossima sessione.</w:t>
+        <w:t xml:space="preserve">La tabella milestone di logbook.md (la fonte che CLAUDE.md stesso indica come riferimento) non ha ancora una riga M7, e le righe M5/M6 dicono ancora testualmente “non ancora mergiata” — falso da giorni, entrambe sono in develop.</w:t>
       </w:r>
     </w:p>
     <w:p>
@@ -2248,7 +2498,7 @@
           <w:sz w:val="20"/>
           <w:szCs w:val="20"/>
         </w:rPr>
-        <w:t xml:space="preserve">Issue #4 (M3) non riflette la decisione presa in M5</w:t>
+        <w:t xml:space="preserve">Issue #4 (M3) non riflette ancora la decisione presa in M5</w:t>
       </w:r>
     </w:p>
     <w:p>
@@ -2263,7 +2513,49 @@
           <w:sz w:val="19"/>
           <w:szCs w:val="19"/>
         </w:rPr>
-        <w:t xml:space="preserve">Il criterio originale di #4 era un E2E reale con la pipeline sketch-first. M5 ha reso param_first il default (proposta P3) e M6 ha ottenuto il primo PASS reale proprio con param_first, non con lo sketch-first di M3. L'issue resta aperta senza che nessun documento dichiari se il criterio originale è superato, rimandato, o ancora da onorare.</w:t>
+        <w:t xml:space="preserve">Il criterio originale di #4 era un E2E reale con la pipeline sketch-first. M5 ha reso param_first il default e sia M6 sia M7 hanno ottenuto PASS reali proprio con param_first, non con lo sketch-first di M3. L'issue resta aperta senza che nessun documento dichiari se il criterio originale è superato, rimandato, o ancora da onorare — invariato dall'ultima versione di questa review.</w:t>
+      </w:r>
+    </w:p>
+    <w:p>
+      <w:pPr>
+        <w:spacing w:after="40" w:before="200"/>
+      </w:pPr>
+      <w:r>
+        <w:rPr>
+          <w:rFonts w:ascii="Consolas" w:cs="Consolas" w:eastAsia="Consolas" w:hAnsi="Consolas"/>
+          <w:b/>
+          <w:bCs/>
+          <w:color w:val="1B6E73"/>
+          <w:sz w:val="20"/>
+          <w:szCs w:val="20"/>
+        </w:rPr>
+        <w:t xml:space="preserve">06   </w:t>
+      </w:r>
+      <w:r>
+        <w:rPr>
+          <w:rFonts w:ascii="Georgia" w:cs="Georgia" w:eastAsia="Georgia" w:hAnsi="Georgia"/>
+          <w:b/>
+          <w:bCs/>
+          <w:color w:val="17262A"/>
+          <w:sz w:val="20"/>
+          <w:szCs w:val="20"/>
+        </w:rPr>
+        <w:t xml:space="preserve">CALIPER_CPU_LIMIT_S resta calibrato solo sul caso leggero — stesso “ultimo miglio” già visto su C8 in M6</w:t>
+      </w:r>
+    </w:p>
+    <w:p>
+      <w:pPr>
+        <w:spacing w:after="60"/>
+        <w:ind w:left="260"/>
+      </w:pPr>
+      <w:r>
+        <w:rPr>
+          <w:rFonts w:ascii="Georgia" w:cs="Georgia" w:eastAsia="Georgia" w:hAnsi="Georgia"/>
+          <w:color w:val="4C5F60"/>
+          <w:sz w:val="19"/>
+          <w:szCs w:val="19"/>
+        </w:rPr>
+        <w:t xml:space="preserve">M7 ha ricalibrato CALIPER_CPU_LIMIT_S a 25s, ma solo sul caso base (pitch=1.0); il caso pesante di E2E-3 (pitch=0.05) continua a fallire per timeout, non per un rifiuto geometrico. È la stessa forma di gap che GAUGE_CHECK_CPU_LIMIT_SECONDS aveva prima di essere chiuso in E2E-8/M6.</w:t>
       </w:r>
     </w:p>
     <w:p>
@@ -2484,7 +2776,130 @@
             <w:vAlign w:val="top"/>
           </w:tcPr>
           <w:p>
-            <w:hyperlink w:history="1" r:id="rIdd-pljswkwihs9k4uvvpb0">
+            <w:hyperlink w:history="1" r:id="rIdnp80qoj9sd024wmkw1l_7">
+              <w:r>
+                <w:rPr>
+                  <w:rFonts w:ascii="Consolas" w:cs="Consolas" w:eastAsia="Consolas" w:hAnsi="Consolas"/>
+                  <w:color w:val="0E4A4F"/>
+                  <w:sz w:val="19"/>
+                  <w:szCs w:val="19"/>
+                  <w:u w:val="single"/>
+                </w:rPr>
+                <w:t xml:space="preserve">#20</w:t>
+              </w:r>
+            </w:hyperlink>
+          </w:p>
+        </w:tc>
+        <w:tc>
+          <w:tcPr>
+            <w:tcW w:type="dxa" w:w="2600"/>
+            <w:tcBorders>
+              <w:top w:val="single" w:color="CBD6D3" w:sz="4"/>
+              <w:left w:val="single" w:color="CBD6D3" w:sz="4"/>
+              <w:bottom w:val="single" w:color="CBD6D3" w:sz="4"/>
+              <w:right w:val="single" w:color="CBD6D3" w:sz="4"/>
+            </w:tcBorders>
+            <w:tcMar>
+              <w:top w:type="dxa" w:w="100"/>
+              <w:left w:type="dxa" w:w="120"/>
+              <w:bottom w:type="dxa" w:w="100"/>
+              <w:right w:type="dxa" w:w="120"/>
+            </w:tcMar>
+            <w:vAlign w:val="top"/>
+          </w:tcPr>
+          <w:p>
+            <w:r>
+              <w:rPr>
+                <w:rFonts w:ascii="Georgia" w:cs="Georgia" w:eastAsia="Georgia" w:hAnsi="Georgia"/>
+                <w:color w:val="17262A"/>
+                <w:sz w:val="18"/>
+                <w:szCs w:val="18"/>
+              </w:rPr>
+              <w:t xml:space="preserve">M8 — bootstrap Livello 6 + primo loop fisico</w:t>
+            </w:r>
+          </w:p>
+        </w:tc>
+        <w:tc>
+          <w:tcPr>
+            <w:tcW w:type="dxa" w:w="1500"/>
+            <w:tcBorders>
+              <w:top w:val="single" w:color="CBD6D3" w:sz="4"/>
+              <w:left w:val="single" w:color="CBD6D3" w:sz="4"/>
+              <w:bottom w:val="single" w:color="CBD6D3" w:sz="4"/>
+              <w:right w:val="single" w:color="CBD6D3" w:sz="4"/>
+            </w:tcBorders>
+            <w:tcMar>
+              <w:top w:type="dxa" w:w="100"/>
+              <w:left w:type="dxa" w:w="120"/>
+              <w:bottom w:type="dxa" w:w="100"/>
+              <w:right w:type="dxa" w:w="120"/>
+            </w:tcMar>
+            <w:vAlign w:val="top"/>
+          </w:tcPr>
+          <w:p>
+            <w:r>
+              <w:rPr>
+                <w:rFonts w:ascii="Consolas" w:cs="Consolas" w:eastAsia="Consolas" w:hAnsi="Consolas"/>
+                <w:b/>
+                <w:bCs/>
+                <w:color w:val="A63B2E"/>
+                <w:sz w:val="16"/>
+                <w:szCs w:val="16"/>
+              </w:rPr>
+              <w:t xml:space="preserve">ALTA — UNICA ATTIVA</w:t>
+            </w:r>
+          </w:p>
+        </w:tc>
+        <w:tc>
+          <w:tcPr>
+            <w:tcW w:type="dxa" w:w="4360"/>
+            <w:tcBorders>
+              <w:top w:val="single" w:color="CBD6D3" w:sz="4"/>
+              <w:left w:val="single" w:color="CBD6D3" w:sz="4"/>
+              <w:bottom w:val="single" w:color="CBD6D3" w:sz="4"/>
+              <w:right w:val="single" w:color="CBD6D3" w:sz="4"/>
+            </w:tcBorders>
+            <w:tcMar>
+              <w:top w:type="dxa" w:w="100"/>
+              <w:left w:type="dxa" w:w="120"/>
+              <w:bottom w:type="dxa" w:w="100"/>
+              <w:right w:type="dxa" w:w="120"/>
+            </w:tcMar>
+            <w:vAlign w:val="top"/>
+          </w:tcPr>
+          <w:p>
+            <w:r>
+              <w:rPr>
+                <w:rFonts w:ascii="Georgia" w:cs="Georgia" w:eastAsia="Georgia" w:hAnsi="Georgia"/>
+                <w:color w:val="4C5F60"/>
+                <w:sz w:val="18"/>
+                <w:szCs w:val="18"/>
+              </w:rPr>
+              <w:t xml:space="preserve">Lavoro a valore più alto di Fase A, mai schedulato prima di M5–M8. Con M7 chiusa, nessun gate residuo resta tra questa e la parte documentale.</w:t>
+            </w:r>
+          </w:p>
+        </w:tc>
+      </w:tr>
+      <w:tr>
+        <w:tc>
+          <w:tcPr>
+            <w:tcW w:type="dxa" w:w="900"/>
+            <w:tcBorders>
+              <w:top w:val="single" w:color="CBD6D3" w:sz="4"/>
+              <w:left w:val="single" w:color="CBD6D3" w:sz="4"/>
+              <w:bottom w:val="single" w:color="CBD6D3" w:sz="4"/>
+              <w:right w:val="single" w:color="CBD6D3" w:sz="4"/>
+            </w:tcBorders>
+            <w:tcMar>
+              <w:top w:type="dxa" w:w="100"/>
+              <w:left w:type="dxa" w:w="120"/>
+              <w:bottom w:type="dxa" w:w="100"/>
+              <w:right w:type="dxa" w:w="120"/>
+            </w:tcMar>
+            <w:vAlign w:val="top"/>
+          </w:tcPr>
+          <w:p>
+            <w:hyperlink w:history="1" r:id="rId8rdh2srix0hcrds9raool">
               <w:r>
                 <w:rPr>
                   <w:rFonts w:ascii="Consolas" w:cs="Consolas" w:eastAsia="Consolas" w:hAnsi="Consolas"/>
@@ -2550,11 +2965,11 @@
                 <w:rFonts w:ascii="Consolas" w:cs="Consolas" w:eastAsia="Consolas" w:hAnsi="Consolas"/>
                 <w:b/>
                 <w:bCs/>
-                <w:color w:val="A63B2E"/>
+                <w:color w:val="4C5F60"/>
                 <w:sz w:val="16"/>
                 <w:szCs w:val="16"/>
               </w:rPr>
-              <w:t xml:space="preserve">ALTA</w:t>
+              <w:t xml:space="preserve">CHIUSURA AMMINISTRATIVA</w:t>
             </w:r>
           </w:p>
         </w:tc>
@@ -2583,7 +2998,7 @@
                 <w:sz w:val="18"/>
                 <w:szCs w:val="18"/>
               </w:rPr>
-              <w:t xml:space="preserve">Gate soddisfatto da ieri. Unica giuntura strutturale mai esercitata che resta bloccante per “sistema integro” (C9).</w:t>
+              <w:t xml:space="preserve">Criterio soddisfatto, PR #31 mergiata (2026-08-25). Chiudere con riferimento al PR e al primo G-code prodotto.</w:t>
             </w:r>
           </w:p>
         </w:tc>
@@ -2607,130 +3022,7 @@
             <w:vAlign w:val="top"/>
           </w:tcPr>
           <w:p>
-            <w:hyperlink w:history="1" r:id="rIduupllutebwhjbjwlzp7_1">
-              <w:r>
-                <w:rPr>
-                  <w:rFonts w:ascii="Consolas" w:cs="Consolas" w:eastAsia="Consolas" w:hAnsi="Consolas"/>
-                  <w:color w:val="0E4A4F"/>
-                  <w:sz w:val="19"/>
-                  <w:szCs w:val="19"/>
-                  <w:u w:val="single"/>
-                </w:rPr>
-                <w:t xml:space="preserve">#20</w:t>
-              </w:r>
-            </w:hyperlink>
-          </w:p>
-        </w:tc>
-        <w:tc>
-          <w:tcPr>
-            <w:tcW w:type="dxa" w:w="2600"/>
-            <w:tcBorders>
-              <w:top w:val="single" w:color="CBD6D3" w:sz="4"/>
-              <w:left w:val="single" w:color="CBD6D3" w:sz="4"/>
-              <w:bottom w:val="single" w:color="CBD6D3" w:sz="4"/>
-              <w:right w:val="single" w:color="CBD6D3" w:sz="4"/>
-            </w:tcBorders>
-            <w:tcMar>
-              <w:top w:type="dxa" w:w="100"/>
-              <w:left w:type="dxa" w:w="120"/>
-              <w:bottom w:type="dxa" w:w="100"/>
-              <w:right w:type="dxa" w:w="120"/>
-            </w:tcMar>
-            <w:vAlign w:val="top"/>
-          </w:tcPr>
-          <w:p>
-            <w:r>
-              <w:rPr>
-                <w:rFonts w:ascii="Georgia" w:cs="Georgia" w:eastAsia="Georgia" w:hAnsi="Georgia"/>
-                <w:color w:val="17262A"/>
-                <w:sz w:val="18"/>
-                <w:szCs w:val="18"/>
-              </w:rPr>
-              <w:t xml:space="preserve">M8 — bootstrap Livello 6 + primo loop fisico</w:t>
-            </w:r>
-          </w:p>
-        </w:tc>
-        <w:tc>
-          <w:tcPr>
-            <w:tcW w:type="dxa" w:w="1500"/>
-            <w:tcBorders>
-              <w:top w:val="single" w:color="CBD6D3" w:sz="4"/>
-              <w:left w:val="single" w:color="CBD6D3" w:sz="4"/>
-              <w:bottom w:val="single" w:color="CBD6D3" w:sz="4"/>
-              <w:right w:val="single" w:color="CBD6D3" w:sz="4"/>
-            </w:tcBorders>
-            <w:tcMar>
-              <w:top w:type="dxa" w:w="100"/>
-              <w:left w:type="dxa" w:w="120"/>
-              <w:bottom w:type="dxa" w:w="100"/>
-              <w:right w:type="dxa" w:w="120"/>
-            </w:tcMar>
-            <w:vAlign w:val="top"/>
-          </w:tcPr>
-          <w:p>
-            <w:r>
-              <w:rPr>
-                <w:rFonts w:ascii="Consolas" w:cs="Consolas" w:eastAsia="Consolas" w:hAnsi="Consolas"/>
-                <w:b/>
-                <w:bCs/>
-                <w:color w:val="A63B2E"/>
-                <w:sz w:val="16"/>
-                <w:szCs w:val="16"/>
-              </w:rPr>
-              <w:t xml:space="preserve">ALTA</w:t>
-            </w:r>
-          </w:p>
-        </w:tc>
-        <w:tc>
-          <w:tcPr>
-            <w:tcW w:type="dxa" w:w="4360"/>
-            <w:tcBorders>
-              <w:top w:val="single" w:color="CBD6D3" w:sz="4"/>
-              <w:left w:val="single" w:color="CBD6D3" w:sz="4"/>
-              <w:bottom w:val="single" w:color="CBD6D3" w:sz="4"/>
-              <w:right w:val="single" w:color="CBD6D3" w:sz="4"/>
-            </w:tcBorders>
-            <w:tcMar>
-              <w:top w:type="dxa" w:w="100"/>
-              <w:left w:type="dxa" w:w="120"/>
-              <w:bottom w:type="dxa" w:w="100"/>
-              <w:right w:type="dxa" w:w="120"/>
-            </w:tcMar>
-            <w:vAlign w:val="top"/>
-          </w:tcPr>
-          <w:p>
-            <w:r>
-              <w:rPr>
-                <w:rFonts w:ascii="Georgia" w:cs="Georgia" w:eastAsia="Georgia" w:hAnsi="Georgia"/>
-                <w:color w:val="4C5F60"/>
-                <w:sz w:val="18"/>
-                <w:szCs w:val="18"/>
-              </w:rPr>
-              <w:t xml:space="preserve">Lavoro a valore più alto di Fase A, mai schedulato prima di M5–M8. Parte documentale avviabile subito, in parallelo a M7.</w:t>
-            </w:r>
-          </w:p>
-        </w:tc>
-      </w:tr>
-      <w:tr>
-        <w:tc>
-          <w:tcPr>
-            <w:tcW w:type="dxa" w:w="900"/>
-            <w:tcBorders>
-              <w:top w:val="single" w:color="CBD6D3" w:sz="4"/>
-              <w:left w:val="single" w:color="CBD6D3" w:sz="4"/>
-              <w:bottom w:val="single" w:color="CBD6D3" w:sz="4"/>
-              <w:right w:val="single" w:color="CBD6D3" w:sz="4"/>
-            </w:tcBorders>
-            <w:tcMar>
-              <w:top w:type="dxa" w:w="100"/>
-              <w:left w:type="dxa" w:w="120"/>
-              <w:bottom w:type="dxa" w:w="100"/>
-              <w:right w:type="dxa" w:w="120"/>
-            </w:tcMar>
-            <w:vAlign w:val="top"/>
-          </w:tcPr>
-          <w:p>
-            <w:hyperlink w:history="1" r:id="rId2-l_dan1nc7ahhswg7hwd">
+            <w:hyperlink w:history="1" r:id="rIdfeydbsswpm6hocuzbfgqi">
               <w:r>
                 <w:rPr>
                   <w:rFonts w:ascii="Consolas" w:cs="Consolas" w:eastAsia="Consolas" w:hAnsi="Consolas"/>
@@ -2853,7 +3145,7 @@
             <w:vAlign w:val="top"/>
           </w:tcPr>
           <w:p>
-            <w:hyperlink w:history="1" r:id="rIdm87zmw3mnluwxml3kiej1">
+            <w:hyperlink w:history="1" r:id="rIdw5fh1h9gd9bqogq1gsatd">
               <w:r>
                 <w:rPr>
                   <w:rFonts w:ascii="Consolas" w:cs="Consolas" w:eastAsia="Consolas" w:hAnsi="Consolas"/>
@@ -2952,7 +3244,7 @@
                 <w:sz w:val="18"/>
                 <w:szCs w:val="18"/>
               </w:rPr>
-              <w:t xml:space="preserve">Mergiata in develop, criterio soddisfatto salvo C8 (poi chiuso in M6). Chiudere.</w:t>
+              <w:t xml:space="preserve">Mergiata in develop, criterio soddisfatto salvo C8 (poi chiuso in M6/M7). Chiudere.</w:t>
             </w:r>
           </w:p>
         </w:tc>
@@ -2976,7 +3268,7 @@
             <w:vAlign w:val="top"/>
           </w:tcPr>
           <w:p>
-            <w:hyperlink w:history="1" r:id="rIdwm4uuxyb4wnakwubrzquk">
+            <w:hyperlink w:history="1" r:id="rIdf36gmmj0em2mvrpjiomc6">
               <w:r>
                 <w:rPr>
                   <w:rFonts w:ascii="Consolas" w:cs="Consolas" w:eastAsia="Consolas" w:hAnsi="Consolas"/>
@@ -3099,7 +3391,7 @@
             <w:vAlign w:val="top"/>
           </w:tcPr>
           <w:p>
-            <w:hyperlink w:history="1" r:id="rIdpcncczazb6plneyinbu7e">
+            <w:hyperlink w:history="1" r:id="rIddvhej3thid_paoekmadzd">
               <w:r>
                 <w:rPr>
                   <w:rFonts w:ascii="Consolas" w:cs="Consolas" w:eastAsia="Consolas" w:hAnsi="Consolas"/>
@@ -3198,7 +3490,7 @@
                 <w:sz w:val="18"/>
                 <w:szCs w:val="18"/>
               </w:rPr>
-              <w:t xml:space="preserve">Serve una decisione esplicita: chiudere come superata da param_first, o pianificare un E2E dedicato.</w:t>
+              <w:t xml:space="preserve">Serve una decisione esplicita: chiudere come superata da param_first (confermato in M6 e M7), o pianificare un E2E dedicato.</w:t>
             </w:r>
           </w:p>
         </w:tc>
@@ -3222,7 +3514,7 @@
             <w:vAlign w:val="top"/>
           </w:tcPr>
           <w:p>
-            <w:hyperlink w:history="1" r:id="rId7vaoobtdntu6s5ue2jvb9">
+            <w:hyperlink w:history="1" r:id="rIdnb6u79b8iquxr3skooh0j">
               <w:r>
                 <w:rPr>
                   <w:rFonts w:ascii="Consolas" w:cs="Consolas" w:eastAsia="Consolas" w:hAnsi="Consolas"/>
@@ -3292,7 +3584,7 @@
                 <w:sz w:val="16"/>
                 <w:szCs w:val="16"/>
               </w:rPr>
-              <w:t xml:space="preserve">PIANIFICARE DOPO M7</w:t>
+              <w:t xml:space="preserve">ORA PIANIFICABILE</w:t>
             </w:r>
           </w:p>
         </w:tc>
@@ -3321,7 +3613,7 @@
                 <w:sz w:val="18"/>
                 <w:szCs w:val="18"/>
               </w:rPr>
-              <w:t xml:space="preserve">Genuinamente nuova (spessore minimo di parete). Valutata, non ancora iniettata in nessuna milestone.</w:t>
+              <w:t xml:space="preserve">Genuinamente nuova (spessore minimo di parete). Con M7 chiusa non resta alcuna dipendenza dichiarata prima di iniettarla in una milestone.</w:t>
             </w:r>
           </w:p>
         </w:tc>
@@ -3345,7 +3637,7 @@
             <w:vAlign w:val="top"/>
           </w:tcPr>
           <w:p>
-            <w:hyperlink w:history="1" r:id="rIdeon0hnj58jvu6au7wpdmg">
+            <w:hyperlink w:history="1" r:id="rIdqqx1ghly-6a33yz8rjky3">
               <w:r>
                 <w:rPr>
                   <w:rFonts w:ascii="Consolas" w:cs="Consolas" w:eastAsia="Consolas" w:hAnsi="Consolas"/>
@@ -3495,7 +3787,7 @@
           <w:sz w:val="19"/>
           <w:szCs w:val="19"/>
         </w:rPr>
-        <w:t xml:space="preserve">Sintesi delle domande genuinamente aperte da review_tecnica.md §5 e dall'architettura originale, con lo stato reale ad oggi — alcune hanno un primo dato parziale da M6, nessuna è chiusa.</w:t>
+        <w:t xml:space="preserve">Sintesi delle domande genuinamente aperte da review_tecnica.md §5 e dall'architettura originale, con lo stato reale ad oggi.</w:t>
       </w:r>
     </w:p>
     <w:p>
@@ -3525,7 +3817,7 @@
           <w:sz w:val="19"/>
           <w:szCs w:val="19"/>
         </w:rPr>
-        <w:t xml:space="preserve">La domanda fondante del progetto. Zero dati fisici esistono ancora — è l'intero contenuto di M8. Finché non c'è una prima misura di concordanza, tutta la sofisticazione di M1–M6 resta una scommessa non verificata sulla propria utilità.</w:t>
+        <w:t xml:space="preserve">La domanda fondante del progetto. Zero dati fisici esistono ancora — è l'intero contenuto di M8. Finché non c'è una prima misura di concordanza, tutta la sofisticazione di M1–M7 resta una scommessa non verificata sulla propria utilità.</w:t>
       </w:r>
     </w:p>
     <w:p>
@@ -3555,7 +3847,7 @@
           <w:sz w:val="19"/>
           <w:szCs w:val="19"/>
         </w:rPr>
-        <w:t xml:space="preserve">Parzialmente risposto in E2E-9 (best-effort): rilevato a 0.5mm, non rilevato a 0.1mm. Non ancora una misura sistematica.</w:t>
+        <w:t xml:space="preserve">Parzialmente risposto in E2E-9/M6 (best-effort): rilevato a 0.5mm, non rilevato a 0.1mm. Non ancora una misura sistematica.</w:t>
       </w:r>
     </w:p>
     <w:p>
@@ -3585,7 +3877,7 @@
           <w:sz w:val="19"/>
           <w:szCs w:val="19"/>
         </w:rPr>
-        <w:t xml:space="preserve">Ancora nessuna risposta: i budget sono tarati su sandbox, CI e un pod RunPod — mai sulla topologia container reale. È esattamente ciò che M7 esiste per chiudere.</w:t>
+        <w:t xml:space="preserve">Parzialmente risposto da M7: la topologia container è stata validata dal vivo su un host bare-metal a 32 core reali, con budget ricalibrati di conseguenza (CPU 10s→25s, gauge-check 140s→405s). Resta aperto se l'hardware di produzione finale coinciderà con questa workstation — ma la giuntura strutturale “mai su Docker reale” è chiusa.</w:t>
       </w:r>
     </w:p>
     <w:p>
@@ -3645,7 +3937,7 @@
           <w:sz w:val="19"/>
           <w:szCs w:val="19"/>
         </w:rPr>
-        <w:t xml:space="preserve">Primo bench fatto in M6 (5 modelli, solo gpt-4o-mini a inventati=0%) ma sullo schema pre-fix di tolerance_type — dichiarato esplicitamente da rifare prima di ogni decisione.</w:t>
+        <w:t xml:space="preserve">Primo bench fatto in M6 (5 modelli, solo gpt-4o-mini a inventati=0%) ma sullo schema pre-fix di tolerance_type — dichiarato esplicitamente da rifare prima di ogni decisione. Non ripetuto in M7 (fuori scope).</w:t>
       </w:r>
     </w:p>
     <w:p>
@@ -3736,7 +4028,7 @@
           <w:sz w:val="22"/>
           <w:szCs w:val="22"/>
         </w:rPr>
-        <w:t xml:space="preserve">   Igiene di piano</w:t>
+        <w:t xml:space="preserve">   Igiene di piano, di nuovo</w:t>
       </w:r>
     </w:p>
     <w:p>
@@ -3776,7 +4068,7 @@
           <w:sz w:val="19"/>
           <w:szCs w:val="19"/>
         </w:rPr>
-        <w:t xml:space="preserve"> allo stato reale di M6 (9/9 TC-E2E, SIGSEGV risolto, primo PASS end-to-end) — la stessa regola già rispettata per M1–M5.</w:t>
+        <w:t xml:space="preserve"> allo stato reale — ora mancano due milestone, non una: 9/9 TC-E2E + SIGSEGV risolto (M6), 7/7 TC-E2E + primo G-code (M7).</w:t>
       </w:r>
     </w:p>
     <w:p>
@@ -3807,7 +4099,7 @@
           <w:sz w:val="19"/>
           <w:szCs w:val="19"/>
         </w:rPr>
-        <w:t xml:space="preserve">Chiudere formalmente #17, #18</w:t>
+        <w:t xml:space="preserve">Aggiornare CLAUDE.md e la tabella milestone di logbook.md</w:t>
       </w:r>
       <w:r>
         <w:rPr>
@@ -3816,7 +4108,7 @@
           <w:sz w:val="19"/>
           <w:szCs w:val="19"/>
         </w:rPr>
-        <w:t xml:space="preserve"> su GitHub con riferimento ai PR di merge, e decidere lo stato di #15 (chiudere o ri-etichettare come riferimento).</w:t>
+        <w:t xml:space="preserve"> nella stessa passata — entrambi dichiarano M7 come “prossima” o assente, e logbook.md ha ancora testo letterale “non ancora mergiata” su M5/M6.</w:t>
       </w:r>
     </w:p>
     <w:p>
@@ -3847,7 +4139,7 @@
           <w:sz w:val="19"/>
           <w:szCs w:val="19"/>
         </w:rPr>
-        <w:t xml:space="preserve">Sciogliere #4</w:t>
+        <w:t xml:space="preserve">Chiudere formalmente #17, #18, #19</w:t>
       </w:r>
       <w:r>
         <w:rPr>
@@ -3856,34 +4148,7 @@
           <w:sz w:val="19"/>
           <w:szCs w:val="19"/>
         </w:rPr>
-        <w:t xml:space="preserve"> con una decisione esplicita — superata da param_first, oppure pianificato un E2E sketch-first dedicato.</w:t>
-      </w:r>
-    </w:p>
-    <w:p>
-      <w:pPr>
-        <w:spacing w:after="140" w:before="300"/>
-      </w:pPr>
-      <w:r>
-        <w:rPr>
-          <w:rFonts w:ascii="Consolas" w:cs="Consolas" w:eastAsia="Consolas" w:hAnsi="Consolas"/>
-          <w:b/>
-          <w:bCs/>
-          <w:color w:val="0E4A4F"/>
-          <w:sz w:val="15"/>
-          <w:szCs w:val="15"/>
-        </w:rPr>
-        <w:t xml:space="preserve">SUBITO — GATE GIÀ SODDISFATTO</w:t>
-      </w:r>
-      <w:r>
-        <w:rPr>
-          <w:rFonts w:ascii="Georgia" w:cs="Georgia" w:eastAsia="Georgia" w:hAnsi="Georgia"/>
-          <w:b/>
-          <w:bCs/>
-          <w:color w:val="17262A"/>
-          <w:sz w:val="22"/>
-          <w:szCs w:val="22"/>
-        </w:rPr>
-        <w:t xml:space="preserve">   Avvio M7</w:t>
+        <w:t xml:space="preserve"> su GitHub con riferimento ai PR di merge, e decidere lo stato di #15.</w:t>
       </w:r>
     </w:p>
     <w:p>
@@ -3914,7 +4179,7 @@
           <w:sz w:val="19"/>
           <w:szCs w:val="19"/>
         </w:rPr>
-        <w:t xml:space="preserve">Avviare M7</w:t>
+        <w:t xml:space="preserve">Sciogliere #4</w:t>
       </w:r>
       <w:r>
         <w:rPr>
@@ -3923,7 +4188,34 @@
           <w:sz w:val="19"/>
           <w:szCs w:val="19"/>
         </w:rPr>
-        <w:t xml:space="preserve"> (#19): la RTX 3090 è disponibile dal 24, oggi è il 25 — nessun blocco residuo dichiarato nel piano.</w:t>
+        <w:t xml:space="preserve"> con una decisione esplicita — superata da param_first (confermato in M6 e M7), oppure pianificato un E2E sketch-first dedicato.</w:t>
+      </w:r>
+    </w:p>
+    <w:p>
+      <w:pPr>
+        <w:spacing w:after="140" w:before="300"/>
+      </w:pPr>
+      <w:r>
+        <w:rPr>
+          <w:rFonts w:ascii="Consolas" w:cs="Consolas" w:eastAsia="Consolas" w:hAnsi="Consolas"/>
+          <w:b/>
+          <w:bCs/>
+          <w:color w:val="0E4A4F"/>
+          <w:sz w:val="15"/>
+          <w:szCs w:val="15"/>
+        </w:rPr>
+        <w:t xml:space="preserve">SUBITO — NESSUN GATE RESIDUO</w:t>
+      </w:r>
+      <w:r>
+        <w:rPr>
+          <w:rFonts w:ascii="Georgia" w:cs="Georgia" w:eastAsia="Georgia" w:hAnsi="Georgia"/>
+          <w:b/>
+          <w:bCs/>
+          <w:color w:val="17262A"/>
+          <w:sz w:val="22"/>
+          <w:szCs w:val="22"/>
+        </w:rPr>
+        <w:t xml:space="preserve">   Avvio M8</w:t>
       </w:r>
     </w:p>
     <w:p>
@@ -3954,7 +4246,7 @@
           <w:sz w:val="19"/>
           <w:szCs w:val="19"/>
         </w:rPr>
-        <w:t xml:space="preserve">Verificare riga per riga</w:t>
+        <w:t xml:space="preserve">Avviare la parte documentale di M8</w:t>
       </w:r>
       <w:r>
         <w:rPr>
@@ -3963,7 +4255,7 @@
           <w:sz w:val="19"/>
           <w:szCs w:val="19"/>
         </w:rPr>
-        <w:t xml:space="preserve"> che PR #25 copra davvero le 5 riserve runtime di M6-run1 prima di considerarle chiuse.</w:t>
+        <w:t xml:space="preserve"> (#20): schema formale del Livello 6, validatore, bootstrap retroattivo — nessuna dipendenza tecnica residua ora che M7 è chiusa.</w:t>
       </w:r>
     </w:p>
     <w:p>
@@ -4003,7 +4295,7 @@
           <w:sz w:val="19"/>
           <w:szCs w:val="19"/>
         </w:rPr>
-        <w:t xml:space="preserve"> per run_and_measure.py con dati tipo E2E-3 — unico numero di C8 non ancora rimisurato.</w:t>
+        <w:t xml:space="preserve"> sul caso pesante (E2E-3, pitch=0.05), non solo sul caso base — stesso “ultimo miglio” già chiuso per GAUGE_CHECK_CPU_LIMIT_SECONDS in M6.</w:t>
       </w:r>
     </w:p>
     <w:p>
@@ -4034,7 +4326,7 @@
           <w:sz w:val="19"/>
           <w:szCs w:val="19"/>
         </w:rPr>
-        <w:t xml:space="preserve">Ri-eseguire il bench modelli L2.5</w:t>
+        <w:t xml:space="preserve">Pubblicare l'immagine Flowise patchata su GHCR</w:t>
       </w:r>
       <w:r>
         <w:rPr>
@@ -4043,34 +4335,7 @@
           <w:sz w:val="19"/>
           <w:szCs w:val="19"/>
         </w:rPr>
-        <w:t xml:space="preserve"> sullo schema tolerance_type corretto prima di scegliere il modello di produzione.</w:t>
-      </w:r>
-    </w:p>
-    <w:p>
-      <w:pPr>
-        <w:spacing w:after="140" w:before="300"/>
-      </w:pPr>
-      <w:r>
-        <w:rPr>
-          <w:rFonts w:ascii="Consolas" w:cs="Consolas" w:eastAsia="Consolas" w:hAnsi="Consolas"/>
-          <w:b/>
-          <w:bCs/>
-          <w:color w:val="0E4A4F"/>
-          <w:sz w:val="15"/>
-          <w:szCs w:val="15"/>
-        </w:rPr>
-        <w:t xml:space="preserve">IN PARALLELO</w:t>
-      </w:r>
-      <w:r>
-        <w:rPr>
-          <w:rFonts w:ascii="Georgia" w:cs="Georgia" w:eastAsia="Georgia" w:hAnsi="Georgia"/>
-          <w:b/>
-          <w:bCs/>
-          <w:color w:val="17262A"/>
-          <w:sz w:val="22"/>
-          <w:szCs w:val="22"/>
-        </w:rPr>
-        <w:t xml:space="preserve">   Avvio M8, non tecnicamente bloccata</w:t>
+        <w:t xml:space="preserve"> se si vuole un docker-compose.ghcr.yml completo — oggi publish-images.yml pubblica solo le 4 immagini di servizio.</w:t>
       </w:r>
     </w:p>
     <w:p>
@@ -4101,7 +4366,7 @@
           <w:sz w:val="19"/>
           <w:szCs w:val="19"/>
         </w:rPr>
-        <w:t xml:space="preserve">Avviare la parte documentale di M8</w:t>
+        <w:t xml:space="preserve">Ri-eseguire il bench modelli L2.5</w:t>
       </w:r>
       <w:r>
         <w:rPr>
@@ -4110,7 +4375,34 @@
           <w:sz w:val="19"/>
           <w:szCs w:val="19"/>
         </w:rPr>
-        <w:t xml:space="preserve"> (#20) in parallelo a M7: schema formale del Livello 6 e validatore non dipendono da nessuna istanza viva.</w:t>
+        <w:t xml:space="preserve"> sullo schema tolerance_type corretto prima di scegliere il modello di produzione.</w:t>
+      </w:r>
+    </w:p>
+    <w:p>
+      <w:pPr>
+        <w:spacing w:after="140" w:before="300"/>
+      </w:pPr>
+      <w:r>
+        <w:rPr>
+          <w:rFonts w:ascii="Consolas" w:cs="Consolas" w:eastAsia="Consolas" w:hAnsi="Consolas"/>
+          <w:b/>
+          <w:bCs/>
+          <w:color w:val="0E4A4F"/>
+          <w:sz w:val="15"/>
+          <w:szCs w:val="15"/>
+        </w:rPr>
+        <w:t xml:space="preserve">MEDIO TERMINE</w:t>
+      </w:r>
+      <w:r>
+        <w:rPr>
+          <w:rFonts w:ascii="Georgia" w:cs="Georgia" w:eastAsia="Georgia" w:hAnsi="Georgia"/>
+          <w:b/>
+          <w:bCs/>
+          <w:color w:val="17262A"/>
+          <w:sz w:val="22"/>
+          <w:szCs w:val="22"/>
+        </w:rPr>
+        <w:t xml:space="preserve">   M8 fisica e il resto del backlog</w:t>
       </w:r>
     </w:p>
     <w:p>
@@ -4141,7 +4433,7 @@
           <w:sz w:val="19"/>
           <w:szCs w:val="19"/>
         </w:rPr>
-        <w:t xml:space="preserve">Bootstrap retroattivo dei casi storici</w:t>
+        <w:t xml:space="preserve">Primo lotto fisico</w:t>
       </w:r>
       <w:r>
         <w:rPr>
@@ -4150,7 +4442,7 @@
           <w:sz w:val="19"/>
           <w:szCs w:val="19"/>
         </w:rPr>
-        <w:t xml:space="preserve"> con l'utente — l'unico dato fisico esistente al mondo per questo progetto, dichiaratamente non delegabile a una sessione.</w:t>
+        <w:t xml:space="preserve"> con l'utente — stampa dei pezzi PASS-virtuali (M6/M7 ne hanno già uno, e2e2_thread_M6.gcode), misura al calibro, prima misura di concordanza virtuale↔fisico.</w:t>
       </w:r>
     </w:p>
     <w:p>
@@ -4190,7 +4482,7 @@
           <w:sz w:val="19"/>
           <w:szCs w:val="19"/>
         </w:rPr>
-        <w:t xml:space="preserve"> (modalità section_thickness) dopo M7, con lo stesso rigore empirico già applicato a TC1/TC2/TC3.</w:t>
+        <w:t xml:space="preserve"> (modalità section_thickness), con lo stesso rigore empirico già applicato a TC1/TC2/TC3.</w:t>
       </w:r>
     </w:p>
     <w:p>
@@ -4230,7 +4522,7 @@
           <w:sz w:val="15"/>
           <w:szCs w:val="15"/>
         </w:rPr>
-        <w:t xml:space="preserve">Basata su: README.md · docs/*.md (14 documenti) · issue #1–#20 (12 esistenti) · log commit develop @ 3f358c6</w:t>
+        <w:t xml:space="preserve">Basata su: README.md · CLAUDE.md · docs/*.md (16 documenti, incl. logbook_fase7.md) · PR #31 · issue #1–#20 (12 esistenti) · log commit develop @ 689ede6 — rev.2 di questa review, prima versione 2026-08-25 mattina</w:t>
       </w:r>
     </w:p>
     <w:sectPr>

--- a/docs/project_plan_review_2026-08-25.docx
+++ b/docs/project_plan_review_2026-08-25.docx
@@ -103,7 +103,7 @@
                 <w:sz w:val="19"/>
                 <w:szCs w:val="19"/>
               </w:rPr>
-              <w:t xml:space="preserve">2026-08-25 · rev.2</w:t>
+              <w:t xml:space="preserve">2026-08-25 · rev.3</w:t>
             </w:r>
           </w:p>
         </w:tc>
@@ -146,7 +146,7 @@
                 <w:sz w:val="19"/>
                 <w:szCs w:val="19"/>
               </w:rPr>
-              <w:t xml:space="preserve">develop @ 689ede6</w:t>
+              <w:t xml:space="preserve">develop @ f53d3e7</w:t>
             </w:r>
           </w:p>
         </w:tc>
@@ -189,7 +189,7 @@
                 <w:sz w:val="19"/>
                 <w:szCs w:val="19"/>
               </w:rPr>
-              <w:t xml:space="preserve">post-M7, pre-M8</w:t>
+              <w:t xml:space="preserve">post-M7 (+Prompt to Part)</w:t>
             </w:r>
           </w:p>
         </w:tc>
@@ -232,7 +232,7 @@
                 <w:sz w:val="19"/>
                 <w:szCs w:val="19"/>
               </w:rPr>
-              <w:t xml:space="preserve">16 doc .md + PR #31</w:t>
+              <w:t xml:space="preserve">18 doc .md + PR #32-34</w:t>
             </w:r>
           </w:p>
         </w:tc>
@@ -254,7 +254,7 @@
           <w:sz w:val="22"/>
           <w:szCs w:val="22"/>
         </w:rPr>
-        <w:t xml:space="preserve">Da questa mattina il progetto ha chiuso anche M7: la topologia Docker reale, sulla workstation privata dell'utente (RTX 3090, 32 core), ha trovato altri sei bug reali su giunture mai esercitate — stesso pattern di M6, stessa disciplina rosso→verde — e ha prodotto il primo G-code della storia del progetto. Con M7 chiuso, sei milestone su otto hanno ora un criterio di accettazione soddisfatto, e la coppia RunPod↔Docker ha esercitato dal vivo sedici casi di test end-to-end in due topologie diverse.</w:t>
+        <w:t xml:space="preserve">Nel pomeriggio il progetto ha fatto due cose molto diverse tra loro: ha sanato da solo ogni gap di sincronizzazione documentale segnalato nella revisione precedente (README, index.html, CLAUDE.md, logbook.md — tutti riallineati entro due ore dalla chiusura di M7, PR #32), e ha spedito, fuori da qualunque milestone pianificata, una demo pubblica — “Prompt to Part” — collegata alla generazione GPT reale, senza autenticazione né limite di frequenza su un endpoint che spende denaro vero. Entrambe le cose sono dichiarate onestamente nei documenti del progetto stesso. Ma la seconda è un rischio concreto che merita di essere in cima a questa lettura, non in coda.</w:t>
       </w:r>
     </w:p>
     <w:p>
@@ -268,7 +268,7 @@
           <w:sz w:val="21"/>
           <w:szCs w:val="21"/>
         </w:rPr>
-        <w:t xml:space="preserve">Quello che segue non è una nuova revisione tecnica del codice — c'è già, in docs/review_tecnica.md e in docs/logbook_fase7.md — ma l'aggiornamento della lettura di stato di piano e processo pubblicata questa mattina: cosa è cambiato nel frattempo, cosa resta lo stesso gap non ancora chiuso, e cosa emerge di nuovo ora che anche M7 è passata dal vivo.</w:t>
+        <w:t xml:space="preserve">Quello che segue non è una nuova revisione tecnica del codice — c'è già, in docs/review_tecnica.md, docs/logbook_fase7.md e docs/report_m7_run0.md — ma l'aggiornamento della lettura di stato di piano e processo: cosa è cambiato dalla revisione precedente, cosa resta invariato, e cosa emerge di nuovo con “Prompt to Part” e le due issue che ha aperto (#35, #36).</w:t>
       </w:r>
     </w:p>
     <w:p>
@@ -323,7 +323,7 @@
                 <w:sz w:val="15"/>
                 <w:szCs w:val="15"/>
               </w:rPr>
-              <w:t xml:space="preserve">DALL'ULTIMA VERSIONE DI QUESTA REVIEW (25/08, MATTINA)</w:t>
+              <w:t xml:space="preserve">DALL'ULTIMA VERSIONE DI QUESTA REVIEW (25/08, DOPO PR #31)</w:t>
             </w:r>
           </w:p>
           <w:p>
@@ -350,7 +350,7 @@
                 <w:sz w:val="19"/>
                 <w:szCs w:val="19"/>
               </w:rPr>
-              <w:t xml:space="preserve">M7 eseguita e accettata — </w:t>
+              <w:t xml:space="preserve">Tutti i gap di sincronizzazione documentale sono risolti — </w:t>
             </w:r>
             <w:r>
               <w:rPr>
@@ -359,7 +359,7 @@
                 <w:sz w:val="19"/>
                 <w:szCs w:val="19"/>
               </w:rPr>
-              <w:t xml:space="preserve">PR #31 mergiata dall'utente lo stesso giorno del gate: TC-E2E-1..7 verdi, 3 verifiche di isolamento attive, primo G-code prodotto.</w:t>
+              <w:t xml:space="preserve">PR #32: README.md, index.html, CLAUDE.md e la tabella milestone di logbook.md riallineati a M1-M7. I finding 02-04 della revisione precedente non esistono più.</w:t>
             </w:r>
           </w:p>
           <w:p>
@@ -386,7 +386,7 @@
                 <w:sz w:val="19"/>
                 <w:szCs w:val="19"/>
               </w:rPr>
-              <w:t xml:space="preserve">Le 5 riserve runtime di M6-run1 confermate propagate — </w:t>
+              <w:t xml:space="preserve">Verifica indipendente del supervisore prodotta — </w:t>
             </w:r>
             <w:r>
               <w:rPr>
@@ -395,7 +395,7 @@
                 <w:sz w:val="19"/>
                 <w:szCs w:val="19"/>
               </w:rPr>
-              <w:t xml:space="preserve">docs/checklist_post_riavvio_run1.md lo dichiara esplicitamente: “tutte in PR #25”. Il finding sulla propagazione non serve più.</w:t>
+              <w:t xml:space="preserve">docs/report_m7_run0.md (PR #32): fingerprint hardware/software, confronto numerico con M6, causa-effetto dei 6 bug.</w:t>
             </w:r>
           </w:p>
           <w:p>
@@ -422,7 +422,7 @@
                 <w:sz w:val="19"/>
                 <w:szCs w:val="19"/>
               </w:rPr>
-              <w:t xml:space="preserve">Il gap sul tracker si è ripetuto una terza volta — </w:t>
+              <w:t xml:space="preserve">Nuovo, fuori piano: “Prompt to Part” — </w:t>
             </w:r>
             <w:r>
               <w:rPr>
@@ -431,7 +431,7 @@
                 <w:sz w:val="19"/>
                 <w:szCs w:val="19"/>
               </w:rPr>
-              <w:t xml:space="preserve">ora sono 4 le issue chiuse nei fatti e aperte su GitHub, non più 3. Vedi §03.</w:t>
+              <w:t xml:space="preserve">demo pubblica (PR #33, #34) collegata alla pipeline reale. /api/generate chiama GPT a pagamento, pubblico di default, senza autenticazione né limite di frequenza — rischio dichiarato (issue #35), non mitigato. Vedi finding 01.</w:t>
             </w:r>
           </w:p>
           <w:p>
@@ -458,7 +458,7 @@
                 <w:sz w:val="19"/>
                 <w:szCs w:val="19"/>
               </w:rPr>
-              <w:t xml:space="preserve">Nuovo sintomo dello stesso problema — </w:t>
+              <w:t xml:space="preserve">Nuovo limite architetturale reso esplicito — </w:t>
             </w:r>
             <w:r>
               <w:rPr>
@@ -467,7 +467,43 @@
                 <w:sz w:val="19"/>
                 <w:szCs w:val="19"/>
               </w:rPr>
-              <w:t xml:space="preserve">anche CLAUDE.md, il documento introdotto proprio oggi per curare l'amnesia tra sessioni, è già disallineato poche ore dopo la propria creazione.</w:t>
+              <w:t xml:space="preserve">qualunque prompt produce sempre un foro filettato, mai una filettatura esterna: un solo operation.type è supportato. Issue #36, review a 360° ancora da fare.</w:t>
+            </w:r>
+          </w:p>
+          <w:p>
+            <w:pPr>
+              <w:spacing w:after="90"/>
+            </w:pPr>
+            <w:r>
+              <w:rPr>
+                <w:rFonts w:ascii="Consolas" w:cs="Consolas" w:eastAsia="Consolas" w:hAnsi="Consolas"/>
+                <w:b/>
+                <w:bCs/>
+                <w:color w:val="93650E"/>
+                <w:sz w:val="19"/>
+                <w:szCs w:val="19"/>
+              </w:rPr>
+              <w:t xml:space="preserve">→  </w:t>
+            </w:r>
+            <w:r>
+              <w:rPr>
+                <w:rFonts w:ascii="Georgia" w:cs="Georgia" w:eastAsia="Georgia" w:hAnsi="Georgia"/>
+                <w:b/>
+                <w:bCs/>
+                <w:color w:val="17262A"/>
+                <w:sz w:val="19"/>
+                <w:szCs w:val="19"/>
+              </w:rPr>
+              <w:t xml:space="preserve">Il gap sul tracker resta invariato — </w:t>
+            </w:r>
+            <w:r>
+              <w:rPr>
+                <w:rFonts w:ascii="Georgia" w:cs="Georgia" w:eastAsia="Georgia" w:hAnsi="Georgia"/>
+                <w:color w:val="17262A"/>
+                <w:sz w:val="19"/>
+                <w:szCs w:val="19"/>
+              </w:rPr>
+              <w:t xml:space="preserve">ancora le stesse 4 issue chiuse nei fatti ma aperte su GitHub (#15, #17, #18, #19); #35 e #36 sono aperture legittime.</w:t>
             </w:r>
           </w:p>
         </w:tc>
@@ -666,7 +702,7 @@
                 <w:sz w:val="30"/>
                 <w:szCs w:val="30"/>
               </w:rPr>
-              <w:t xml:space="preserve">2</w:t>
+              <w:t xml:space="preserve">1</w:t>
             </w:r>
           </w:p>
           <w:p>
@@ -677,7 +713,7 @@
                 <w:sz w:val="15"/>
                 <w:szCs w:val="15"/>
               </w:rPr>
-              <w:t xml:space="preserve">milestone di scarto tra README.md e lo stato reale — fermo al post-M5, mancano M6 e M7</w:t>
+              <w:t xml:space="preserve">endpoint pubblico che spende denaro reale (GPT) senza autenticazione né limite, RW per default</w:t>
             </w:r>
           </w:p>
         </w:tc>
@@ -932,7 +968,7 @@
             <w:vAlign w:val="top"/>
           </w:tcPr>
           <w:p>
-            <w:hyperlink w:history="1" r:id="rIdaklvuhgxtjng8r1mb4ozq">
+            <w:hyperlink w:history="1" r:id="rIdchlwn29dq8ra38nsgl9kd">
               <w:r>
                 <w:rPr>
                   <w:rFonts w:ascii="Consolas" w:cs="Consolas" w:eastAsia="Consolas" w:hAnsi="Consolas"/>
@@ -1057,7 +1093,7 @@
             <w:vAlign w:val="top"/>
           </w:tcPr>
           <w:p>
-            <w:hyperlink w:history="1" r:id="rIddegtgxy76ztuxyikkec68">
+            <w:hyperlink w:history="1" r:id="rIdd-xovouiakz3a4uyrnbtv">
               <w:r>
                 <w:rPr>
                   <w:rFonts w:ascii="Consolas" w:cs="Consolas" w:eastAsia="Consolas" w:hAnsi="Consolas"/>
@@ -1182,7 +1218,7 @@
             <w:vAlign w:val="top"/>
           </w:tcPr>
           <w:p>
-            <w:hyperlink w:history="1" r:id="rIdnrjgb6sgm4qn5vdxxiz4n">
+            <w:hyperlink w:history="1" r:id="rId_25bhj3wpzwa8kbpdtgmw">
               <w:r>
                 <w:rPr>
                   <w:rFonts w:ascii="Consolas" w:cs="Consolas" w:eastAsia="Consolas" w:hAnsi="Consolas"/>
@@ -1325,7 +1361,7 @@
             <w:vAlign w:val="top"/>
           </w:tcPr>
           <w:p>
-            <w:hyperlink w:history="1" r:id="rIduezjpezf60bbxeyx2lfe8">
+            <w:hyperlink w:history="1" r:id="rIdwqlh9ode-9jlzssdoyrzg">
               <w:r>
                 <w:rPr>
                   <w:rFonts w:ascii="Consolas" w:cs="Consolas" w:eastAsia="Consolas" w:hAnsi="Consolas"/>
@@ -1450,7 +1486,7 @@
             <w:vAlign w:val="top"/>
           </w:tcPr>
           <w:p>
-            <w:hyperlink w:history="1" r:id="rIdae9ci6gjc5agi-0hfqw9c">
+            <w:hyperlink w:history="1" r:id="rIdq6wtauduu4er0lq0pm36x">
               <w:r>
                 <w:rPr>
                   <w:rFonts w:ascii="Consolas" w:cs="Consolas" w:eastAsia="Consolas" w:hAnsi="Consolas"/>
@@ -1575,7 +1611,7 @@
             <w:vAlign w:val="top"/>
           </w:tcPr>
           <w:p>
-            <w:hyperlink w:history="1" r:id="rIdhrjrpa3bces3kjjtmxzy4">
+            <w:hyperlink w:history="1" r:id="rIdp5_y90lxfu5evil0yvrlx">
               <w:r>
                 <w:rPr>
                   <w:rFonts w:ascii="Consolas" w:cs="Consolas" w:eastAsia="Consolas" w:hAnsi="Consolas"/>
@@ -1700,7 +1736,7 @@
             <w:vAlign w:val="top"/>
           </w:tcPr>
           <w:p>
-            <w:hyperlink w:history="1" r:id="rIdyn18ugk5jwjgymbbkcg_y">
+            <w:hyperlink w:history="1" r:id="rIdzwh56ccl7ngf9wq3ulkvp">
               <w:r>
                 <w:rPr>
                   <w:rFonts w:ascii="Consolas" w:cs="Consolas" w:eastAsia="Consolas" w:hAnsi="Consolas"/>
@@ -1825,7 +1861,7 @@
             <w:vAlign w:val="top"/>
           </w:tcPr>
           <w:p>
-            <w:hyperlink w:history="1" r:id="rIde2nqgojdvb0d2mcqsl8ro">
+            <w:hyperlink w:history="1" r:id="rIdiv-hredovpwftugcur8ga">
               <w:r>
                 <w:rPr>
                   <w:rFonts w:ascii="Consolas" w:cs="Consolas" w:eastAsia="Consolas" w:hAnsi="Consolas"/>
@@ -1968,7 +2004,7 @@
             <w:vAlign w:val="top"/>
           </w:tcPr>
           <w:p>
-            <w:hyperlink w:history="1" r:id="rIdkds8ogi37cqruslqdubxk">
+            <w:hyperlink w:history="1" r:id="rId2n-eds_ssx3ey1mfymkow">
               <w:r>
                 <w:rPr>
                   <w:rFonts w:ascii="Consolas" w:cs="Consolas" w:eastAsia="Consolas" w:hAnsi="Consolas"/>
@@ -2046,6 +2082,121 @@
     </w:tbl>
     <w:p>
       <w:pPr>
+        <w:spacing w:after="0" w:before="200"/>
+      </w:pPr>
+    </w:p>
+    <w:tbl>
+      <w:tblPr>
+        <w:tblW w:type="dxa" w:w="9360"/>
+        <w:tblBorders>
+          <w:top w:val="single" w:color="auto" w:sz="4"/>
+          <w:left w:val="single" w:color="auto" w:sz="4"/>
+          <w:bottom w:val="single" w:color="auto" w:sz="4"/>
+          <w:right w:val="single" w:color="auto" w:sz="4"/>
+          <w:insideH w:val="single" w:color="auto" w:sz="4"/>
+          <w:insideV w:val="single" w:color="auto" w:sz="4"/>
+        </w:tblBorders>
+      </w:tblPr>
+      <w:tblGrid>
+        <w:gridCol w:w="9360"/>
+      </w:tblGrid>
+      <w:tr>
+        <w:tc>
+          <w:tcPr>
+            <w:tcW w:type="dxa" w:w="9360"/>
+            <w:tcBorders>
+              <w:top w:val="single" w:color="CBD6D3" w:sz="4"/>
+              <w:left w:val="single" w:color="CBD6D3" w:sz="4"/>
+              <w:bottom w:val="single" w:color="CBD6D3" w:sz="4"/>
+              <w:right w:val="single" w:color="CBD6D3" w:sz="4"/>
+            </w:tcBorders>
+            <w:shd w:fill="F5E1DC" w:val="clear"/>
+            <w:tcMar>
+              <w:top w:type="dxa" w:w="100"/>
+              <w:left w:type="dxa" w:w="120"/>
+              <w:bottom w:type="dxa" w:w="100"/>
+              <w:right w:type="dxa" w:w="120"/>
+            </w:tcMar>
+            <w:vAlign w:val="top"/>
+          </w:tcPr>
+          <w:p>
+            <w:pPr>
+              <w:spacing w:after="80"/>
+            </w:pPr>
+            <w:r>
+              <w:rPr>
+                <w:rFonts w:ascii="Consolas" w:cs="Consolas" w:eastAsia="Consolas" w:hAnsi="Consolas"/>
+                <w:b/>
+                <w:bCs/>
+                <w:color w:val="A63B2E"/>
+                <w:sz w:val="15"/>
+                <w:szCs w:val="15"/>
+              </w:rPr>
+              <w:t xml:space="preserve">FUORI DALLA TABELLA — “PROMPT TO PART” (M7+, NON UNA MILESTONE)</w:t>
+            </w:r>
+          </w:p>
+          <w:p>
+            <w:pPr>
+              <w:spacing w:after="100"/>
+            </w:pPr>
+            <w:r>
+              <w:rPr>
+                <w:rFonts w:ascii="Georgia" w:cs="Georgia" w:eastAsia="Georgia" w:hAnsi="Georgia"/>
+                <w:b/>
+                <w:bCs/>
+                <w:color w:val="17262A"/>
+                <w:sz w:val="22"/>
+                <w:szCs w:val="22"/>
+              </w:rPr>
+              <w:t xml:space="preserve">Una demo pubblica, collegata a GPT vero, senza freni</w:t>
+            </w:r>
+          </w:p>
+          <w:p>
+            <w:pPr>
+              <w:spacing w:after="100"/>
+            </w:pPr>
+            <w:r>
+              <w:rPr>
+                <w:rFonts w:ascii="Georgia" w:cs="Georgia" w:eastAsia="Georgia" w:hAnsi="Georgia"/>
+                <w:color w:val="17262A"/>
+                <w:sz w:val="19"/>
+                <w:szCs w:val="19"/>
+              </w:rPr>
+              <w:t xml:space="preserve">Costruita lo stesso giorno di M7 (PR #33, #34) su richiesta dell'utente: prompt -&gt; pezzo generato in 3D (viewer WebGL scritto da zero), download STEP/STL/G-code, report PDF. Non e' un mockup: /api/normalize e /api/generate chiamano davvero L2.5 e L2 (GPT) e rilanciano generate_and_verify.py.</w:t>
+            </w:r>
+          </w:p>
+          <w:p>
+            <w:pPr>
+              <w:spacing w:after="100"/>
+            </w:pPr>
+            <w:r>
+              <w:rPr>
+                <w:rFonts w:ascii="Consolas" w:cs="Consolas" w:eastAsia="Consolas" w:hAnsi="Consolas"/>
+                <w:b/>
+                <w:bCs/>
+                <w:color w:val="A63B2E"/>
+                <w:sz w:val="18"/>
+                <w:szCs w:val="18"/>
+              </w:rPr>
+              <w:t xml:space="preserve">PUBLIC_ACCESS=0.0.0.0 (default)  ·  PROMPT_TO_PART_MODE=RW (default)  ·  nessuna auth, nessun rate limit</w:t>
+            </w:r>
+          </w:p>
+          <w:p>
+            <w:r>
+              <w:rPr>
+                <w:rFonts w:ascii="Georgia" w:cs="Georgia" w:eastAsia="Georgia" w:hAnsi="Georgia"/>
+                <w:color w:val="17262A"/>
+                <w:sz w:val="19"/>
+                <w:szCs w:val="19"/>
+              </w:rPr>
+              <w:t xml:space="preserve">La sola protezione lato server e' il flag RW/RO. Con i default di .env.example, un deploy fresco del repo espone al mondo un endpoint che spende la API key OpenAI dell'utente a ogni chiamata. Scelta dichiarata dall'utente per accelerare (issue #35), non un'omissione — ma l'unico rischio in questa review con un costo diretto e non delimitato.</w:t>
+            </w:r>
+          </w:p>
+        </w:tc>
+      </w:tr>
+    </w:tbl>
+    <w:p>
+      <w:pPr>
         <w:pStyle w:val="Heading1"/>
         <w:pBdr>
           <w:bottom w:val="single" w:color="1B6E73" w:sz="6" w:space="6"/>
@@ -2260,6 +2411,66 @@
     </w:p>
     <w:p>
       <w:pPr>
+        <w:pStyle w:val="ListParagraph"/>
+        <w:numPr>
+          <w:ilvl w:val="0"/>
+          <w:numId w:val="2"/>
+        </w:numPr>
+        <w:spacing w:after="120"/>
+      </w:pPr>
+      <w:r>
+        <w:rPr>
+          <w:rFonts w:ascii="Georgia" w:cs="Georgia" w:eastAsia="Georgia" w:hAnsi="Georgia"/>
+          <w:b/>
+          <w:bCs/>
+          <w:color w:val="17262A"/>
+          <w:sz w:val="20"/>
+          <w:szCs w:val="20"/>
+        </w:rPr>
+        <w:t xml:space="preserve">I gap segnalati nella revisione precedente sono stati sanati entro ore, non nella prossima milestone. </w:t>
+      </w:r>
+      <w:r>
+        <w:rPr>
+          <w:rFonts w:ascii="Georgia" w:cs="Georgia" w:eastAsia="Georgia" w:hAnsi="Georgia"/>
+          <w:color w:val="17262A"/>
+          <w:sz w:val="20"/>
+          <w:szCs w:val="20"/>
+        </w:rPr>
+        <w:t xml:space="preserve">PR #32 (README, index.html, CLAUDE.md, logbook.md) è arrivata lo stesso pomeriggio della chiusura di M7 — inclusa una correzione esplicita del testo “non ancora mergiata” rimasto sbagliato da giorni su M5/M6.</w:t>
+      </w:r>
+    </w:p>
+    <w:p>
+      <w:pPr>
+        <w:pStyle w:val="ListParagraph"/>
+        <w:numPr>
+          <w:ilvl w:val="0"/>
+          <w:numId w:val="2"/>
+        </w:numPr>
+        <w:spacing w:after="120"/>
+      </w:pPr>
+      <w:r>
+        <w:rPr>
+          <w:rFonts w:ascii="Georgia" w:cs="Georgia" w:eastAsia="Georgia" w:hAnsi="Georgia"/>
+          <w:b/>
+          <w:bCs/>
+          <w:color w:val="17262A"/>
+          <w:sz w:val="20"/>
+          <w:szCs w:val="20"/>
+        </w:rPr>
+        <w:t xml:space="preserve">Esporre nuove porte ha trovato altri due bug reali, con lo stesso metodo. </w:t>
+      </w:r>
+      <w:r>
+        <w:rPr>
+          <w:rFonts w:ascii="Georgia" w:cs="Georgia" w:eastAsia="Georgia" w:hAnsi="Georgia"/>
+          <w:color w:val="17262A"/>
+          <w:sz w:val="20"/>
+          <w:szCs w:val="20"/>
+        </w:rPr>
+        <w:t xml:space="preserve">PR #33 (persistenza Flowise, health-check della dashboard): entrambi rosso→verde, entrambi su una giuntura mai esercitata prima. Il pattern C9 continua a reggere anche su cambi minori.</w:t>
+      </w:r>
+    </w:p>
+    <w:p>
+      <w:pPr>
         <w:pStyle w:val="Heading1"/>
         <w:pBdr>
           <w:bottom w:val="single" w:color="1B6E73" w:sz="6" w:space="6"/>
@@ -2289,7 +2500,7 @@
           <w:sz w:val="22"/>
           <w:szCs w:val="22"/>
         </w:rPr>
-        <w:t xml:space="preserve">Cosa non è ancora vero nonostante sia dichiarato fatto</w:t>
+        <w:t xml:space="preserve">Un rischio concreto, e i soliti gap di processo</w:t>
       </w:r>
     </w:p>
     <w:p>
@@ -2303,7 +2514,7 @@
           <w:sz w:val="19"/>
           <w:szCs w:val="19"/>
         </w:rPr>
-        <w:t xml:space="preserve">Nessuna di queste è una criticità tecnica sul codice — quella l'ha già fatta review_tecnica.md. Sono gap tra ciò che i documenti dicono e ciò che il tracker/i file pubblici mostrano, esattamente il tipo di scarto che il progetto si è impegnato a non tollerare nel proprio codice.</w:t>
+        <w:t xml:space="preserve">Il finding 01 è diverso dagli altri: non è un gap di sincronizzazione, è un'esposizione con un costo reale, già dichiarata dal progetto stesso in issue #35. I finding 02-05 restano invece la stessa categoria della revisione precedente — la maggior parte (README, index.html, logbook.md, CLAUDE.md) è stata risolta nel frattempo; quelli elencati qui sono i residui.</w:t>
       </w:r>
     </w:p>
     <w:p>
@@ -2330,7 +2541,7 @@
           <w:sz w:val="20"/>
           <w:szCs w:val="20"/>
         </w:rPr>
-        <w:t xml:space="preserve">Il pattern si è ripetuto una terza volta: quattro issue di milestone chiuse nei fatti restano aperte su GitHub</w:t>
+        <w:t xml:space="preserve">Un endpoint pubblico spende denaro reale senza autenticazione né limite — l'unico rischio qui con un costo diretto</w:t>
       </w:r>
     </w:p>
     <w:p>
@@ -2345,7 +2556,7 @@
           <w:sz w:val="19"/>
           <w:szCs w:val="19"/>
         </w:rPr>
-        <w:t xml:space="preserve">#15 (review), #17 (M5), #18 (M6) — e ora anche #19 (M7) — hanno tutte un deliverable completo o una PR mergiata con criterio dichiarato soddisfatto. Nessuna delle quattro è stata chiusa come issue. Il backlog visibile su GitHub oggi mostra 8 issue aperte quando quella realmente attiva è una sola (#20, M8) più 3 a bassa priorità (#1, #4, #10). Non è più un incidente isolato: è la terza milestone di fila che si chiude nei fatti senza che il tracker lo registri.</w:t>
+        <w:t xml:space="preserve">POST /api/generate (dashboard) rilancia generate_and_verify.py per davvero, fino a 3 tentativi via GPT/OpenAI a pagamento. La sola verifica lato server è PROMPT_TO_PART_MODE == “RW” (nessun token, nessuna quota, nessun rate limit) — confermato leggendo services/dashboard/app.py:592-595. Con i default di .env.example (PUBLIC_ACCESS=0.0.0.0, PROMPT_TO_PART_MODE=RW), un deploy fresco del repo è pubblico e scrivibile fin dal boot. Scelta esplicita dell'utente per accelerare, tracciata in issue #35 — ma l'unico finding di questa review con un'esposizione finanziaria diretta e senza tetto.</w:t>
       </w:r>
     </w:p>
     <w:p>
@@ -2372,7 +2583,7 @@
           <w:sz w:val="20"/>
           <w:szCs w:val="20"/>
         </w:rPr>
-        <w:t xml:space="preserve">README.md e index.html sono ora due milestone indietro, non una</w:t>
+        <w:t xml:space="preserve">Il gap sul tracker resta invariato: quattro issue di milestone chiuse nei fatti restano aperte su GitHub</w:t>
       </w:r>
     </w:p>
     <w:p>
@@ -2387,7 +2598,7 @@
           <w:sz w:val="19"/>
           <w:szCs w:val="19"/>
         </w:rPr>
-        <w:t xml:space="preserve">L'ultimo commit che li tocca (748ce9e, “allinea README e index.html allo stato post-review/M5”) precede sia M6 sia M7. Il progetto ha una regola di processo esplicita per questo, rispettata per M1–M5 — da M6 in poi non è più stata chiusa. Chi legge il README oggi non sa che esiste un PASS end-to-end reale, né che la topologia Docker è stata validata e ha prodotto il primo G-code del progetto.</w:t>
+        <w:t xml:space="preserve">Nessun cambiamento dalla versione precedente: #15 (review), #17 (M5), #18 (M6), #19 (M7) hanno tutte un deliverable completo o una PR mergiata con criterio dichiarato soddisfatto, ma nessuna è stata chiusa come issue. Le due nuove issue di oggi (#35, #36) sono aperture legittime, non altri esempi dello stesso problema — ma portano il totale a 10 issue aperte, di cui solo 3 realmente attive (#20, #35, #36).</w:t>
       </w:r>
     </w:p>
     <w:p>
@@ -2414,7 +2625,7 @@
           <w:sz w:val="20"/>
           <w:szCs w:val="20"/>
         </w:rPr>
-        <w:t xml:space="preserve">Anche CLAUDE.md — il documento nato oggi per risolvere esattamente questo problema — è già disallineato</w:t>
+        <w:t xml:space="preserve">La mappa dei documenti di CLAUDE.md non copre ancora M7 né “Prompt to Part”</w:t>
       </w:r>
     </w:p>
     <w:p>
@@ -2429,7 +2640,7 @@
           <w:sz w:val="19"/>
           <w:szCs w:val="19"/>
         </w:rPr>
-        <w:t xml:space="preserve">Introdotto poche ore prima di M7 (PR #29, stesso giorno) per “curare l'amnesia delle sessioni senza memoria storica”, dichiara ancora “M1–M6 CHIUSE” ed elenca M7 tra le “Prossime” — mentre M7 è già stata eseguita e accettata. È la controprova più diretta del finding 02: anche lo strumento pensato per prevenire lo scarto tra stato dichiarato e stato reale ne è già vittima.</w:t>
+        <w:t xml:space="preserve">La sezione “Stato del progetto” di CLAUDE.md è oggi accurata (PR #32 l'ha riallineata subito) — ma la tabella “Mappa dei documenti”, pensata per orientare una sessione futura, non ha ancora una riga per logbook_fase7.md/report_m7_run0.md, né per dashboard app.py/prompt-to-part.html o l'issue di sicurezza #35. Un gap più piccolo del precedente, ma la stessa categoria.</w:t>
       </w:r>
     </w:p>
     <w:p>
@@ -2456,7 +2667,7 @@
           <w:sz w:val="20"/>
           <w:szCs w:val="20"/>
         </w:rPr>
-        <w:t xml:space="preserve">docs/logbook.md — la cronistoria ufficiale — non riflette M7 ed è testualmente sbagliata su M5/M6</w:t>
+        <w:t xml:space="preserve">Issue #4 (M3) non riflette ancora la decisione presa in M5</w:t>
       </w:r>
     </w:p>
     <w:p>
@@ -2471,7 +2682,7 @@
           <w:sz w:val="19"/>
           <w:szCs w:val="19"/>
         </w:rPr>
-        <w:t xml:space="preserve">La tabella milestone di logbook.md (la fonte che CLAUDE.md stesso indica come riferimento) non ha ancora una riga M7, e le righe M5/M6 dicono ancora testualmente “non ancora mergiata” — falso da giorni, entrambe sono in develop.</w:t>
+        <w:t xml:space="preserve">Il criterio originale di #4 era un E2E reale con la pipeline sketch-first. M5 ha reso param_first il default e sia M6 sia M7 hanno ottenuto PASS reali proprio con param_first, non con lo sketch-first di M3. Invariato dall'ultima versione di questa review.</w:t>
       </w:r>
     </w:p>
     <w:p>
@@ -2498,7 +2709,7 @@
           <w:sz w:val="20"/>
           <w:szCs w:val="20"/>
         </w:rPr>
-        <w:t xml:space="preserve">Issue #4 (M3) non riflette ancora la decisione presa in M5</w:t>
+        <w:t xml:space="preserve">CALIPER_CPU_LIMIT_S resta calibrato solo sul caso leggero — stesso “ultimo miglio” già visto su C8 in M6</w:t>
       </w:r>
     </w:p>
     <w:p>
@@ -2513,49 +2724,7 @@
           <w:sz w:val="19"/>
           <w:szCs w:val="19"/>
         </w:rPr>
-        <w:t xml:space="preserve">Il criterio originale di #4 era un E2E reale con la pipeline sketch-first. M5 ha reso param_first il default e sia M6 sia M7 hanno ottenuto PASS reali proprio con param_first, non con lo sketch-first di M3. L'issue resta aperta senza che nessun documento dichiari se il criterio originale è superato, rimandato, o ancora da onorare — invariato dall'ultima versione di questa review.</w:t>
-      </w:r>
-    </w:p>
-    <w:p>
-      <w:pPr>
-        <w:spacing w:after="40" w:before="200"/>
-      </w:pPr>
-      <w:r>
-        <w:rPr>
-          <w:rFonts w:ascii="Consolas" w:cs="Consolas" w:eastAsia="Consolas" w:hAnsi="Consolas"/>
-          <w:b/>
-          <w:bCs/>
-          <w:color w:val="1B6E73"/>
-          <w:sz w:val="20"/>
-          <w:szCs w:val="20"/>
-        </w:rPr>
-        <w:t xml:space="preserve">06   </w:t>
-      </w:r>
-      <w:r>
-        <w:rPr>
-          <w:rFonts w:ascii="Georgia" w:cs="Georgia" w:eastAsia="Georgia" w:hAnsi="Georgia"/>
-          <w:b/>
-          <w:bCs/>
-          <w:color w:val="17262A"/>
-          <w:sz w:val="20"/>
-          <w:szCs w:val="20"/>
-        </w:rPr>
-        <w:t xml:space="preserve">CALIPER_CPU_LIMIT_S resta calibrato solo sul caso leggero — stesso “ultimo miglio” già visto su C8 in M6</w:t>
-      </w:r>
-    </w:p>
-    <w:p>
-      <w:pPr>
-        <w:spacing w:after="60"/>
-        <w:ind w:left="260"/>
-      </w:pPr>
-      <w:r>
-        <w:rPr>
-          <w:rFonts w:ascii="Georgia" w:cs="Georgia" w:eastAsia="Georgia" w:hAnsi="Georgia"/>
-          <w:color w:val="4C5F60"/>
-          <w:sz w:val="19"/>
-          <w:szCs w:val="19"/>
-        </w:rPr>
-        <w:t xml:space="preserve">M7 ha ricalibrato CALIPER_CPU_LIMIT_S a 25s, ma solo sul caso base (pitch=1.0); il caso pesante di E2E-3 (pitch=0.05) continua a fallire per timeout, non per un rifiuto geometrico. È la stessa forma di gap che GAUGE_CHECK_CPU_LIMIT_SECONDS aveva prima di essere chiuso in E2E-8/M6.</w:t>
+        <w:t xml:space="preserve">M7 ha ricalibrato CALIPER_CPU_LIMIT_S a 25s, ma solo sul caso base (pitch=1.0); il caso pesante di E2E-3 (pitch=0.05) continua a fallire per timeout, non per un rifiuto geometrico. Invariato dall'ultima versione.</w:t>
       </w:r>
     </w:p>
     <w:p>
@@ -2589,7 +2758,7 @@
           <w:sz w:val="22"/>
           <w:szCs w:val="22"/>
         </w:rPr>
-        <w:t xml:space="preserve">Le otto issue oggi aperte su GitHub</w:t>
+        <w:t xml:space="preserve">Le dieci issue oggi aperte su GitHub</w:t>
       </w:r>
     </w:p>
     <w:p>
@@ -2603,7 +2772,7 @@
           <w:sz w:val="19"/>
           <w:szCs w:val="19"/>
         </w:rPr>
-        <w:t xml:space="preserve">Vista unificata, con una lettura di priorità reale — non l'ordine numerico delle issue.</w:t>
+        <w:t xml:space="preserve">Vista unificata, con una lettura di priorità reale — non l'ordine numerico delle issue. Due nuove da oggi (#35, #36), entrambe aperture legittime, non gap di tracker.</w:t>
       </w:r>
     </w:p>
     <w:tbl>
@@ -2776,7 +2945,130 @@
             <w:vAlign w:val="top"/>
           </w:tcPr>
           <w:p>
-            <w:hyperlink w:history="1" r:id="rIdnp80qoj9sd024wmkw1l_7">
+            <w:hyperlink w:history="1" r:id="rIdw0poftxnc8-lvyzplevk4">
+              <w:r>
+                <w:rPr>
+                  <w:rFonts w:ascii="Consolas" w:cs="Consolas" w:eastAsia="Consolas" w:hAnsi="Consolas"/>
+                  <w:color w:val="0E4A4F"/>
+                  <w:sz w:val="19"/>
+                  <w:szCs w:val="19"/>
+                  <w:u w:val="single"/>
+                </w:rPr>
+                <w:t xml:space="preserve">#35</w:t>
+              </w:r>
+            </w:hyperlink>
+          </w:p>
+        </w:tc>
+        <w:tc>
+          <w:tcPr>
+            <w:tcW w:type="dxa" w:w="2600"/>
+            <w:tcBorders>
+              <w:top w:val="single" w:color="CBD6D3" w:sz="4"/>
+              <w:left w:val="single" w:color="CBD6D3" w:sz="4"/>
+              <w:bottom w:val="single" w:color="CBD6D3" w:sz="4"/>
+              <w:right w:val="single" w:color="CBD6D3" w:sz="4"/>
+            </w:tcBorders>
+            <w:tcMar>
+              <w:top w:type="dxa" w:w="100"/>
+              <w:left w:type="dxa" w:w="120"/>
+              <w:bottom w:type="dxa" w:w="100"/>
+              <w:right w:type="dxa" w:w="120"/>
+            </w:tcMar>
+            <w:vAlign w:val="top"/>
+          </w:tcPr>
+          <w:p>
+            <w:r>
+              <w:rPr>
+                <w:rFonts w:ascii="Georgia" w:cs="Georgia" w:eastAsia="Georgia" w:hAnsi="Georgia"/>
+                <w:color w:val="17262A"/>
+                <w:sz w:val="18"/>
+                <w:szCs w:val="18"/>
+              </w:rPr>
+              <w:t xml:space="preserve">Sicurezza: controllo accessi /api/normalize, /api/generate</w:t>
+            </w:r>
+          </w:p>
+        </w:tc>
+        <w:tc>
+          <w:tcPr>
+            <w:tcW w:type="dxa" w:w="1500"/>
+            <w:tcBorders>
+              <w:top w:val="single" w:color="CBD6D3" w:sz="4"/>
+              <w:left w:val="single" w:color="CBD6D3" w:sz="4"/>
+              <w:bottom w:val="single" w:color="CBD6D3" w:sz="4"/>
+              <w:right w:val="single" w:color="CBD6D3" w:sz="4"/>
+            </w:tcBorders>
+            <w:tcMar>
+              <w:top w:type="dxa" w:w="100"/>
+              <w:left w:type="dxa" w:w="120"/>
+              <w:bottom w:type="dxa" w:w="100"/>
+              <w:right w:type="dxa" w:w="120"/>
+            </w:tcMar>
+            <w:vAlign w:val="top"/>
+          </w:tcPr>
+          <w:p>
+            <w:r>
+              <w:rPr>
+                <w:rFonts w:ascii="Consolas" w:cs="Consolas" w:eastAsia="Consolas" w:hAnsi="Consolas"/>
+                <w:b/>
+                <w:bCs/>
+                <w:color w:val="A63B2E"/>
+                <w:sz w:val="16"/>
+                <w:szCs w:val="16"/>
+              </w:rPr>
+              <w:t xml:space="preserve">CRITICA</w:t>
+            </w:r>
+          </w:p>
+        </w:tc>
+        <w:tc>
+          <w:tcPr>
+            <w:tcW w:type="dxa" w:w="4360"/>
+            <w:tcBorders>
+              <w:top w:val="single" w:color="CBD6D3" w:sz="4"/>
+              <w:left w:val="single" w:color="CBD6D3" w:sz="4"/>
+              <w:bottom w:val="single" w:color="CBD6D3" w:sz="4"/>
+              <w:right w:val="single" w:color="CBD6D3" w:sz="4"/>
+            </w:tcBorders>
+            <w:tcMar>
+              <w:top w:type="dxa" w:w="100"/>
+              <w:left w:type="dxa" w:w="120"/>
+              <w:bottom w:type="dxa" w:w="100"/>
+              <w:right w:type="dxa" w:w="120"/>
+            </w:tcMar>
+            <w:vAlign w:val="top"/>
+          </w:tcPr>
+          <w:p>
+            <w:r>
+              <w:rPr>
+                <w:rFonts w:ascii="Georgia" w:cs="Georgia" w:eastAsia="Georgia" w:hAnsi="Georgia"/>
+                <w:color w:val="4C5F60"/>
+                <w:sz w:val="18"/>
+                <w:szCs w:val="18"/>
+              </w:rPr>
+              <w:t xml:space="preserve">Vedi finding 01 e lo spotlight. Costo reale non delimitato su un endpoint pubblico di default — l'unica issue di questa review con un'urgenza economica diretta.</w:t>
+            </w:r>
+          </w:p>
+        </w:tc>
+      </w:tr>
+      <w:tr>
+        <w:tc>
+          <w:tcPr>
+            <w:tcW w:type="dxa" w:w="900"/>
+            <w:tcBorders>
+              <w:top w:val="single" w:color="CBD6D3" w:sz="4"/>
+              <w:left w:val="single" w:color="CBD6D3" w:sz="4"/>
+              <w:bottom w:val="single" w:color="CBD6D3" w:sz="4"/>
+              <w:right w:val="single" w:color="CBD6D3" w:sz="4"/>
+            </w:tcBorders>
+            <w:tcMar>
+              <w:top w:type="dxa" w:w="100"/>
+              <w:left w:type="dxa" w:w="120"/>
+              <w:bottom w:type="dxa" w:w="100"/>
+              <w:right w:type="dxa" w:w="120"/>
+            </w:tcMar>
+            <w:vAlign w:val="top"/>
+          </w:tcPr>
+          <w:p>
+            <w:hyperlink w:history="1" r:id="rIdz0u4uf9i9yt63n0gunfw0">
               <w:r>
                 <w:rPr>
                   <w:rFonts w:ascii="Consolas" w:cs="Consolas" w:eastAsia="Consolas" w:hAnsi="Consolas"/>
@@ -2846,7 +3138,7 @@
                 <w:sz w:val="16"/>
                 <w:szCs w:val="16"/>
               </w:rPr>
-              <w:t xml:space="preserve">ALTA — UNICA ATTIVA</w:t>
+              <w:t xml:space="preserve">ALTA</w:t>
             </w:r>
           </w:p>
         </w:tc>
@@ -2899,7 +3191,130 @@
             <w:vAlign w:val="top"/>
           </w:tcPr>
           <w:p>
-            <w:hyperlink w:history="1" r:id="rId8rdh2srix0hcrds9raool">
+            <w:hyperlink w:history="1" r:id="rIdekn6m3pgmus9c57os3php">
+              <w:r>
+                <w:rPr>
+                  <w:rFonts w:ascii="Consolas" w:cs="Consolas" w:eastAsia="Consolas" w:hAnsi="Consolas"/>
+                  <w:color w:val="0E4A4F"/>
+                  <w:sz w:val="19"/>
+                  <w:szCs w:val="19"/>
+                  <w:u w:val="single"/>
+                </w:rPr>
+                <w:t xml:space="preserve">#36</w:t>
+              </w:r>
+            </w:hyperlink>
+          </w:p>
+        </w:tc>
+        <w:tc>
+          <w:tcPr>
+            <w:tcW w:type="dxa" w:w="2600"/>
+            <w:tcBorders>
+              <w:top w:val="single" w:color="CBD6D3" w:sz="4"/>
+              <w:left w:val="single" w:color="CBD6D3" w:sz="4"/>
+              <w:bottom w:val="single" w:color="CBD6D3" w:sz="4"/>
+              <w:right w:val="single" w:color="CBD6D3" w:sz="4"/>
+            </w:tcBorders>
+            <w:tcMar>
+              <w:top w:type="dxa" w:w="100"/>
+              <w:left w:type="dxa" w:w="120"/>
+              <w:bottom w:type="dxa" w:w="100"/>
+              <w:right w:type="dxa" w:w="120"/>
+            </w:tcMar>
+            <w:vAlign w:val="top"/>
+          </w:tcPr>
+          <w:p>
+            <w:r>
+              <w:rPr>
+                <w:rFonts w:ascii="Georgia" w:cs="Georgia" w:eastAsia="Georgia" w:hAnsi="Georgia"/>
+                <w:color w:val="17262A"/>
+                <w:sz w:val="18"/>
+                <w:szCs w:val="18"/>
+              </w:rPr>
+              <w:t xml:space="preserve">Generalizzazione del dominio geometrico</w:t>
+            </w:r>
+          </w:p>
+        </w:tc>
+        <w:tc>
+          <w:tcPr>
+            <w:tcW w:type="dxa" w:w="1500"/>
+            <w:tcBorders>
+              <w:top w:val="single" w:color="CBD6D3" w:sz="4"/>
+              <w:left w:val="single" w:color="CBD6D3" w:sz="4"/>
+              <w:bottom w:val="single" w:color="CBD6D3" w:sz="4"/>
+              <w:right w:val="single" w:color="CBD6D3" w:sz="4"/>
+            </w:tcBorders>
+            <w:tcMar>
+              <w:top w:type="dxa" w:w="100"/>
+              <w:left w:type="dxa" w:w="120"/>
+              <w:bottom w:type="dxa" w:w="100"/>
+              <w:right w:type="dxa" w:w="120"/>
+            </w:tcMar>
+            <w:vAlign w:val="top"/>
+          </w:tcPr>
+          <w:p>
+            <w:r>
+              <w:rPr>
+                <w:rFonts w:ascii="Consolas" w:cs="Consolas" w:eastAsia="Consolas" w:hAnsi="Consolas"/>
+                <w:b/>
+                <w:bCs/>
+                <w:color w:val="93650E"/>
+                <w:sz w:val="16"/>
+                <w:szCs w:val="16"/>
+              </w:rPr>
+              <w:t xml:space="preserve">DECISIONE CON L'UTENTE</w:t>
+            </w:r>
+          </w:p>
+        </w:tc>
+        <w:tc>
+          <w:tcPr>
+            <w:tcW w:type="dxa" w:w="4360"/>
+            <w:tcBorders>
+              <w:top w:val="single" w:color="CBD6D3" w:sz="4"/>
+              <w:left w:val="single" w:color="CBD6D3" w:sz="4"/>
+              <w:bottom w:val="single" w:color="CBD6D3" w:sz="4"/>
+              <w:right w:val="single" w:color="CBD6D3" w:sz="4"/>
+            </w:tcBorders>
+            <w:tcMar>
+              <w:top w:type="dxa" w:w="100"/>
+              <w:left w:type="dxa" w:w="120"/>
+              <w:bottom w:type="dxa" w:w="100"/>
+              <w:right w:type="dxa" w:w="120"/>
+            </w:tcMar>
+            <w:vAlign w:val="top"/>
+          </w:tcPr>
+          <w:p>
+            <w:r>
+              <w:rPr>
+                <w:rFonts w:ascii="Georgia" w:cs="Georgia" w:eastAsia="Georgia" w:hAnsi="Georgia"/>
+                <w:color w:val="4C5F60"/>
+                <w:sz w:val="18"/>
+                <w:szCs w:val="18"/>
+              </w:rPr>
+              <w:t xml:space="preserve">Oggi un solo operation.type: qualunque prompt produce un foro filettato, mai una filettatura esterna. Issue ben scoping, 4 domande esplicite, corretto lasciarla in attesa di revisione con l'utente.</w:t>
+            </w:r>
+          </w:p>
+        </w:tc>
+      </w:tr>
+      <w:tr>
+        <w:tc>
+          <w:tcPr>
+            <w:tcW w:type="dxa" w:w="900"/>
+            <w:tcBorders>
+              <w:top w:val="single" w:color="CBD6D3" w:sz="4"/>
+              <w:left w:val="single" w:color="CBD6D3" w:sz="4"/>
+              <w:bottom w:val="single" w:color="CBD6D3" w:sz="4"/>
+              <w:right w:val="single" w:color="CBD6D3" w:sz="4"/>
+            </w:tcBorders>
+            <w:tcMar>
+              <w:top w:type="dxa" w:w="100"/>
+              <w:left w:type="dxa" w:w="120"/>
+              <w:bottom w:type="dxa" w:w="100"/>
+              <w:right w:type="dxa" w:w="120"/>
+            </w:tcMar>
+            <w:vAlign w:val="top"/>
+          </w:tcPr>
+          <w:p>
+            <w:hyperlink w:history="1" r:id="rIdtkbq0eifljh8y4_acrmwr">
               <w:r>
                 <w:rPr>
                   <w:rFonts w:ascii="Consolas" w:cs="Consolas" w:eastAsia="Consolas" w:hAnsi="Consolas"/>
@@ -3022,7 +3437,7 @@
             <w:vAlign w:val="top"/>
           </w:tcPr>
           <w:p>
-            <w:hyperlink w:history="1" r:id="rIdfeydbsswpm6hocuzbfgqi">
+            <w:hyperlink w:history="1" r:id="rIdtnf7db4joprz4hugo-4x4">
               <w:r>
                 <w:rPr>
                   <w:rFonts w:ascii="Consolas" w:cs="Consolas" w:eastAsia="Consolas" w:hAnsi="Consolas"/>
@@ -3145,7 +3560,7 @@
             <w:vAlign w:val="top"/>
           </w:tcPr>
           <w:p>
-            <w:hyperlink w:history="1" r:id="rIdw5fh1h9gd9bqogq1gsatd">
+            <w:hyperlink w:history="1" r:id="rId92pd6c9gkxopqnew3wa3q">
               <w:r>
                 <w:rPr>
                   <w:rFonts w:ascii="Consolas" w:cs="Consolas" w:eastAsia="Consolas" w:hAnsi="Consolas"/>
@@ -3268,7 +3683,7 @@
             <w:vAlign w:val="top"/>
           </w:tcPr>
           <w:p>
-            <w:hyperlink w:history="1" r:id="rIdf36gmmj0em2mvrpjiomc6">
+            <w:hyperlink w:history="1" r:id="rId4kemtbilw0vzuhdv3kuid">
               <w:r>
                 <w:rPr>
                   <w:rFonts w:ascii="Consolas" w:cs="Consolas" w:eastAsia="Consolas" w:hAnsi="Consolas"/>
@@ -3391,7 +3806,7 @@
             <w:vAlign w:val="top"/>
           </w:tcPr>
           <w:p>
-            <w:hyperlink w:history="1" r:id="rIddvhej3thid_paoekmadzd">
+            <w:hyperlink w:history="1" r:id="rIdbupxtd-z-9s1pwiuivh2f">
               <w:r>
                 <w:rPr>
                   <w:rFonts w:ascii="Consolas" w:cs="Consolas" w:eastAsia="Consolas" w:hAnsi="Consolas"/>
@@ -3490,7 +3905,7 @@
                 <w:sz w:val="18"/>
                 <w:szCs w:val="18"/>
               </w:rPr>
-              <w:t xml:space="preserve">Serve una decisione esplicita: chiudere come superata da param_first (confermato in M6 e M7), o pianificare un E2E dedicato.</w:t>
+              <w:t xml:space="preserve">Vedi finding 04. Serve una decisione esplicita: chiudere come superata da param_first, o pianificare un E2E dedicato.</w:t>
             </w:r>
           </w:p>
         </w:tc>
@@ -3514,7 +3929,7 @@
             <w:vAlign w:val="top"/>
           </w:tcPr>
           <w:p>
-            <w:hyperlink w:history="1" r:id="rIdnb6u79b8iquxr3skooh0j">
+            <w:hyperlink w:history="1" r:id="rIdqhpolzj3qxngotwqm1nhw">
               <w:r>
                 <w:rPr>
                   <w:rFonts w:ascii="Consolas" w:cs="Consolas" w:eastAsia="Consolas" w:hAnsi="Consolas"/>
@@ -3637,7 +4052,7 @@
             <w:vAlign w:val="top"/>
           </w:tcPr>
           <w:p>
-            <w:hyperlink w:history="1" r:id="rIdqqx1ghly-6a33yz8rjky3">
+            <w:hyperlink w:history="1" r:id="rIdsedsq4nnbrwfcidk-jp7c">
               <w:r>
                 <w:rPr>
                   <w:rFonts w:ascii="Consolas" w:cs="Consolas" w:eastAsia="Consolas" w:hAnsi="Consolas"/>
@@ -4001,7 +4416,7 @@
           <w:sz w:val="22"/>
           <w:szCs w:val="22"/>
         </w:rPr>
-        <w:t xml:space="preserve">Tre orizzonti, in ordine di esecuzione</w:t>
+        <w:t xml:space="preserve">Quattro orizzonti, in ordine di esecuzione</w:t>
       </w:r>
     </w:p>
     <w:p>
@@ -4017,7 +4432,7 @@
           <w:sz w:val="15"/>
           <w:szCs w:val="15"/>
         </w:rPr>
-        <w:t xml:space="preserve">ORA — COSTO ~ZERO</w:t>
+        <w:t xml:space="preserve">ORA — PRIMA DI OGNI ALTRA COSA</w:t>
       </w:r>
       <w:r>
         <w:rPr>
@@ -4028,7 +4443,7 @@
           <w:sz w:val="22"/>
           <w:szCs w:val="22"/>
         </w:rPr>
-        <w:t xml:space="preserve">   Igiene di piano, di nuovo</w:t>
+        <w:t xml:space="preserve">   Mitigare il rischio, non solo tracciarlo</w:t>
       </w:r>
     </w:p>
     <w:p>
@@ -4059,7 +4474,7 @@
           <w:sz w:val="19"/>
           <w:szCs w:val="19"/>
         </w:rPr>
-        <w:t xml:space="preserve">Sincronizzare README.md e index.html</w:t>
+        <w:t xml:space="preserve">Aggiungere almeno una barriera minima a /api/generate</w:t>
       </w:r>
       <w:r>
         <w:rPr>
@@ -4068,7 +4483,7 @@
           <w:sz w:val="19"/>
           <w:szCs w:val="19"/>
         </w:rPr>
-        <w:t xml:space="preserve"> allo stato reale — ora mancano due milestone, non una: 9/9 TC-E2E + SIGSEGV risolto (M6), 7/7 TC-E2E + primo G-code (M7).</w:t>
+        <w:t xml:space="preserve"> — un token statico in query/header, o una quota giornaliera in memoria, bastano alla scala dichiarata; nessuna delle opzioni elencate in issue #35 richiede un sistema utenti.</w:t>
       </w:r>
     </w:p>
     <w:p>
@@ -4099,7 +4514,7 @@
           <w:sz w:val="19"/>
           <w:szCs w:val="19"/>
         </w:rPr>
-        <w:t xml:space="preserve">Aggiornare CLAUDE.md e la tabella milestone di logbook.md</w:t>
+        <w:t xml:space="preserve">Considerare PROMPT_TO_PART_MODE=RO come default</w:t>
       </w:r>
       <w:r>
         <w:rPr>
@@ -4108,7 +4523,34 @@
           <w:sz w:val="19"/>
           <w:szCs w:val="19"/>
         </w:rPr>
-        <w:t xml:space="preserve"> nella stessa passata — entrambi dichiarano M7 come “prossima” o assente, e logbook.md ha ancora testo letterale “non ancora mergiata” su M5/M6.</w:t>
+        <w:t xml:space="preserve"> di .env.example — RW resta un opt-in esplicito invece di essere lo stato di un deploy fresco.</w:t>
+      </w:r>
+    </w:p>
+    <w:p>
+      <w:pPr>
+        <w:spacing w:after="140" w:before="300"/>
+      </w:pPr>
+      <w:r>
+        <w:rPr>
+          <w:rFonts w:ascii="Consolas" w:cs="Consolas" w:eastAsia="Consolas" w:hAnsi="Consolas"/>
+          <w:b/>
+          <w:bCs/>
+          <w:color w:val="0E4A4F"/>
+          <w:sz w:val="15"/>
+          <w:szCs w:val="15"/>
+        </w:rPr>
+        <w:t xml:space="preserve">ORA — COSTO ~ZERO</w:t>
+      </w:r>
+      <w:r>
+        <w:rPr>
+          <w:rFonts w:ascii="Georgia" w:cs="Georgia" w:eastAsia="Georgia" w:hAnsi="Georgia"/>
+          <w:b/>
+          <w:bCs/>
+          <w:color w:val="17262A"/>
+          <w:sz w:val="22"/>
+          <w:szCs w:val="22"/>
+        </w:rPr>
+        <w:t xml:space="preserve">   Igiene di piano, i residui</w:t>
       </w:r>
     </w:p>
     <w:p>
@@ -4139,7 +4581,7 @@
           <w:sz w:val="19"/>
           <w:szCs w:val="19"/>
         </w:rPr>
-        <w:t xml:space="preserve">Chiudere formalmente #17, #18, #19</w:t>
+        <w:t xml:space="preserve">Chiudere formalmente #15, #17, #18, #19</w:t>
       </w:r>
       <w:r>
         <w:rPr>
@@ -4148,7 +4590,7 @@
           <w:sz w:val="19"/>
           <w:szCs w:val="19"/>
         </w:rPr>
-        <w:t xml:space="preserve"> su GitHub con riferimento ai PR di merge, e decidere lo stato di #15.</w:t>
+        <w:t xml:space="preserve"> su GitHub con riferimento ai PR di merge — invariato dalla revisione precedente.</w:t>
       </w:r>
     </w:p>
     <w:p>
@@ -4179,7 +4621,7 @@
           <w:sz w:val="19"/>
           <w:szCs w:val="19"/>
         </w:rPr>
-        <w:t xml:space="preserve">Sciogliere #4</w:t>
+        <w:t xml:space="preserve">Estendere la mappa documenti di CLAUDE.md</w:t>
       </w:r>
       <w:r>
         <w:rPr>
@@ -4188,34 +4630,7 @@
           <w:sz w:val="19"/>
           <w:szCs w:val="19"/>
         </w:rPr>
-        <w:t xml:space="preserve"> con una decisione esplicita — superata da param_first (confermato in M6 e M7), oppure pianificato un E2E sketch-first dedicato.</w:t>
-      </w:r>
-    </w:p>
-    <w:p>
-      <w:pPr>
-        <w:spacing w:after="140" w:before="300"/>
-      </w:pPr>
-      <w:r>
-        <w:rPr>
-          <w:rFonts w:ascii="Consolas" w:cs="Consolas" w:eastAsia="Consolas" w:hAnsi="Consolas"/>
-          <w:b/>
-          <w:bCs/>
-          <w:color w:val="0E4A4F"/>
-          <w:sz w:val="15"/>
-          <w:szCs w:val="15"/>
-        </w:rPr>
-        <w:t xml:space="preserve">SUBITO — NESSUN GATE RESIDUO</w:t>
-      </w:r>
-      <w:r>
-        <w:rPr>
-          <w:rFonts w:ascii="Georgia" w:cs="Georgia" w:eastAsia="Georgia" w:hAnsi="Georgia"/>
-          <w:b/>
-          <w:bCs/>
-          <w:color w:val="17262A"/>
-          <w:sz w:val="22"/>
-          <w:szCs w:val="22"/>
-        </w:rPr>
-        <w:t xml:space="preserve">   Avvio M8</w:t>
+        <w:t xml:space="preserve"> con una riga per M7/Prompt to Part (logbook_fase7.md, report_m7_run0.md, dashboard app.py, issue #35).</w:t>
       </w:r>
     </w:p>
     <w:p>
@@ -4246,7 +4661,7 @@
           <w:sz w:val="19"/>
           <w:szCs w:val="19"/>
         </w:rPr>
-        <w:t xml:space="preserve">Avviare la parte documentale di M8</w:t>
+        <w:t xml:space="preserve">Sciogliere #4</w:t>
       </w:r>
       <w:r>
         <w:rPr>
@@ -4255,7 +4670,34 @@
           <w:sz w:val="19"/>
           <w:szCs w:val="19"/>
         </w:rPr>
-        <w:t xml:space="preserve"> (#20): schema formale del Livello 6, validatore, bootstrap retroattivo — nessuna dipendenza tecnica residua ora che M7 è chiusa.</w:t>
+        <w:t xml:space="preserve"> con una decisione esplicita — superata da param_first (confermato in M6 e M7), oppure pianificato un E2E sketch-first dedicato.</w:t>
+      </w:r>
+    </w:p>
+    <w:p>
+      <w:pPr>
+        <w:spacing w:after="140" w:before="300"/>
+      </w:pPr>
+      <w:r>
+        <w:rPr>
+          <w:rFonts w:ascii="Consolas" w:cs="Consolas" w:eastAsia="Consolas" w:hAnsi="Consolas"/>
+          <w:b/>
+          <w:bCs/>
+          <w:color w:val="0E4A4F"/>
+          <w:sz w:val="15"/>
+          <w:szCs w:val="15"/>
+        </w:rPr>
+        <w:t xml:space="preserve">SUBITO — NESSUN GATE RESIDUO</w:t>
+      </w:r>
+      <w:r>
+        <w:rPr>
+          <w:rFonts w:ascii="Georgia" w:cs="Georgia" w:eastAsia="Georgia" w:hAnsi="Georgia"/>
+          <w:b/>
+          <w:bCs/>
+          <w:color w:val="17262A"/>
+          <w:sz w:val="22"/>
+          <w:szCs w:val="22"/>
+        </w:rPr>
+        <w:t xml:space="preserve">   Avvio M8, e gli ultimi migli</w:t>
       </w:r>
     </w:p>
     <w:p>
@@ -4286,7 +4728,7 @@
           <w:sz w:val="19"/>
           <w:szCs w:val="19"/>
         </w:rPr>
-        <w:t xml:space="preserve">Ricalibrare CALIPER_CPU_LIMIT_S</w:t>
+        <w:t xml:space="preserve">Avviare la parte documentale di M8</w:t>
       </w:r>
       <w:r>
         <w:rPr>
@@ -4295,7 +4737,7 @@
           <w:sz w:val="19"/>
           <w:szCs w:val="19"/>
         </w:rPr>
-        <w:t xml:space="preserve"> sul caso pesante (E2E-3, pitch=0.05), non solo sul caso base — stesso “ultimo miglio” già chiuso per GAUGE_CHECK_CPU_LIMIT_SECONDS in M6.</w:t>
+        <w:t xml:space="preserve"> (#20): schema formale del Livello 6, validatore, bootstrap retroattivo — nessuna dipendenza tecnica residua ora che M7 è chiusa.</w:t>
       </w:r>
     </w:p>
     <w:p>
@@ -4326,7 +4768,7 @@
           <w:sz w:val="19"/>
           <w:szCs w:val="19"/>
         </w:rPr>
-        <w:t xml:space="preserve">Pubblicare l'immagine Flowise patchata su GHCR</w:t>
+        <w:t xml:space="preserve">Ricalibrare CALIPER_CPU_LIMIT_S</w:t>
       </w:r>
       <w:r>
         <w:rPr>
@@ -4335,7 +4777,7 @@
           <w:sz w:val="19"/>
           <w:szCs w:val="19"/>
         </w:rPr>
-        <w:t xml:space="preserve"> se si vuole un docker-compose.ghcr.yml completo — oggi publish-images.yml pubblica solo le 4 immagini di servizio.</w:t>
+        <w:t xml:space="preserve"> sul caso pesante (E2E-3, pitch=0.05), non solo sul caso base — stesso “ultimo miglio” già chiuso per GAUGE_CHECK_CPU_LIMIT_SECONDS in M6.</w:t>
       </w:r>
     </w:p>
     <w:p>
@@ -4366,7 +4808,7 @@
           <w:sz w:val="19"/>
           <w:szCs w:val="19"/>
         </w:rPr>
-        <w:t xml:space="preserve">Ri-eseguire il bench modelli L2.5</w:t>
+        <w:t xml:space="preserve">Pubblicare l'immagine Flowise patchata su GHCR</w:t>
       </w:r>
       <w:r>
         <w:rPr>
@@ -4375,34 +4817,7 @@
           <w:sz w:val="19"/>
           <w:szCs w:val="19"/>
         </w:rPr>
-        <w:t xml:space="preserve"> sullo schema tolerance_type corretto prima di scegliere il modello di produzione.</w:t>
-      </w:r>
-    </w:p>
-    <w:p>
-      <w:pPr>
-        <w:spacing w:after="140" w:before="300"/>
-      </w:pPr>
-      <w:r>
-        <w:rPr>
-          <w:rFonts w:ascii="Consolas" w:cs="Consolas" w:eastAsia="Consolas" w:hAnsi="Consolas"/>
-          <w:b/>
-          <w:bCs/>
-          <w:color w:val="0E4A4F"/>
-          <w:sz w:val="15"/>
-          <w:szCs w:val="15"/>
-        </w:rPr>
-        <w:t xml:space="preserve">MEDIO TERMINE</w:t>
-      </w:r>
-      <w:r>
-        <w:rPr>
-          <w:rFonts w:ascii="Georgia" w:cs="Georgia" w:eastAsia="Georgia" w:hAnsi="Georgia"/>
-          <w:b/>
-          <w:bCs/>
-          <w:color w:val="17262A"/>
-          <w:sz w:val="22"/>
-          <w:szCs w:val="22"/>
-        </w:rPr>
-        <w:t xml:space="preserve">   M8 fisica e il resto del backlog</w:t>
+        <w:t xml:space="preserve"> se si vuole un docker-compose.ghcr.yml completo — oggi publish-images.yml pubblica solo le 4 immagini di servizio.</w:t>
       </w:r>
     </w:p>
     <w:p>
@@ -4433,7 +4848,7 @@
           <w:sz w:val="19"/>
           <w:szCs w:val="19"/>
         </w:rPr>
-        <w:t xml:space="preserve">Primo lotto fisico</w:t>
+        <w:t xml:space="preserve">Ri-eseguire il bench modelli L2.5</w:t>
       </w:r>
       <w:r>
         <w:rPr>
@@ -4442,7 +4857,34 @@
           <w:sz w:val="19"/>
           <w:szCs w:val="19"/>
         </w:rPr>
-        <w:t xml:space="preserve"> con l'utente — stampa dei pezzi PASS-virtuali (M6/M7 ne hanno già uno, e2e2_thread_M6.gcode), misura al calibro, prima misura di concordanza virtuale↔fisico.</w:t>
+        <w:t xml:space="preserve"> sullo schema tolerance_type corretto prima di scegliere il modello di produzione.</w:t>
+      </w:r>
+    </w:p>
+    <w:p>
+      <w:pPr>
+        <w:spacing w:after="140" w:before="300"/>
+      </w:pPr>
+      <w:r>
+        <w:rPr>
+          <w:rFonts w:ascii="Consolas" w:cs="Consolas" w:eastAsia="Consolas" w:hAnsi="Consolas"/>
+          <w:b/>
+          <w:bCs/>
+          <w:color w:val="0E4A4F"/>
+          <w:sz w:val="15"/>
+          <w:szCs w:val="15"/>
+        </w:rPr>
+        <w:t xml:space="preserve">MEDIO TERMINE</w:t>
+      </w:r>
+      <w:r>
+        <w:rPr>
+          <w:rFonts w:ascii="Georgia" w:cs="Georgia" w:eastAsia="Georgia" w:hAnsi="Georgia"/>
+          <w:b/>
+          <w:bCs/>
+          <w:color w:val="17262A"/>
+          <w:sz w:val="22"/>
+          <w:szCs w:val="22"/>
+        </w:rPr>
+        <w:t xml:space="preserve">   M8 fisica, dominio geometrico, resto del backlog</w:t>
       </w:r>
     </w:p>
     <w:p>
@@ -4473,6 +4915,86 @@
           <w:sz w:val="19"/>
           <w:szCs w:val="19"/>
         </w:rPr>
+        <w:t xml:space="preserve">Primo lotto fisico</w:t>
+      </w:r>
+      <w:r>
+        <w:rPr>
+          <w:rFonts w:ascii="Georgia" w:cs="Georgia" w:eastAsia="Georgia" w:hAnsi="Georgia"/>
+          <w:color w:val="17262A"/>
+          <w:sz w:val="19"/>
+          <w:szCs w:val="19"/>
+        </w:rPr>
+        <w:t xml:space="preserve"> con l'utente — stampa dei pezzi PASS-virtuali (M6/M7 ne hanno già uno, e2e2_thread_M6.gcode), misura al calibro, prima misura di concordanza virtuale↔fisico.</w:t>
+      </w:r>
+    </w:p>
+    <w:p>
+      <w:pPr>
+        <w:pBdr>
+          <w:left w:val="single" w:color="1B6E73" w:sz="18" w:space="8"/>
+        </w:pBdr>
+        <w:spacing w:after="100"/>
+        <w:ind w:left="260"/>
+      </w:pPr>
+      <w:r>
+        <w:rPr>
+          <w:rFonts w:ascii="Consolas" w:cs="Consolas" w:eastAsia="Consolas" w:hAnsi="Consolas"/>
+          <w:b/>
+          <w:bCs/>
+          <w:color w:val="1B6E73"/>
+          <w:sz w:val="19"/>
+          <w:szCs w:val="19"/>
+        </w:rPr>
+        <w:t xml:space="preserve">11.  </w:t>
+      </w:r>
+      <w:r>
+        <w:rPr>
+          <w:rFonts w:ascii="Georgia" w:cs="Georgia" w:eastAsia="Georgia" w:hAnsi="Georgia"/>
+          <w:b/>
+          <w:bCs/>
+          <w:color w:val="17262A"/>
+          <w:sz w:val="19"/>
+          <w:szCs w:val="19"/>
+        </w:rPr>
+        <w:t xml:space="preserve">Portare issue #36 a revisione con l'utente</w:t>
+      </w:r>
+      <w:r>
+        <w:rPr>
+          <w:rFonts w:ascii="Georgia" w:cs="Georgia" w:eastAsia="Georgia" w:hAnsi="Georgia"/>
+          <w:color w:val="17262A"/>
+          <w:sz w:val="19"/>
+          <w:szCs w:val="19"/>
+        </w:rPr>
+        <w:t xml:space="preserve"> — le 4 domande sono ben poste; nessuna richiede risposta oggi, ma una priorità sì, prima che diventi un altro vincolo “temporaneo” permanente come lo scope M3.</w:t>
+      </w:r>
+    </w:p>
+    <w:p>
+      <w:pPr>
+        <w:pBdr>
+          <w:left w:val="single" w:color="1B6E73" w:sz="18" w:space="8"/>
+        </w:pBdr>
+        <w:spacing w:after="100"/>
+        <w:ind w:left="260"/>
+      </w:pPr>
+      <w:r>
+        <w:rPr>
+          <w:rFonts w:ascii="Consolas" w:cs="Consolas" w:eastAsia="Consolas" w:hAnsi="Consolas"/>
+          <w:b/>
+          <w:bCs/>
+          <w:color w:val="1B6E73"/>
+          <w:sz w:val="19"/>
+          <w:szCs w:val="19"/>
+        </w:rPr>
+        <w:t xml:space="preserve">12.  </w:t>
+      </w:r>
+      <w:r>
+        <w:rPr>
+          <w:rFonts w:ascii="Georgia" w:cs="Georgia" w:eastAsia="Georgia" w:hAnsi="Georgia"/>
+          <w:b/>
+          <w:bCs/>
+          <w:color w:val="17262A"/>
+          <w:sz w:val="19"/>
+          <w:szCs w:val="19"/>
+        </w:rPr>
         <w:t xml:space="preserve">Pianificare issue #10</w:t>
       </w:r>
       <w:r>
@@ -4522,7 +5044,7 @@
           <w:sz w:val="15"/>
           <w:szCs w:val="15"/>
         </w:rPr>
-        <w:t xml:space="preserve">Basata su: README.md · CLAUDE.md · docs/*.md (16 documenti, incl. logbook_fase7.md) · PR #31 · issue #1–#20 (12 esistenti) · log commit develop @ 689ede6 — rev.2 di questa review, prima versione 2026-08-25 mattina</w:t>
+        <w:t xml:space="preserve">Basata su: README.md · CLAUDE.md · CHANGELOG.md · docs/*.md (18 documenti, incl. logbook_fase7.md, report_m7_run0.md) · services/dashboard/app.py · PR #31-34 · issue #1-#36 (14 esistenti) · log commit develop @ f53d3e7 — rev.3 di questa review, prima versione 2026-08-25 mattina</w:t>
       </w:r>
     </w:p>
     <w:sectPr>

--- a/docs/project_plan_review_2026-08-25.docx
+++ b/docs/project_plan_review_2026-08-25.docx
@@ -103,7 +103,7 @@
                 <w:sz w:val="19"/>
                 <w:szCs w:val="19"/>
               </w:rPr>
-              <w:t xml:space="preserve">2026-08-25 · rev.3</w:t>
+              <w:t xml:space="preserve">2026-08-25 · rev.4</w:t>
             </w:r>
           </w:p>
         </w:tc>
@@ -479,11 +479,11 @@
                 <w:rFonts w:ascii="Consolas" w:cs="Consolas" w:eastAsia="Consolas" w:hAnsi="Consolas"/>
                 <w:b/>
                 <w:bCs/>
-                <w:color w:val="93650E"/>
+                <w:color w:val="2E7D4F"/>
                 <w:sz w:val="19"/>
                 <w:szCs w:val="19"/>
               </w:rPr>
-              <w:t xml:space="preserve">→  </w:t>
+              <w:t xml:space="preserve">✓  </w:t>
             </w:r>
             <w:r>
               <w:rPr>
@@ -494,7 +494,7 @@
                 <w:sz w:val="19"/>
                 <w:szCs w:val="19"/>
               </w:rPr>
-              <w:t xml:space="preserve">Il gap sul tracker resta invariato — </w:t>
+              <w:t xml:space="preserve">Il gap sul tracker è risolto — </w:t>
             </w:r>
             <w:r>
               <w:rPr>
@@ -503,7 +503,7 @@
                 <w:sz w:val="19"/>
                 <w:szCs w:val="19"/>
               </w:rPr>
-              <w:t xml:space="preserve">ancora le stesse 4 issue chiuse nei fatti ma aperte su GitHub (#15, #17, #18, #19); #35 e #36 sono aperture legittime.</w:t>
+              <w:t xml:space="preserve">#15, #17, #18, #19 chiuse su GitHub (25/08, 20:26, tutte state_reason: completed, chiuse dall'utente stesso). Il finding più persistente delle tre revisioni precedenti non esiste più.</w:t>
             </w:r>
           </w:p>
         </w:tc>
@@ -652,11 +652,11 @@
                 <w:rFonts w:ascii="Consolas" w:cs="Consolas" w:eastAsia="Consolas" w:hAnsi="Consolas"/>
                 <w:b/>
                 <w:bCs/>
-                <w:color w:val="93650E"/>
+                <w:color w:val="2E7D4F"/>
                 <w:sz w:val="30"/>
                 <w:szCs w:val="30"/>
               </w:rPr>
-              <w:t xml:space="preserve">4</w:t>
+              <w:t xml:space="preserve">0/4</w:t>
             </w:r>
           </w:p>
           <w:p>
@@ -667,7 +667,7 @@
                 <w:sz w:val="15"/>
                 <w:szCs w:val="15"/>
               </w:rPr>
-              <w:t xml:space="preserve">issue di milestone chiuse nei fatti (#15, #17, #18, #19) ma ancora aperte su GitHub</w:t>
+              <w:t xml:space="preserve">issue chiuse nei fatti ma aperte su GitHub — #15/#17/#18/#19 chiuse oggi, gap risolto</w:t>
             </w:r>
           </w:p>
         </w:tc>
@@ -968,7 +968,7 @@
             <w:vAlign w:val="top"/>
           </w:tcPr>
           <w:p>
-            <w:hyperlink w:history="1" r:id="rIdchlwn29dq8ra38nsgl9kd">
+            <w:hyperlink w:history="1" r:id="rId3bixky9dbilkeyvmdafth">
               <w:r>
                 <w:rPr>
                   <w:rFonts w:ascii="Consolas" w:cs="Consolas" w:eastAsia="Consolas" w:hAnsi="Consolas"/>
@@ -1093,7 +1093,7 @@
             <w:vAlign w:val="top"/>
           </w:tcPr>
           <w:p>
-            <w:hyperlink w:history="1" r:id="rIdd-xovouiakz3a4uyrnbtv">
+            <w:hyperlink w:history="1" r:id="rIdvacndxfv6cb4t6r2xafsc">
               <w:r>
                 <w:rPr>
                   <w:rFonts w:ascii="Consolas" w:cs="Consolas" w:eastAsia="Consolas" w:hAnsi="Consolas"/>
@@ -1218,7 +1218,7 @@
             <w:vAlign w:val="top"/>
           </w:tcPr>
           <w:p>
-            <w:hyperlink w:history="1" r:id="rId_25bhj3wpzwa8kbpdtgmw">
+            <w:hyperlink w:history="1" r:id="rIdcgekpfap2vbyx9erb029y">
               <w:r>
                 <w:rPr>
                   <w:rFonts w:ascii="Consolas" w:cs="Consolas" w:eastAsia="Consolas" w:hAnsi="Consolas"/>
@@ -1361,7 +1361,7 @@
             <w:vAlign w:val="top"/>
           </w:tcPr>
           <w:p>
-            <w:hyperlink w:history="1" r:id="rIdwqlh9ode-9jlzssdoyrzg">
+            <w:hyperlink w:history="1" r:id="rId2rza9dduyz-busbds_yx1">
               <w:r>
                 <w:rPr>
                   <w:rFonts w:ascii="Consolas" w:cs="Consolas" w:eastAsia="Consolas" w:hAnsi="Consolas"/>
@@ -1486,7 +1486,7 @@
             <w:vAlign w:val="top"/>
           </w:tcPr>
           <w:p>
-            <w:hyperlink w:history="1" r:id="rIdq6wtauduu4er0lq0pm36x">
+            <w:hyperlink w:history="1" r:id="rIdlnnamzxwsvjdxcrzmlr9f">
               <w:r>
                 <w:rPr>
                   <w:rFonts w:ascii="Consolas" w:cs="Consolas" w:eastAsia="Consolas" w:hAnsi="Consolas"/>
@@ -1523,11 +1523,11 @@
                 <w:rFonts w:ascii="Consolas" w:cs="Consolas" w:eastAsia="Consolas" w:hAnsi="Consolas"/>
                 <w:b/>
                 <w:bCs/>
-                <w:color w:val="93650E"/>
+                <w:color w:val="2E7D4F"/>
                 <w:sz w:val="16"/>
                 <w:szCs w:val="16"/>
               </w:rPr>
-              <w:t xml:space="preserve">APERTA SU GH</w:t>
+              <w:t xml:space="preserve">CHIUSA</w:t>
             </w:r>
           </w:p>
         </w:tc>
@@ -1556,7 +1556,7 @@
                 <w:sz w:val="18"/>
                 <w:szCs w:val="18"/>
               </w:rPr>
-              <w:t xml:space="preserve">Review tecnica critica: deliverable prodotto (review_tecnica.md), C1–C11 trovate, 7 proposte P1–P7. Lavoro concluso, issue ancora aperta.</w:t>
+              <w:t xml:space="preserve">Review tecnica critica: deliverable prodotto (review_tecnica.md), C1–C11 trovate, 7 proposte P1–P7. Chiusa il 25/08 (completed), dopo giorni aperta nonostante il lavoro concluso.</w:t>
             </w:r>
           </w:p>
         </w:tc>
@@ -1611,7 +1611,7 @@
             <w:vAlign w:val="top"/>
           </w:tcPr>
           <w:p>
-            <w:hyperlink w:history="1" r:id="rIdp5_y90lxfu5evil0yvrlx">
+            <w:hyperlink w:history="1" r:id="rIdlmojguhqos4j1ixi-5nwu">
               <w:r>
                 <w:rPr>
                   <w:rFonts w:ascii="Consolas" w:cs="Consolas" w:eastAsia="Consolas" w:hAnsi="Consolas"/>
@@ -1648,11 +1648,11 @@
                 <w:rFonts w:ascii="Consolas" w:cs="Consolas" w:eastAsia="Consolas" w:hAnsi="Consolas"/>
                 <w:b/>
                 <w:bCs/>
-                <w:color w:val="93650E"/>
+                <w:color w:val="2E7D4F"/>
                 <w:sz w:val="16"/>
                 <w:szCs w:val="16"/>
               </w:rPr>
-              <w:t xml:space="preserve">APERTA SU GH</w:t>
+              <w:t xml:space="preserve">CHIUSA</w:t>
             </w:r>
           </w:p>
         </w:tc>
@@ -1681,7 +1681,7 @@
                 <w:sz w:val="18"/>
                 <w:szCs w:val="18"/>
               </w:rPr>
-              <w:t xml:space="preserve">C1–C7, C10 chiusi in sandbox — 8 test rosso→verde, mergiata in develop. C8 rimandato esplicitamente, poi chiuso in M6/M7.</w:t>
+              <w:t xml:space="preserve">C1–C7, C10 chiusi in sandbox — 8 test rosso→verde, mergiata in develop. C8 rimandato esplicitamente, poi chiuso in M6/M7. Issue chiusa il 25/08.</w:t>
             </w:r>
           </w:p>
         </w:tc>
@@ -1736,7 +1736,7 @@
             <w:vAlign w:val="top"/>
           </w:tcPr>
           <w:p>
-            <w:hyperlink w:history="1" r:id="rIdzwh56ccl7ngf9wq3ulkvp">
+            <w:hyperlink w:history="1" r:id="rId4wf4supcyccjonfiblwkz">
               <w:r>
                 <w:rPr>
                   <w:rFonts w:ascii="Consolas" w:cs="Consolas" w:eastAsia="Consolas" w:hAnsi="Consolas"/>
@@ -1773,11 +1773,11 @@
                 <w:rFonts w:ascii="Consolas" w:cs="Consolas" w:eastAsia="Consolas" w:hAnsi="Consolas"/>
                 <w:b/>
                 <w:bCs/>
-                <w:color w:val="93650E"/>
+                <w:color w:val="2E7D4F"/>
                 <w:sz w:val="16"/>
                 <w:szCs w:val="16"/>
               </w:rPr>
-              <w:t xml:space="preserve">APERTA SU GH</w:t>
+              <w:t xml:space="preserve">CHIUSA</w:t>
             </w:r>
           </w:p>
         </w:tc>
@@ -1806,7 +1806,7 @@
                 <w:sz w:val="18"/>
                 <w:szCs w:val="18"/>
               </w:rPr>
-              <w:t xml:space="preserve">9/9 TC-E2E su RunPod: primo PASS end-to-end reale, SIGSEGV risolto strutturalmente, C2/C6/C8 confermati dal vivo. Commento di chiusura pubblicato, issue non ancora chiusa.</w:t>
+              <w:t xml:space="preserve">9/9 TC-E2E su RunPod: primo PASS end-to-end reale, SIGSEGV risolto strutturalmente, C2/C6/C8 confermati dal vivo. Chiusa il 25/08.</w:t>
             </w:r>
           </w:p>
         </w:tc>
@@ -1861,7 +1861,7 @@
             <w:vAlign w:val="top"/>
           </w:tcPr>
           <w:p>
-            <w:hyperlink w:history="1" r:id="rIdiv-hredovpwftugcur8ga">
+            <w:hyperlink w:history="1" r:id="rId4rhz16pghtprqy9bcmknt">
               <w:r>
                 <w:rPr>
                   <w:rFonts w:ascii="Consolas" w:cs="Consolas" w:eastAsia="Consolas" w:hAnsi="Consolas"/>
@@ -1898,11 +1898,11 @@
                 <w:rFonts w:ascii="Consolas" w:cs="Consolas" w:eastAsia="Consolas" w:hAnsi="Consolas"/>
                 <w:b/>
                 <w:bCs/>
-                <w:color w:val="93650E"/>
+                <w:color w:val="2E7D4F"/>
                 <w:sz w:val="16"/>
                 <w:szCs w:val="16"/>
               </w:rPr>
-              <w:t xml:space="preserve">APERTA SU GH</w:t>
+              <w:t xml:space="preserve">CHIUSA</w:t>
             </w:r>
           </w:p>
         </w:tc>
@@ -1949,7 +1949,7 @@
                 <w:sz w:val="18"/>
                 <w:szCs w:val="18"/>
               </w:rPr>
-              <w:t xml:space="preserve">). 6 bug reali trovati e fissati — stesso pattern C9 di M6. PR #31 mergiata dall'utente lo stesso giorno del gate.</w:t>
+              <w:t xml:space="preserve">). 6 bug reali trovati e fissati — stesso pattern C9 di M6. PR #31 mergiata e issue chiusa dall'utente lo stesso giorno del gate.</w:t>
             </w:r>
           </w:p>
         </w:tc>
@@ -2004,7 +2004,7 @@
             <w:vAlign w:val="top"/>
           </w:tcPr>
           <w:p>
-            <w:hyperlink w:history="1" r:id="rId2n-eds_ssx3ey1mfymkow">
+            <w:hyperlink w:history="1" r:id="rIdvezf4mp_aqq4glpcqm6oo">
               <w:r>
                 <w:rPr>
                   <w:rFonts w:ascii="Consolas" w:cs="Consolas" w:eastAsia="Consolas" w:hAnsi="Consolas"/>
@@ -2500,7 +2500,7 @@
           <w:sz w:val="22"/>
           <w:szCs w:val="22"/>
         </w:rPr>
-        <w:t xml:space="preserve">Un rischio concreto, e i soliti gap di processo</w:t>
+        <w:t xml:space="preserve">Un rischio concreto, e gli ultimi residui</w:t>
       </w:r>
     </w:p>
     <w:p>
@@ -2514,7 +2514,7 @@
           <w:sz w:val="19"/>
           <w:szCs w:val="19"/>
         </w:rPr>
-        <w:t xml:space="preserve">Il finding 01 è diverso dagli altri: non è un gap di sincronizzazione, è un'esposizione con un costo reale, già dichiarata dal progetto stesso in issue #35. I finding 02-05 restano invece la stessa categoria della revisione precedente — la maggior parte (README, index.html, logbook.md, CLAUDE.md) è stata risolta nel frattempo; quelli elencati qui sono i residui.</w:t>
+        <w:t xml:space="preserve">Il finding 01 è diverso dagli altri: non è un gap di sincronizzazione, è un'esposizione con un costo reale, già dichiarata dal progetto stesso in issue #35. I finding 02-04 sono gli ultimi residui della stessa categoria che ha dominato le due revisioni precedenti — quella più grande e più persistente (il tracker disallineato dal lavoro reale) è stata chiusa oggi stesso.</w:t>
       </w:r>
     </w:p>
     <w:p>
@@ -2583,7 +2583,7 @@
           <w:sz w:val="20"/>
           <w:szCs w:val="20"/>
         </w:rPr>
-        <w:t xml:space="preserve">Il gap sul tracker resta invariato: quattro issue di milestone chiuse nei fatti restano aperte su GitHub</w:t>
+        <w:t xml:space="preserve">La mappa dei documenti di CLAUDE.md non copre ancora M7 né “Prompt to Part”</w:t>
       </w:r>
     </w:p>
     <w:p>
@@ -2598,7 +2598,7 @@
           <w:sz w:val="19"/>
           <w:szCs w:val="19"/>
         </w:rPr>
-        <w:t xml:space="preserve">Nessun cambiamento dalla versione precedente: #15 (review), #17 (M5), #18 (M6), #19 (M7) hanno tutte un deliverable completo o una PR mergiata con criterio dichiarato soddisfatto, ma nessuna è stata chiusa come issue. Le due nuove issue di oggi (#35, #36) sono aperture legittime, non altri esempi dello stesso problema — ma portano il totale a 10 issue aperte, di cui solo 3 realmente attive (#20, #35, #36).</w:t>
+        <w:t xml:space="preserve">La sezione “Stato del progetto” di CLAUDE.md è oggi accurata (PR #32 l'ha riallineata subito) — ma la tabella “Mappa dei documenti”, pensata per orientare una sessione futura, non ha ancora una riga per logbook_fase7.md/report_m7_run0.md, né per dashboard app.py/prompt-to-part.html o l'issue di sicurezza #35. Un gap piccolo, ma la stessa categoria.</w:t>
       </w:r>
     </w:p>
     <w:p>
@@ -2625,7 +2625,7 @@
           <w:sz w:val="20"/>
           <w:szCs w:val="20"/>
         </w:rPr>
-        <w:t xml:space="preserve">La mappa dei documenti di CLAUDE.md non copre ancora M7 né “Prompt to Part”</w:t>
+        <w:t xml:space="preserve">Issue #4 (M3) non riflette ancora la decisione presa in M5</w:t>
       </w:r>
     </w:p>
     <w:p>
@@ -2640,7 +2640,7 @@
           <w:sz w:val="19"/>
           <w:szCs w:val="19"/>
         </w:rPr>
-        <w:t xml:space="preserve">La sezione “Stato del progetto” di CLAUDE.md è oggi accurata (PR #32 l'ha riallineata subito) — ma la tabella “Mappa dei documenti”, pensata per orientare una sessione futura, non ha ancora una riga per logbook_fase7.md/report_m7_run0.md, né per dashboard app.py/prompt-to-part.html o l'issue di sicurezza #35. Un gap più piccolo del precedente, ma la stessa categoria.</w:t>
+        <w:t xml:space="preserve">Il criterio originale di #4 era un E2E reale con la pipeline sketch-first. M5 ha reso param_first il default e sia M6 sia M7 hanno ottenuto PASS reali proprio con param_first, non con lo sketch-first di M3. Invariato dall'ultima versione di questa review.</w:t>
       </w:r>
     </w:p>
     <w:p>
@@ -2657,48 +2657,6 @@
           <w:szCs w:val="20"/>
         </w:rPr>
         <w:t xml:space="preserve">04   </w:t>
-      </w:r>
-      <w:r>
-        <w:rPr>
-          <w:rFonts w:ascii="Georgia" w:cs="Georgia" w:eastAsia="Georgia" w:hAnsi="Georgia"/>
-          <w:b/>
-          <w:bCs/>
-          <w:color w:val="17262A"/>
-          <w:sz w:val="20"/>
-          <w:szCs w:val="20"/>
-        </w:rPr>
-        <w:t xml:space="preserve">Issue #4 (M3) non riflette ancora la decisione presa in M5</w:t>
-      </w:r>
-    </w:p>
-    <w:p>
-      <w:pPr>
-        <w:spacing w:after="60"/>
-        <w:ind w:left="260"/>
-      </w:pPr>
-      <w:r>
-        <w:rPr>
-          <w:rFonts w:ascii="Georgia" w:cs="Georgia" w:eastAsia="Georgia" w:hAnsi="Georgia"/>
-          <w:color w:val="4C5F60"/>
-          <w:sz w:val="19"/>
-          <w:szCs w:val="19"/>
-        </w:rPr>
-        <w:t xml:space="preserve">Il criterio originale di #4 era un E2E reale con la pipeline sketch-first. M5 ha reso param_first il default e sia M6 sia M7 hanno ottenuto PASS reali proprio con param_first, non con lo sketch-first di M3. Invariato dall'ultima versione di questa review.</w:t>
-      </w:r>
-    </w:p>
-    <w:p>
-      <w:pPr>
-        <w:spacing w:after="40" w:before="200"/>
-      </w:pPr>
-      <w:r>
-        <w:rPr>
-          <w:rFonts w:ascii="Consolas" w:cs="Consolas" w:eastAsia="Consolas" w:hAnsi="Consolas"/>
-          <w:b/>
-          <w:bCs/>
-          <w:color w:val="1B6E73"/>
-          <w:sz w:val="20"/>
-          <w:szCs w:val="20"/>
-        </w:rPr>
-        <w:t xml:space="preserve">05   </w:t>
       </w:r>
       <w:r>
         <w:rPr>
@@ -2758,7 +2716,7 @@
           <w:sz w:val="22"/>
           <w:szCs w:val="22"/>
         </w:rPr>
-        <w:t xml:space="preserve">Le dieci issue oggi aperte su GitHub</w:t>
+        <w:t xml:space="preserve">Le sei issue oggi aperte su GitHub</w:t>
       </w:r>
     </w:p>
     <w:p>
@@ -2772,7 +2730,7 @@
           <w:sz w:val="19"/>
           <w:szCs w:val="19"/>
         </w:rPr>
-        <w:t xml:space="preserve">Vista unificata, con una lettura di priorità reale — non l'ordine numerico delle issue. Due nuove da oggi (#35, #36), entrambe aperture legittime, non gap di tracker.</w:t>
+        <w:t xml:space="preserve">Erano dieci fino a poco fa: #15, #17, #18, #19 sono state chiuse oggi stesso (tutte completed), quindi il backlog qui sotto ora coincide con quello reale.</w:t>
       </w:r>
     </w:p>
     <w:tbl>
@@ -2945,7 +2903,7 @@
             <w:vAlign w:val="top"/>
           </w:tcPr>
           <w:p>
-            <w:hyperlink w:history="1" r:id="rIdw0poftxnc8-lvyzplevk4">
+            <w:hyperlink w:history="1" r:id="rId23aa1iylmx5zgqpbkycdp">
               <w:r>
                 <w:rPr>
                   <w:rFonts w:ascii="Consolas" w:cs="Consolas" w:eastAsia="Consolas" w:hAnsi="Consolas"/>
@@ -3068,7 +3026,7 @@
             <w:vAlign w:val="top"/>
           </w:tcPr>
           <w:p>
-            <w:hyperlink w:history="1" r:id="rIdz0u4uf9i9yt63n0gunfw0">
+            <w:hyperlink w:history="1" r:id="rId5hedljr8ieoeisurzk3na">
               <w:r>
                 <w:rPr>
                   <w:rFonts w:ascii="Consolas" w:cs="Consolas" w:eastAsia="Consolas" w:hAnsi="Consolas"/>
@@ -3191,7 +3149,7 @@
             <w:vAlign w:val="top"/>
           </w:tcPr>
           <w:p>
-            <w:hyperlink w:history="1" r:id="rIdekn6m3pgmus9c57os3php">
+            <w:hyperlink w:history="1" r:id="rIdsif0sq75gjoi3t3e-tcyw">
               <w:r>
                 <w:rPr>
                   <w:rFonts w:ascii="Consolas" w:cs="Consolas" w:eastAsia="Consolas" w:hAnsi="Consolas"/>
@@ -3314,499 +3272,7 @@
             <w:vAlign w:val="top"/>
           </w:tcPr>
           <w:p>
-            <w:hyperlink w:history="1" r:id="rIdtkbq0eifljh8y4_acrmwr">
-              <w:r>
-                <w:rPr>
-                  <w:rFonts w:ascii="Consolas" w:cs="Consolas" w:eastAsia="Consolas" w:hAnsi="Consolas"/>
-                  <w:color w:val="0E4A4F"/>
-                  <w:sz w:val="19"/>
-                  <w:szCs w:val="19"/>
-                  <w:u w:val="single"/>
-                </w:rPr>
-                <w:t xml:space="preserve">#19</w:t>
-              </w:r>
-            </w:hyperlink>
-          </w:p>
-        </w:tc>
-        <w:tc>
-          <w:tcPr>
-            <w:tcW w:type="dxa" w:w="2600"/>
-            <w:tcBorders>
-              <w:top w:val="single" w:color="CBD6D3" w:sz="4"/>
-              <w:left w:val="single" w:color="CBD6D3" w:sz="4"/>
-              <w:bottom w:val="single" w:color="CBD6D3" w:sz="4"/>
-              <w:right w:val="single" w:color="CBD6D3" w:sz="4"/>
-            </w:tcBorders>
-            <w:tcMar>
-              <w:top w:type="dxa" w:w="100"/>
-              <w:left w:type="dxa" w:w="120"/>
-              <w:bottom w:type="dxa" w:w="100"/>
-              <w:right w:type="dxa" w:w="120"/>
-            </w:tcMar>
-            <w:vAlign w:val="top"/>
-          </w:tcPr>
-          <w:p>
-            <w:r>
-              <w:rPr>
-                <w:rFonts w:ascii="Georgia" w:cs="Georgia" w:eastAsia="Georgia" w:hAnsi="Georgia"/>
-                <w:color w:val="17262A"/>
-                <w:sz w:val="18"/>
-                <w:szCs w:val="18"/>
-              </w:rPr>
-              <w:t xml:space="preserve">M7 — topologia Docker reale, RTX 3090</w:t>
-            </w:r>
-          </w:p>
-        </w:tc>
-        <w:tc>
-          <w:tcPr>
-            <w:tcW w:type="dxa" w:w="1500"/>
-            <w:tcBorders>
-              <w:top w:val="single" w:color="CBD6D3" w:sz="4"/>
-              <w:left w:val="single" w:color="CBD6D3" w:sz="4"/>
-              <w:bottom w:val="single" w:color="CBD6D3" w:sz="4"/>
-              <w:right w:val="single" w:color="CBD6D3" w:sz="4"/>
-            </w:tcBorders>
-            <w:tcMar>
-              <w:top w:type="dxa" w:w="100"/>
-              <w:left w:type="dxa" w:w="120"/>
-              <w:bottom w:type="dxa" w:w="100"/>
-              <w:right w:type="dxa" w:w="120"/>
-            </w:tcMar>
-            <w:vAlign w:val="top"/>
-          </w:tcPr>
-          <w:p>
-            <w:r>
-              <w:rPr>
-                <w:rFonts w:ascii="Consolas" w:cs="Consolas" w:eastAsia="Consolas" w:hAnsi="Consolas"/>
-                <w:b/>
-                <w:bCs/>
-                <w:color w:val="4C5F60"/>
-                <w:sz w:val="16"/>
-                <w:szCs w:val="16"/>
-              </w:rPr>
-              <w:t xml:space="preserve">CHIUSURA AMMINISTRATIVA</w:t>
-            </w:r>
-          </w:p>
-        </w:tc>
-        <w:tc>
-          <w:tcPr>
-            <w:tcW w:type="dxa" w:w="4360"/>
-            <w:tcBorders>
-              <w:top w:val="single" w:color="CBD6D3" w:sz="4"/>
-              <w:left w:val="single" w:color="CBD6D3" w:sz="4"/>
-              <w:bottom w:val="single" w:color="CBD6D3" w:sz="4"/>
-              <w:right w:val="single" w:color="CBD6D3" w:sz="4"/>
-            </w:tcBorders>
-            <w:tcMar>
-              <w:top w:type="dxa" w:w="100"/>
-              <w:left w:type="dxa" w:w="120"/>
-              <w:bottom w:type="dxa" w:w="100"/>
-              <w:right w:type="dxa" w:w="120"/>
-            </w:tcMar>
-            <w:vAlign w:val="top"/>
-          </w:tcPr>
-          <w:p>
-            <w:r>
-              <w:rPr>
-                <w:rFonts w:ascii="Georgia" w:cs="Georgia" w:eastAsia="Georgia" w:hAnsi="Georgia"/>
-                <w:color w:val="4C5F60"/>
-                <w:sz w:val="18"/>
-                <w:szCs w:val="18"/>
-              </w:rPr>
-              <w:t xml:space="preserve">Criterio soddisfatto, PR #31 mergiata (2026-08-25). Chiudere con riferimento al PR e al primo G-code prodotto.</w:t>
-            </w:r>
-          </w:p>
-        </w:tc>
-      </w:tr>
-      <w:tr>
-        <w:tc>
-          <w:tcPr>
-            <w:tcW w:type="dxa" w:w="900"/>
-            <w:tcBorders>
-              <w:top w:val="single" w:color="CBD6D3" w:sz="4"/>
-              <w:left w:val="single" w:color="CBD6D3" w:sz="4"/>
-              <w:bottom w:val="single" w:color="CBD6D3" w:sz="4"/>
-              <w:right w:val="single" w:color="CBD6D3" w:sz="4"/>
-            </w:tcBorders>
-            <w:tcMar>
-              <w:top w:type="dxa" w:w="100"/>
-              <w:left w:type="dxa" w:w="120"/>
-              <w:bottom w:type="dxa" w:w="100"/>
-              <w:right w:type="dxa" w:w="120"/>
-            </w:tcMar>
-            <w:vAlign w:val="top"/>
-          </w:tcPr>
-          <w:p>
-            <w:hyperlink w:history="1" r:id="rIdtnf7db4joprz4hugo-4x4">
-              <w:r>
-                <w:rPr>
-                  <w:rFonts w:ascii="Consolas" w:cs="Consolas" w:eastAsia="Consolas" w:hAnsi="Consolas"/>
-                  <w:color w:val="0E4A4F"/>
-                  <w:sz w:val="19"/>
-                  <w:szCs w:val="19"/>
-                  <w:u w:val="single"/>
-                </w:rPr>
-                <w:t xml:space="preserve">#18</w:t>
-              </w:r>
-            </w:hyperlink>
-          </w:p>
-        </w:tc>
-        <w:tc>
-          <w:tcPr>
-            <w:tcW w:type="dxa" w:w="2600"/>
-            <w:tcBorders>
-              <w:top w:val="single" w:color="CBD6D3" w:sz="4"/>
-              <w:left w:val="single" w:color="CBD6D3" w:sz="4"/>
-              <w:bottom w:val="single" w:color="CBD6D3" w:sz="4"/>
-              <w:right w:val="single" w:color="CBD6D3" w:sz="4"/>
-            </w:tcBorders>
-            <w:tcMar>
-              <w:top w:type="dxa" w:w="100"/>
-              <w:left w:type="dxa" w:w="120"/>
-              <w:bottom w:type="dxa" w:w="100"/>
-              <w:right w:type="dxa" w:w="120"/>
-            </w:tcMar>
-            <w:vAlign w:val="top"/>
-          </w:tcPr>
-          <w:p>
-            <w:r>
-              <w:rPr>
-                <w:rFonts w:ascii="Georgia" w:cs="Georgia" w:eastAsia="Georgia" w:hAnsi="Georgia"/>
-                <w:color w:val="17262A"/>
-                <w:sz w:val="18"/>
-                <w:szCs w:val="18"/>
-              </w:rPr>
-              <w:t xml:space="preserve">M6 — bring-up RunPod</w:t>
-            </w:r>
-          </w:p>
-        </w:tc>
-        <w:tc>
-          <w:tcPr>
-            <w:tcW w:type="dxa" w:w="1500"/>
-            <w:tcBorders>
-              <w:top w:val="single" w:color="CBD6D3" w:sz="4"/>
-              <w:left w:val="single" w:color="CBD6D3" w:sz="4"/>
-              <w:bottom w:val="single" w:color="CBD6D3" w:sz="4"/>
-              <w:right w:val="single" w:color="CBD6D3" w:sz="4"/>
-            </w:tcBorders>
-            <w:tcMar>
-              <w:top w:type="dxa" w:w="100"/>
-              <w:left w:type="dxa" w:w="120"/>
-              <w:bottom w:type="dxa" w:w="100"/>
-              <w:right w:type="dxa" w:w="120"/>
-            </w:tcMar>
-            <w:vAlign w:val="top"/>
-          </w:tcPr>
-          <w:p>
-            <w:r>
-              <w:rPr>
-                <w:rFonts w:ascii="Consolas" w:cs="Consolas" w:eastAsia="Consolas" w:hAnsi="Consolas"/>
-                <w:b/>
-                <w:bCs/>
-                <w:color w:val="4C5F60"/>
-                <w:sz w:val="16"/>
-                <w:szCs w:val="16"/>
-              </w:rPr>
-              <w:t xml:space="preserve">CHIUSURA AMMINISTRATIVA</w:t>
-            </w:r>
-          </w:p>
-        </w:tc>
-        <w:tc>
-          <w:tcPr>
-            <w:tcW w:type="dxa" w:w="4360"/>
-            <w:tcBorders>
-              <w:top w:val="single" w:color="CBD6D3" w:sz="4"/>
-              <w:left w:val="single" w:color="CBD6D3" w:sz="4"/>
-              <w:bottom w:val="single" w:color="CBD6D3" w:sz="4"/>
-              <w:right w:val="single" w:color="CBD6D3" w:sz="4"/>
-            </w:tcBorders>
-            <w:tcMar>
-              <w:top w:type="dxa" w:w="100"/>
-              <w:left w:type="dxa" w:w="120"/>
-              <w:bottom w:type="dxa" w:w="100"/>
-              <w:right w:type="dxa" w:w="120"/>
-            </w:tcMar>
-            <w:vAlign w:val="top"/>
-          </w:tcPr>
-          <w:p>
-            <w:r>
-              <w:rPr>
-                <w:rFonts w:ascii="Georgia" w:cs="Georgia" w:eastAsia="Georgia" w:hAnsi="Georgia"/>
-                <w:color w:val="4C5F60"/>
-                <w:sz w:val="18"/>
-                <w:szCs w:val="18"/>
-              </w:rPr>
-              <w:t xml:space="preserve">Lavoro completo, commento finale pubblicato (“M6 CHIUSA”). Chiudere con riferimento ai PR #21–#28.</w:t>
-            </w:r>
-          </w:p>
-        </w:tc>
-      </w:tr>
-      <w:tr>
-        <w:tc>
-          <w:tcPr>
-            <w:tcW w:type="dxa" w:w="900"/>
-            <w:tcBorders>
-              <w:top w:val="single" w:color="CBD6D3" w:sz="4"/>
-              <w:left w:val="single" w:color="CBD6D3" w:sz="4"/>
-              <w:bottom w:val="single" w:color="CBD6D3" w:sz="4"/>
-              <w:right w:val="single" w:color="CBD6D3" w:sz="4"/>
-            </w:tcBorders>
-            <w:tcMar>
-              <w:top w:type="dxa" w:w="100"/>
-              <w:left w:type="dxa" w:w="120"/>
-              <w:bottom w:type="dxa" w:w="100"/>
-              <w:right w:type="dxa" w:w="120"/>
-            </w:tcMar>
-            <w:vAlign w:val="top"/>
-          </w:tcPr>
-          <w:p>
-            <w:hyperlink w:history="1" r:id="rId92pd6c9gkxopqnew3wa3q">
-              <w:r>
-                <w:rPr>
-                  <w:rFonts w:ascii="Consolas" w:cs="Consolas" w:eastAsia="Consolas" w:hAnsi="Consolas"/>
-                  <w:color w:val="0E4A4F"/>
-                  <w:sz w:val="19"/>
-                  <w:szCs w:val="19"/>
-                  <w:u w:val="single"/>
-                </w:rPr>
-                <w:t xml:space="preserve">#17</w:t>
-              </w:r>
-            </w:hyperlink>
-          </w:p>
-        </w:tc>
-        <w:tc>
-          <w:tcPr>
-            <w:tcW w:type="dxa" w:w="2600"/>
-            <w:tcBorders>
-              <w:top w:val="single" w:color="CBD6D3" w:sz="4"/>
-              <w:left w:val="single" w:color="CBD6D3" w:sz="4"/>
-              <w:bottom w:val="single" w:color="CBD6D3" w:sz="4"/>
-              <w:right w:val="single" w:color="CBD6D3" w:sz="4"/>
-            </w:tcBorders>
-            <w:tcMar>
-              <w:top w:type="dxa" w:w="100"/>
-              <w:left w:type="dxa" w:w="120"/>
-              <w:bottom w:type="dxa" w:w="100"/>
-              <w:right w:type="dxa" w:w="120"/>
-            </w:tcMar>
-            <w:vAlign w:val="top"/>
-          </w:tcPr>
-          <w:p>
-            <w:r>
-              <w:rPr>
-                <w:rFonts w:ascii="Georgia" w:cs="Georgia" w:eastAsia="Georgia" w:hAnsi="Georgia"/>
-                <w:color w:val="17262A"/>
-                <w:sz w:val="18"/>
-                <w:szCs w:val="18"/>
-              </w:rPr>
-              <w:t xml:space="preserve">M5 — fix pack post-review</w:t>
-            </w:r>
-          </w:p>
-        </w:tc>
-        <w:tc>
-          <w:tcPr>
-            <w:tcW w:type="dxa" w:w="1500"/>
-            <w:tcBorders>
-              <w:top w:val="single" w:color="CBD6D3" w:sz="4"/>
-              <w:left w:val="single" w:color="CBD6D3" w:sz="4"/>
-              <w:bottom w:val="single" w:color="CBD6D3" w:sz="4"/>
-              <w:right w:val="single" w:color="CBD6D3" w:sz="4"/>
-            </w:tcBorders>
-            <w:tcMar>
-              <w:top w:type="dxa" w:w="100"/>
-              <w:left w:type="dxa" w:w="120"/>
-              <w:bottom w:type="dxa" w:w="100"/>
-              <w:right w:type="dxa" w:w="120"/>
-            </w:tcMar>
-            <w:vAlign w:val="top"/>
-          </w:tcPr>
-          <w:p>
-            <w:r>
-              <w:rPr>
-                <w:rFonts w:ascii="Consolas" w:cs="Consolas" w:eastAsia="Consolas" w:hAnsi="Consolas"/>
-                <w:b/>
-                <w:bCs/>
-                <w:color w:val="4C5F60"/>
-                <w:sz w:val="16"/>
-                <w:szCs w:val="16"/>
-              </w:rPr>
-              <w:t xml:space="preserve">CHIUSURA AMMINISTRATIVA</w:t>
-            </w:r>
-          </w:p>
-        </w:tc>
-        <w:tc>
-          <w:tcPr>
-            <w:tcW w:type="dxa" w:w="4360"/>
-            <w:tcBorders>
-              <w:top w:val="single" w:color="CBD6D3" w:sz="4"/>
-              <w:left w:val="single" w:color="CBD6D3" w:sz="4"/>
-              <w:bottom w:val="single" w:color="CBD6D3" w:sz="4"/>
-              <w:right w:val="single" w:color="CBD6D3" w:sz="4"/>
-            </w:tcBorders>
-            <w:tcMar>
-              <w:top w:type="dxa" w:w="100"/>
-              <w:left w:type="dxa" w:w="120"/>
-              <w:bottom w:type="dxa" w:w="100"/>
-              <w:right w:type="dxa" w:w="120"/>
-            </w:tcMar>
-            <w:vAlign w:val="top"/>
-          </w:tcPr>
-          <w:p>
-            <w:r>
-              <w:rPr>
-                <w:rFonts w:ascii="Georgia" w:cs="Georgia" w:eastAsia="Georgia" w:hAnsi="Georgia"/>
-                <w:color w:val="4C5F60"/>
-                <w:sz w:val="18"/>
-                <w:szCs w:val="18"/>
-              </w:rPr>
-              <w:t xml:space="preserve">Mergiata in develop, criterio soddisfatto salvo C8 (poi chiuso in M6/M7). Chiudere.</w:t>
-            </w:r>
-          </w:p>
-        </w:tc>
-      </w:tr>
-      <w:tr>
-        <w:tc>
-          <w:tcPr>
-            <w:tcW w:type="dxa" w:w="900"/>
-            <w:tcBorders>
-              <w:top w:val="single" w:color="CBD6D3" w:sz="4"/>
-              <w:left w:val="single" w:color="CBD6D3" w:sz="4"/>
-              <w:bottom w:val="single" w:color="CBD6D3" w:sz="4"/>
-              <w:right w:val="single" w:color="CBD6D3" w:sz="4"/>
-            </w:tcBorders>
-            <w:tcMar>
-              <w:top w:type="dxa" w:w="100"/>
-              <w:left w:type="dxa" w:w="120"/>
-              <w:bottom w:type="dxa" w:w="100"/>
-              <w:right w:type="dxa" w:w="120"/>
-            </w:tcMar>
-            <w:vAlign w:val="top"/>
-          </w:tcPr>
-          <w:p>
-            <w:hyperlink w:history="1" r:id="rId4kemtbilw0vzuhdv3kuid">
-              <w:r>
-                <w:rPr>
-                  <w:rFonts w:ascii="Consolas" w:cs="Consolas" w:eastAsia="Consolas" w:hAnsi="Consolas"/>
-                  <w:color w:val="0E4A4F"/>
-                  <w:sz w:val="19"/>
-                  <w:szCs w:val="19"/>
-                  <w:u w:val="single"/>
-                </w:rPr>
-                <w:t xml:space="preserve">#15</w:t>
-              </w:r>
-            </w:hyperlink>
-          </w:p>
-        </w:tc>
-        <w:tc>
-          <w:tcPr>
-            <w:tcW w:type="dxa" w:w="2600"/>
-            <w:tcBorders>
-              <w:top w:val="single" w:color="CBD6D3" w:sz="4"/>
-              <w:left w:val="single" w:color="CBD6D3" w:sz="4"/>
-              <w:bottom w:val="single" w:color="CBD6D3" w:sz="4"/>
-              <w:right w:val="single" w:color="CBD6D3" w:sz="4"/>
-            </w:tcBorders>
-            <w:tcMar>
-              <w:top w:type="dxa" w:w="100"/>
-              <w:left w:type="dxa" w:w="120"/>
-              <w:bottom w:type="dxa" w:w="100"/>
-              <w:right w:type="dxa" w:w="120"/>
-            </w:tcMar>
-            <w:vAlign w:val="top"/>
-          </w:tcPr>
-          <w:p>
-            <w:r>
-              <w:rPr>
-                <w:rFonts w:ascii="Georgia" w:cs="Georgia" w:eastAsia="Georgia" w:hAnsi="Georgia"/>
-                <w:color w:val="17262A"/>
-                <w:sz w:val="18"/>
-                <w:szCs w:val="18"/>
-              </w:rPr>
-              <w:t xml:space="preserve">Review tecnica critica</w:t>
-            </w:r>
-          </w:p>
-        </w:tc>
-        <w:tc>
-          <w:tcPr>
-            <w:tcW w:type="dxa" w:w="1500"/>
-            <w:tcBorders>
-              <w:top w:val="single" w:color="CBD6D3" w:sz="4"/>
-              <w:left w:val="single" w:color="CBD6D3" w:sz="4"/>
-              <w:bottom w:val="single" w:color="CBD6D3" w:sz="4"/>
-              <w:right w:val="single" w:color="CBD6D3" w:sz="4"/>
-            </w:tcBorders>
-            <w:tcMar>
-              <w:top w:type="dxa" w:w="100"/>
-              <w:left w:type="dxa" w:w="120"/>
-              <w:bottom w:type="dxa" w:w="100"/>
-              <w:right w:type="dxa" w:w="120"/>
-            </w:tcMar>
-            <w:vAlign w:val="top"/>
-          </w:tcPr>
-          <w:p>
-            <w:r>
-              <w:rPr>
-                <w:rFonts w:ascii="Consolas" w:cs="Consolas" w:eastAsia="Consolas" w:hAnsi="Consolas"/>
-                <w:b/>
-                <w:bCs/>
-                <w:color w:val="4C5F60"/>
-                <w:sz w:val="16"/>
-                <w:szCs w:val="16"/>
-              </w:rPr>
-              <w:t xml:space="preserve">CHIUSURA O RI-ETICHETTA</w:t>
-            </w:r>
-          </w:p>
-        </w:tc>
-        <w:tc>
-          <w:tcPr>
-            <w:tcW w:type="dxa" w:w="4360"/>
-            <w:tcBorders>
-              <w:top w:val="single" w:color="CBD6D3" w:sz="4"/>
-              <w:left w:val="single" w:color="CBD6D3" w:sz="4"/>
-              <w:bottom w:val="single" w:color="CBD6D3" w:sz="4"/>
-              <w:right w:val="single" w:color="CBD6D3" w:sz="4"/>
-            </w:tcBorders>
-            <w:tcMar>
-              <w:top w:type="dxa" w:w="100"/>
-              <w:left w:type="dxa" w:w="120"/>
-              <w:bottom w:type="dxa" w:w="100"/>
-              <w:right w:type="dxa" w:w="120"/>
-            </w:tcMar>
-            <w:vAlign w:val="top"/>
-          </w:tcPr>
-          <w:p>
-            <w:r>
-              <w:rPr>
-                <w:rFonts w:ascii="Georgia" w:cs="Georgia" w:eastAsia="Georgia" w:hAnsi="Georgia"/>
-                <w:color w:val="4C5F60"/>
-                <w:sz w:val="18"/>
-                <w:szCs w:val="18"/>
-              </w:rPr>
-              <w:t xml:space="preserve">Deliverable adottato integralmente dal piano di recupero. Chiudere, o etichettare come riferimento permanente.</w:t>
-            </w:r>
-          </w:p>
-        </w:tc>
-      </w:tr>
-      <w:tr>
-        <w:tc>
-          <w:tcPr>
-            <w:tcW w:type="dxa" w:w="900"/>
-            <w:tcBorders>
-              <w:top w:val="single" w:color="CBD6D3" w:sz="4"/>
-              <w:left w:val="single" w:color="CBD6D3" w:sz="4"/>
-              <w:bottom w:val="single" w:color="CBD6D3" w:sz="4"/>
-              <w:right w:val="single" w:color="CBD6D3" w:sz="4"/>
-            </w:tcBorders>
-            <w:tcMar>
-              <w:top w:type="dxa" w:w="100"/>
-              <w:left w:type="dxa" w:w="120"/>
-              <w:bottom w:type="dxa" w:w="100"/>
-              <w:right w:type="dxa" w:w="120"/>
-            </w:tcMar>
-            <w:vAlign w:val="top"/>
-          </w:tcPr>
-          <w:p>
-            <w:hyperlink w:history="1" r:id="rIdbupxtd-z-9s1pwiuivh2f">
+            <w:hyperlink w:history="1" r:id="rIdl_d4tid0y3g7dthqdiiyc">
               <w:r>
                 <w:rPr>
                   <w:rFonts w:ascii="Consolas" w:cs="Consolas" w:eastAsia="Consolas" w:hAnsi="Consolas"/>
@@ -3905,7 +3371,7 @@
                 <w:sz w:val="18"/>
                 <w:szCs w:val="18"/>
               </w:rPr>
-              <w:t xml:space="preserve">Vedi finding 04. Serve una decisione esplicita: chiudere come superata da param_first, o pianificare un E2E dedicato.</w:t>
+              <w:t xml:space="preserve">Vedi finding 03. Serve una decisione esplicita: chiudere come superata da param_first, o pianificare un E2E dedicato.</w:t>
             </w:r>
           </w:p>
         </w:tc>
@@ -3929,7 +3395,7 @@
             <w:vAlign w:val="top"/>
           </w:tcPr>
           <w:p>
-            <w:hyperlink w:history="1" r:id="rIdqhpolzj3qxngotwqm1nhw">
+            <w:hyperlink w:history="1" r:id="rIdsad93rh8otchk9bhhcrbr">
               <w:r>
                 <w:rPr>
                   <w:rFonts w:ascii="Consolas" w:cs="Consolas" w:eastAsia="Consolas" w:hAnsi="Consolas"/>
@@ -4052,7 +3518,7 @@
             <w:vAlign w:val="top"/>
           </w:tcPr>
           <w:p>
-            <w:hyperlink w:history="1" r:id="rIdsedsq4nnbrwfcidk-jp7c">
+            <w:hyperlink w:history="1" r:id="rIdumwyxzvb5miitc1autmuy">
               <w:r>
                 <w:rPr>
                   <w:rFonts w:ascii="Consolas" w:cs="Consolas" w:eastAsia="Consolas" w:hAnsi="Consolas"/>
@@ -4416,7 +3882,7 @@
           <w:sz w:val="22"/>
           <w:szCs w:val="22"/>
         </w:rPr>
-        <w:t xml:space="preserve">Quattro orizzonti, in ordine di esecuzione</w:t>
+        <w:t xml:space="preserve">Tre orizzonti, in ordine di esecuzione</w:t>
       </w:r>
     </w:p>
     <w:p>
@@ -4443,7 +3909,7 @@
           <w:sz w:val="22"/>
           <w:szCs w:val="22"/>
         </w:rPr>
-        <w:t xml:space="preserve">   Mitigare il rischio, non solo tracciarlo</w:t>
+        <w:t xml:space="preserve">   Mitigare il rischio, chiudere gli ultimi residui</w:t>
       </w:r>
     </w:p>
     <w:p>
@@ -4528,33 +3994,6 @@
     </w:p>
     <w:p>
       <w:pPr>
-        <w:spacing w:after="140" w:before="300"/>
-      </w:pPr>
-      <w:r>
-        <w:rPr>
-          <w:rFonts w:ascii="Consolas" w:cs="Consolas" w:eastAsia="Consolas" w:hAnsi="Consolas"/>
-          <w:b/>
-          <w:bCs/>
-          <w:color w:val="0E4A4F"/>
-          <w:sz w:val="15"/>
-          <w:szCs w:val="15"/>
-        </w:rPr>
-        <w:t xml:space="preserve">ORA — COSTO ~ZERO</w:t>
-      </w:r>
-      <w:r>
-        <w:rPr>
-          <w:rFonts w:ascii="Georgia" w:cs="Georgia" w:eastAsia="Georgia" w:hAnsi="Georgia"/>
-          <w:b/>
-          <w:bCs/>
-          <w:color w:val="17262A"/>
-          <w:sz w:val="22"/>
-          <w:szCs w:val="22"/>
-        </w:rPr>
-        <w:t xml:space="preserve">   Igiene di piano, i residui</w:t>
-      </w:r>
-    </w:p>
-    <w:p>
-      <w:pPr>
         <w:pBdr>
           <w:left w:val="single" w:color="1B6E73" w:sz="18" w:space="8"/>
         </w:pBdr>
@@ -4581,7 +4020,7 @@
           <w:sz w:val="19"/>
           <w:szCs w:val="19"/>
         </w:rPr>
-        <w:t xml:space="preserve">Chiudere formalmente #15, #17, #18, #19</w:t>
+        <w:t xml:space="preserve">Estendere la mappa documenti di CLAUDE.md</w:t>
       </w:r>
       <w:r>
         <w:rPr>
@@ -4590,7 +4029,7 @@
           <w:sz w:val="19"/>
           <w:szCs w:val="19"/>
         </w:rPr>
-        <w:t xml:space="preserve"> su GitHub con riferimento ai PR di merge — invariato dalla revisione precedente.</w:t>
+        <w:t xml:space="preserve"> con una riga per M7/Prompt to Part (logbook_fase7.md, report_m7_run0.md, dashboard app.py, issue #35).</w:t>
       </w:r>
     </w:p>
     <w:p>
@@ -4621,7 +4060,7 @@
           <w:sz w:val="19"/>
           <w:szCs w:val="19"/>
         </w:rPr>
-        <w:t xml:space="preserve">Estendere la mappa documenti di CLAUDE.md</w:t>
+        <w:t xml:space="preserve">Sciogliere #4</w:t>
       </w:r>
       <w:r>
         <w:rPr>
@@ -4630,7 +4069,34 @@
           <w:sz w:val="19"/>
           <w:szCs w:val="19"/>
         </w:rPr>
-        <w:t xml:space="preserve"> con una riga per M7/Prompt to Part (logbook_fase7.md, report_m7_run0.md, dashboard app.py, issue #35).</w:t>
+        <w:t xml:space="preserve"> con una decisione esplicita — superata da param_first (confermato in M6 e M7), oppure pianificato un E2E sketch-first dedicato.</w:t>
+      </w:r>
+    </w:p>
+    <w:p>
+      <w:pPr>
+        <w:spacing w:after="140" w:before="300"/>
+      </w:pPr>
+      <w:r>
+        <w:rPr>
+          <w:rFonts w:ascii="Consolas" w:cs="Consolas" w:eastAsia="Consolas" w:hAnsi="Consolas"/>
+          <w:b/>
+          <w:bCs/>
+          <w:color w:val="0E4A4F"/>
+          <w:sz w:val="15"/>
+          <w:szCs w:val="15"/>
+        </w:rPr>
+        <w:t xml:space="preserve">SUBITO — NESSUN GATE RESIDUO</w:t>
+      </w:r>
+      <w:r>
+        <w:rPr>
+          <w:rFonts w:ascii="Georgia" w:cs="Georgia" w:eastAsia="Georgia" w:hAnsi="Georgia"/>
+          <w:b/>
+          <w:bCs/>
+          <w:color w:val="17262A"/>
+          <w:sz w:val="22"/>
+          <w:szCs w:val="22"/>
+        </w:rPr>
+        <w:t xml:space="preserve">   Avvio M8, e gli ultimi migli</w:t>
       </w:r>
     </w:p>
     <w:p>
@@ -4661,7 +4127,7 @@
           <w:sz w:val="19"/>
           <w:szCs w:val="19"/>
         </w:rPr>
-        <w:t xml:space="preserve">Sciogliere #4</w:t>
+        <w:t xml:space="preserve">Avviare la parte documentale di M8</w:t>
       </w:r>
       <w:r>
         <w:rPr>
@@ -4670,34 +4136,7 @@
           <w:sz w:val="19"/>
           <w:szCs w:val="19"/>
         </w:rPr>
-        <w:t xml:space="preserve"> con una decisione esplicita — superata da param_first (confermato in M6 e M7), oppure pianificato un E2E sketch-first dedicato.</w:t>
-      </w:r>
-    </w:p>
-    <w:p>
-      <w:pPr>
-        <w:spacing w:after="140" w:before="300"/>
-      </w:pPr>
-      <w:r>
-        <w:rPr>
-          <w:rFonts w:ascii="Consolas" w:cs="Consolas" w:eastAsia="Consolas" w:hAnsi="Consolas"/>
-          <w:b/>
-          <w:bCs/>
-          <w:color w:val="0E4A4F"/>
-          <w:sz w:val="15"/>
-          <w:szCs w:val="15"/>
-        </w:rPr>
-        <w:t xml:space="preserve">SUBITO — NESSUN GATE RESIDUO</w:t>
-      </w:r>
-      <w:r>
-        <w:rPr>
-          <w:rFonts w:ascii="Georgia" w:cs="Georgia" w:eastAsia="Georgia" w:hAnsi="Georgia"/>
-          <w:b/>
-          <w:bCs/>
-          <w:color w:val="17262A"/>
-          <w:sz w:val="22"/>
-          <w:szCs w:val="22"/>
-        </w:rPr>
-        <w:t xml:space="preserve">   Avvio M8, e gli ultimi migli</w:t>
+        <w:t xml:space="preserve"> (#20): schema formale del Livello 6, validatore, bootstrap retroattivo — nessuna dipendenza tecnica residua ora che M7 è chiusa.</w:t>
       </w:r>
     </w:p>
     <w:p>
@@ -4728,7 +4167,7 @@
           <w:sz w:val="19"/>
           <w:szCs w:val="19"/>
         </w:rPr>
-        <w:t xml:space="preserve">Avviare la parte documentale di M8</w:t>
+        <w:t xml:space="preserve">Ricalibrare CALIPER_CPU_LIMIT_S</w:t>
       </w:r>
       <w:r>
         <w:rPr>
@@ -4737,7 +4176,7 @@
           <w:sz w:val="19"/>
           <w:szCs w:val="19"/>
         </w:rPr>
-        <w:t xml:space="preserve"> (#20): schema formale del Livello 6, validatore, bootstrap retroattivo — nessuna dipendenza tecnica residua ora che M7 è chiusa.</w:t>
+        <w:t xml:space="preserve"> sul caso pesante (E2E-3, pitch=0.05), non solo sul caso base — stesso “ultimo miglio” già chiuso per GAUGE_CHECK_CPU_LIMIT_SECONDS in M6.</w:t>
       </w:r>
     </w:p>
     <w:p>
@@ -4768,7 +4207,7 @@
           <w:sz w:val="19"/>
           <w:szCs w:val="19"/>
         </w:rPr>
-        <w:t xml:space="preserve">Ricalibrare CALIPER_CPU_LIMIT_S</w:t>
+        <w:t xml:space="preserve">Pubblicare l'immagine Flowise patchata su GHCR</w:t>
       </w:r>
       <w:r>
         <w:rPr>
@@ -4777,7 +4216,7 @@
           <w:sz w:val="19"/>
           <w:szCs w:val="19"/>
         </w:rPr>
-        <w:t xml:space="preserve"> sul caso pesante (E2E-3, pitch=0.05), non solo sul caso base — stesso “ultimo miglio” già chiuso per GAUGE_CHECK_CPU_LIMIT_SECONDS in M6.</w:t>
+        <w:t xml:space="preserve"> se si vuole un docker-compose.ghcr.yml completo — oggi publish-images.yml pubblica solo le 4 immagini di servizio.</w:t>
       </w:r>
     </w:p>
     <w:p>
@@ -4808,7 +4247,7 @@
           <w:sz w:val="19"/>
           <w:szCs w:val="19"/>
         </w:rPr>
-        <w:t xml:space="preserve">Pubblicare l'immagine Flowise patchata su GHCR</w:t>
+        <w:t xml:space="preserve">Ri-eseguire il bench modelli L2.5</w:t>
       </w:r>
       <w:r>
         <w:rPr>
@@ -4817,7 +4256,34 @@
           <w:sz w:val="19"/>
           <w:szCs w:val="19"/>
         </w:rPr>
-        <w:t xml:space="preserve"> se si vuole un docker-compose.ghcr.yml completo — oggi publish-images.yml pubblica solo le 4 immagini di servizio.</w:t>
+        <w:t xml:space="preserve"> sullo schema tolerance_type corretto prima di scegliere il modello di produzione.</w:t>
+      </w:r>
+    </w:p>
+    <w:p>
+      <w:pPr>
+        <w:spacing w:after="140" w:before="300"/>
+      </w:pPr>
+      <w:r>
+        <w:rPr>
+          <w:rFonts w:ascii="Consolas" w:cs="Consolas" w:eastAsia="Consolas" w:hAnsi="Consolas"/>
+          <w:b/>
+          <w:bCs/>
+          <w:color w:val="0E4A4F"/>
+          <w:sz w:val="15"/>
+          <w:szCs w:val="15"/>
+        </w:rPr>
+        <w:t xml:space="preserve">MEDIO TERMINE</w:t>
+      </w:r>
+      <w:r>
+        <w:rPr>
+          <w:rFonts w:ascii="Georgia" w:cs="Georgia" w:eastAsia="Georgia" w:hAnsi="Georgia"/>
+          <w:b/>
+          <w:bCs/>
+          <w:color w:val="17262A"/>
+          <w:sz w:val="22"/>
+          <w:szCs w:val="22"/>
+        </w:rPr>
+        <w:t xml:space="preserve">   M8 fisica, dominio geometrico, resto del backlog</w:t>
       </w:r>
     </w:p>
     <w:p>
@@ -4848,7 +4314,7 @@
           <w:sz w:val="19"/>
           <w:szCs w:val="19"/>
         </w:rPr>
-        <w:t xml:space="preserve">Ri-eseguire il bench modelli L2.5</w:t>
+        <w:t xml:space="preserve">Primo lotto fisico</w:t>
       </w:r>
       <w:r>
         <w:rPr>
@@ -4857,34 +4323,7 @@
           <w:sz w:val="19"/>
           <w:szCs w:val="19"/>
         </w:rPr>
-        <w:t xml:space="preserve"> sullo schema tolerance_type corretto prima di scegliere il modello di produzione.</w:t>
-      </w:r>
-    </w:p>
-    <w:p>
-      <w:pPr>
-        <w:spacing w:after="140" w:before="300"/>
-      </w:pPr>
-      <w:r>
-        <w:rPr>
-          <w:rFonts w:ascii="Consolas" w:cs="Consolas" w:eastAsia="Consolas" w:hAnsi="Consolas"/>
-          <w:b/>
-          <w:bCs/>
-          <w:color w:val="0E4A4F"/>
-          <w:sz w:val="15"/>
-          <w:szCs w:val="15"/>
-        </w:rPr>
-        <w:t xml:space="preserve">MEDIO TERMINE</w:t>
-      </w:r>
-      <w:r>
-        <w:rPr>
-          <w:rFonts w:ascii="Georgia" w:cs="Georgia" w:eastAsia="Georgia" w:hAnsi="Georgia"/>
-          <w:b/>
-          <w:bCs/>
-          <w:color w:val="17262A"/>
-          <w:sz w:val="22"/>
-          <w:szCs w:val="22"/>
-        </w:rPr>
-        <w:t xml:space="preserve">   M8 fisica, dominio geometrico, resto del backlog</w:t>
+        <w:t xml:space="preserve"> con l'utente — stampa dei pezzi PASS-virtuali (M6/M7 ne hanno già uno, e2e2_thread_M6.gcode), misura al calibro, prima misura di concordanza virtuale↔fisico.</w:t>
       </w:r>
     </w:p>
     <w:p>
@@ -4915,7 +4354,7 @@
           <w:sz w:val="19"/>
           <w:szCs w:val="19"/>
         </w:rPr>
-        <w:t xml:space="preserve">Primo lotto fisico</w:t>
+        <w:t xml:space="preserve">Portare issue #36 a revisione con l'utente</w:t>
       </w:r>
       <w:r>
         <w:rPr>
@@ -4924,7 +4363,7 @@
           <w:sz w:val="19"/>
           <w:szCs w:val="19"/>
         </w:rPr>
-        <w:t xml:space="preserve"> con l'utente — stampa dei pezzi PASS-virtuali (M6/M7 ne hanno già uno, e2e2_thread_M6.gcode), misura al calibro, prima misura di concordanza virtuale↔fisico.</w:t>
+        <w:t xml:space="preserve"> — le 4 domande sono ben poste; nessuna richiede risposta oggi, ma una priorità sì, prima che diventi un altro vincolo “temporaneo” permanente come lo scope M3.</w:t>
       </w:r>
     </w:p>
     <w:p>
@@ -4955,46 +4394,6 @@
           <w:sz w:val="19"/>
           <w:szCs w:val="19"/>
         </w:rPr>
-        <w:t xml:space="preserve">Portare issue #36 a revisione con l'utente</w:t>
-      </w:r>
-      <w:r>
-        <w:rPr>
-          <w:rFonts w:ascii="Georgia" w:cs="Georgia" w:eastAsia="Georgia" w:hAnsi="Georgia"/>
-          <w:color w:val="17262A"/>
-          <w:sz w:val="19"/>
-          <w:szCs w:val="19"/>
-        </w:rPr>
-        <w:t xml:space="preserve"> — le 4 domande sono ben poste; nessuna richiede risposta oggi, ma una priorità sì, prima che diventi un altro vincolo “temporaneo” permanente come lo scope M3.</w:t>
-      </w:r>
-    </w:p>
-    <w:p>
-      <w:pPr>
-        <w:pBdr>
-          <w:left w:val="single" w:color="1B6E73" w:sz="18" w:space="8"/>
-        </w:pBdr>
-        <w:spacing w:after="100"/>
-        <w:ind w:left="260"/>
-      </w:pPr>
-      <w:r>
-        <w:rPr>
-          <w:rFonts w:ascii="Consolas" w:cs="Consolas" w:eastAsia="Consolas" w:hAnsi="Consolas"/>
-          <w:b/>
-          <w:bCs/>
-          <w:color w:val="1B6E73"/>
-          <w:sz w:val="19"/>
-          <w:szCs w:val="19"/>
-        </w:rPr>
-        <w:t xml:space="preserve">12.  </w:t>
-      </w:r>
-      <w:r>
-        <w:rPr>
-          <w:rFonts w:ascii="Georgia" w:cs="Georgia" w:eastAsia="Georgia" w:hAnsi="Georgia"/>
-          <w:b/>
-          <w:bCs/>
-          <w:color w:val="17262A"/>
-          <w:sz w:val="19"/>
-          <w:szCs w:val="19"/>
-        </w:rPr>
         <w:t xml:space="preserve">Pianificare issue #10</w:t>
       </w:r>
       <w:r>
@@ -5044,7 +4443,7 @@
           <w:sz w:val="15"/>
           <w:szCs w:val="15"/>
         </w:rPr>
-        <w:t xml:space="preserve">Basata su: README.md · CLAUDE.md · CHANGELOG.md · docs/*.md (18 documenti, incl. logbook_fase7.md, report_m7_run0.md) · services/dashboard/app.py · PR #31-34 · issue #1-#36 (14 esistenti) · log commit develop @ f53d3e7 — rev.3 di questa review, prima versione 2026-08-25 mattina</w:t>
+        <w:t xml:space="preserve">Basata su: README.md · CLAUDE.md · CHANGELOG.md · docs/*.md (18 documenti, incl. logbook_fase7.md, report_m7_run0.md) · services/dashboard/app.py · PR #31-34 · issue #1-#36 (14 esistenti, 6 aperte) · log commit develop @ f53d3e7 — rev.4 di questa review, prima versione 2026-08-25 mattina</w:t>
       </w:r>
     </w:p>
     <w:sectPr>
